--- a/thesis.docx
+++ b/thesis.docx
@@ -161,15 +161,30 @@
       </w:pPr>
       <w:r>
         <w:rPr>
+          <w:b/>
+          <w:i w:val="0"/>
+          <w:sz w:val="28"/>
+        </w:rPr>
+        <w:t>ASSESSING THE IMPACT OF ROAD INFRASTRUCTURE DEVELOPMENT ON LAND USE AND LAND COVER CHANGE IN GREATER KUMASI USING REMOTE SENSING AND GIS</w:t>
+      </w:r>
+    </w:p>
+    <w:p>
+      <w:pPr>
+        <w:spacing w:after="0" w:line="360" w:lineRule="auto"/>
+        <w:jc w:val="center"/>
+        <w:rPr>
           <w:rFonts w:ascii="Times New Roman" w:hAnsi="Times New Roman"/>
           <w:b/>
           <w:bCs/>
           <w:sz w:val="24"/>
           <w:szCs w:val="24"/>
         </w:rPr>
-        <w:t>ASSESSIN</w:t>
-      </w:r>
-      <w:r>
+      </w:pPr>
+    </w:p>
+    <w:p>
+      <w:pPr>
+        <w:spacing w:after="0" w:line="360" w:lineRule="auto"/>
+        <w:jc w:val="center"/>
         <w:rPr>
           <w:rFonts w:ascii="Times New Roman" w:hAnsi="Times New Roman"/>
           <w:b/>
@@ -177,9 +192,12 @@
           <w:sz w:val="24"/>
           <w:szCs w:val="24"/>
         </w:rPr>
-        <w:t>G</w:t>
-      </w:r>
-      <w:r>
+      </w:pPr>
+    </w:p>
+    <w:p>
+      <w:pPr>
+        <w:spacing w:after="0" w:line="360" w:lineRule="auto"/>
+        <w:jc w:val="center"/>
         <w:rPr>
           <w:rFonts w:ascii="Times New Roman" w:hAnsi="Times New Roman"/>
           <w:b/>
@@ -187,77 +205,7 @@
           <w:sz w:val="24"/>
           <w:szCs w:val="24"/>
         </w:rPr>
-        <w:t xml:space="preserve"> IMPACT OF INFRASTRUCTURE DEVELOPMENT</w:t>
-      </w:r>
-    </w:p>
-    <w:p>
-      <w:pPr>
-        <w:spacing w:after="0" w:line="360" w:lineRule="auto"/>
-        <w:jc w:val="center"/>
-        <w:rPr>
-          <w:rFonts w:ascii="Times New Roman" w:hAnsi="Times New Roman"/>
-          <w:b/>
-          <w:bCs/>
-          <w:sz w:val="24"/>
-          <w:szCs w:val="24"/>
-        </w:rPr>
-      </w:pPr>
-      <w:r>
-        <w:rPr>
-          <w:rFonts w:ascii="Times New Roman" w:hAnsi="Times New Roman"/>
-          <w:b/>
-          <w:bCs/>
-          <w:sz w:val="24"/>
-          <w:szCs w:val="24"/>
-        </w:rPr>
-        <w:t>ON</w:t>
-      </w:r>
-    </w:p>
-    <w:p>
-      <w:pPr>
-        <w:spacing w:after="0" w:line="360" w:lineRule="auto"/>
-        <w:jc w:val="center"/>
-        <w:rPr>
-          <w:rFonts w:ascii="Times New Roman" w:hAnsi="Times New Roman"/>
-          <w:b/>
-          <w:bCs/>
-          <w:sz w:val="24"/>
-          <w:szCs w:val="24"/>
-        </w:rPr>
-      </w:pPr>
-      <w:r>
-        <w:rPr>
-          <w:rFonts w:ascii="Times New Roman" w:hAnsi="Times New Roman"/>
-          <w:b/>
-          <w:bCs/>
-          <w:sz w:val="24"/>
-          <w:szCs w:val="24"/>
-        </w:rPr>
-        <w:t xml:space="preserve">LANDCOVER CHANGE USING GIS AND REMOTE SENSING IN GREATER </w:t>
-      </w:r>
-    </w:p>
-    <w:p>
-      <w:pPr>
-        <w:spacing w:after="0" w:line="360" w:lineRule="auto"/>
-        <w:jc w:val="center"/>
-        <w:rPr>
-          <w:rFonts w:ascii="Times New Roman" w:hAnsi="Times New Roman"/>
-          <w:b/>
-          <w:bCs/>
-          <w:sz w:val="24"/>
-          <w:szCs w:val="24"/>
-        </w:rPr>
-      </w:pPr>
-      <w:r>
-        <w:rPr>
-          <w:rFonts w:ascii="Times New Roman" w:hAnsi="Times New Roman"/>
-          <w:b/>
-          <w:bCs/>
-          <w:sz w:val="24"/>
-          <w:szCs w:val="24"/>
-        </w:rPr>
-        <w:t>KUMASI</w:t>
-      </w:r>
+      </w:pPr>
     </w:p>
     <w:p>
       <w:pPr>
@@ -376,7 +324,7 @@
     </w:p>
     <w:p>
       <w:pPr>
-        <w:pStyle w:val="ListParagraph"/>
+        <w:pStyle w:val="Heading2"/>
         <w:numPr>
           <w:ilvl w:val="1"/>
           <w:numId w:val="23"/>
@@ -393,13 +341,10 @@
       </w:pPr>
       <w:r>
         <w:rPr>
-          <w:rFonts w:ascii="Times New Roman" w:hAnsi="Times New Roman"/>
-          <w:b/>
-          <w:bCs/>
-          <w:sz w:val="24"/>
-          <w:szCs w:val="24"/>
-        </w:rPr>
-        <w:t>Background Information</w:t>
+          <w:b w:val="0"/>
+          <w:i w:val="0"/>
+        </w:rPr>
+        <w:t>1.1 Background of the Study</w:t>
       </w:r>
     </w:p>
     <w:p>
@@ -523,11 +468,11 @@
       </w:pPr>
       <w:r>
         <w:rPr>
-          <w:rFonts w:ascii="Times New Roman" w:hAnsi="Times New Roman"/>
-          <w:sz w:val="24"/>
-          <w:szCs w:val="24"/>
-        </w:rPr>
-        <w:t xml:space="preserve"> Infrastructure development, such as roads, dams, and urbanization have significant effects on land cover that can disrupt and cause natural imbalances of watershed ecosystems, changes in vegetation patterns, urban expansion, affecting water quality, habitat fragmentation and biodiversity</w:t>
+          <w:b w:val="0"/>
+          <w:i w:val="0"/>
+          <w:sz w:val="24"/>
+        </w:rPr>
+        <w:t xml:space="preserve"> Infrastructure development, such as roads, dams, and urbanization have significant effects on land cover that can disrupt and cause natural imbalances of watershed ecosystems, changes in Forest patterns, urban expansion, affecting water quality, habitat fragmentation and biodiversity</w:t>
       </w:r>
     </w:p>
     <w:p>
@@ -831,100 +776,6 @@
           <w:szCs w:val="24"/>
         </w:rPr>
         <w:t xml:space="preserve"> Improving the transport network can boost output per labour force by lowering commute time and, accelerating social and economic activity.</w:t>
-      </w:r>
-    </w:p>
-    <w:p>
-      <w:pPr>
-        <w:pStyle w:val="ListParagraph"/>
-        <w:spacing w:line="360" w:lineRule="auto"/>
-        <w:ind w:left="284"/>
-        <w:jc w:val="both"/>
-        <w:rPr>
-          <w:rFonts w:ascii="Times New Roman" w:hAnsi="Times New Roman"/>
-          <w:sz w:val="24"/>
-          <w:szCs w:val="24"/>
-        </w:rPr>
-      </w:pPr>
-      <w:r>
-        <w:rPr>
-          <w:rFonts w:ascii="Times New Roman" w:hAnsi="Times New Roman"/>
-          <w:sz w:val="24"/>
-          <w:szCs w:val="24"/>
-        </w:rPr>
-        <w:t>school infrastructure affects educational outcomes</w:t>
-      </w:r>
-      <w:r>
-        <w:rPr>
-          <w:rFonts w:ascii="Times New Roman" w:hAnsi="Times New Roman"/>
-          <w:sz w:val="24"/>
-          <w:szCs w:val="24"/>
-        </w:rPr>
-        <w:t xml:space="preserve"> and is</w:t>
-      </w:r>
-      <w:r>
-        <w:rPr>
-          <w:rFonts w:ascii="Times New Roman" w:hAnsi="Times New Roman"/>
-          <w:sz w:val="24"/>
-          <w:szCs w:val="24"/>
-        </w:rPr>
-        <w:t xml:space="preserve"> very useful for those doing education sector work</w:t>
-      </w:r>
-      <w:r>
-        <w:rPr>
-          <w:rFonts w:ascii="Times New Roman" w:hAnsi="Times New Roman"/>
-          <w:sz w:val="24"/>
-          <w:szCs w:val="24"/>
-        </w:rPr>
-        <w:t xml:space="preserve"> and students</w:t>
-      </w:r>
-      <w:r>
-        <w:rPr>
-          <w:rFonts w:ascii="Times New Roman" w:hAnsi="Times New Roman"/>
-          <w:sz w:val="24"/>
-          <w:szCs w:val="24"/>
-        </w:rPr>
-        <w:t>. In the case of school infrastructure, the students spend most of their time in schools</w:t>
-      </w:r>
-      <w:r>
-        <w:rPr>
-          <w:rFonts w:ascii="Times New Roman" w:hAnsi="Times New Roman"/>
-          <w:sz w:val="24"/>
-          <w:szCs w:val="24"/>
-        </w:rPr>
-        <w:t>, as</w:t>
-      </w:r>
-      <w:r>
-        <w:rPr>
-          <w:rFonts w:ascii="Times New Roman" w:hAnsi="Times New Roman"/>
-          <w:sz w:val="24"/>
-          <w:szCs w:val="24"/>
-        </w:rPr>
-        <w:t xml:space="preserve"> a result, </w:t>
-      </w:r>
-      <w:r>
-        <w:rPr>
-          <w:rFonts w:ascii="Times New Roman" w:hAnsi="Times New Roman"/>
-          <w:sz w:val="24"/>
-          <w:szCs w:val="24"/>
-        </w:rPr>
-        <w:t>has significant</w:t>
-      </w:r>
-      <w:r>
-        <w:rPr>
-          <w:rFonts w:ascii="Times New Roman" w:hAnsi="Times New Roman"/>
-          <w:sz w:val="24"/>
-          <w:szCs w:val="24"/>
-        </w:rPr>
-        <w:t xml:space="preserve"> impact on the lives of students. A </w:t>
-      </w:r>
-      <w:r>
-        <w:rPr>
-          <w:rFonts w:ascii="Times New Roman" w:hAnsi="Times New Roman"/>
-          <w:sz w:val="24"/>
-          <w:szCs w:val="24"/>
-        </w:rPr>
-        <w:lastRenderedPageBreak/>
-        <w:t>decent infrastructure with appropriate space makes it a desirable place for pupils to study and creates a positive environment for them. It makes it more engaging and stimulates kids to come to school, increasing attendance and student enthusiasm in studying.</w:t>
       </w:r>
     </w:p>
     <w:p>
@@ -1397,18 +1248,6 @@
     <w:p>
       <w:pPr>
         <w:spacing w:line="360" w:lineRule="auto"/>
-        <w:ind w:left="284"/>
-        <w:jc w:val="both"/>
-        <w:rPr>
-          <w:rFonts w:ascii="Times New Roman" w:hAnsi="Times New Roman"/>
-          <w:sz w:val="24"/>
-          <w:szCs w:val="24"/>
-        </w:rPr>
-      </w:pPr>
-    </w:p>
-    <w:p>
-      <w:pPr>
-        <w:spacing w:line="360" w:lineRule="auto"/>
         <w:ind w:left="113" w:right="113"/>
         <w:jc w:val="both"/>
         <w:rPr>
@@ -2027,7 +1866,6 @@
     <w:p>
       <w:pPr>
         <w:spacing w:line="360" w:lineRule="auto"/>
-        <w:ind w:left="284"/>
         <w:jc w:val="both"/>
         <w:rPr>
           <w:rFonts w:ascii="Times New Roman" w:hAnsi="Times New Roman"/>
@@ -2041,7 +1879,7 @@
           <w:sz w:val="24"/>
           <w:szCs w:val="24"/>
         </w:rPr>
-        <w:t>To address the concerns described above, this study investigates potential applications of GIS and RS in evaluating the impact of infrastructure on land cover.</w:t>
+        <w:t>Several initiatives and studies on land cover change have been undertaken by researchers in industrialised countries. A review of a few related research studies is conducted:</w:t>
       </w:r>
     </w:p>
     <w:p>
@@ -2052,24 +1890,15 @@
           <w:szCs w:val="24"/>
         </w:rPr>
       </w:pPr>
-      <w:bookmarkStart w:id="3" w:name="_Toc137052109"/>
-    </w:p>
-    <w:p>
-      <w:pPr>
-        <w:pStyle w:val="Heading2"/>
-        <w:rPr>
-          <w:rFonts w:cs="Times New Roman"/>
-          <w:szCs w:val="24"/>
-        </w:rPr>
-      </w:pPr>
-      <w:r>
-        <w:rPr>
-          <w:rFonts w:cs="Times New Roman"/>
-          <w:szCs w:val="24"/>
-        </w:rPr>
-        <w:t>1.3 Prior Works</w:t>
-      </w:r>
-      <w:bookmarkEnd w:id="3"/>
+      <w:bookmarkStart w:id="15" w:name="_Toc137052110"/>
+      <w:bookmarkEnd w:id="15"/>
+      <w:r>
+        <w:rPr>
+          <w:b w:val="0"/>
+          <w:i w:val="0"/>
+        </w:rPr>
+        <w:t>1.3 Problem Statement</w:t>
+      </w:r>
     </w:p>
     <w:p>
       <w:pPr>
@@ -2077,1597 +1906,11 @@
         <w:jc w:val="both"/>
         <w:rPr>
           <w:rFonts w:ascii="Times New Roman" w:hAnsi="Times New Roman"/>
-          <w:sz w:val="24"/>
-          <w:szCs w:val="24"/>
-        </w:rPr>
-      </w:pPr>
-      <w:r>
-        <w:rPr>
-          <w:rFonts w:ascii="Times New Roman" w:hAnsi="Times New Roman"/>
-          <w:sz w:val="24"/>
-          <w:szCs w:val="24"/>
-        </w:rPr>
-        <w:t>Several initiatives and studies on land cover change have been undertaken by researchers in industrialised countries. A review of a few related research studies is conducted:</w:t>
-      </w:r>
-    </w:p>
-    <w:p>
-      <w:pPr>
-        <w:spacing w:line="360" w:lineRule="auto"/>
-        <w:jc w:val="both"/>
-        <w:rPr>
-          <w:rFonts w:ascii="Times New Roman" w:hAnsi="Times New Roman"/>
-          <w:sz w:val="24"/>
-          <w:szCs w:val="24"/>
-        </w:rPr>
-      </w:pPr>
-      <w:sdt>
-        <w:sdtPr>
-          <w:rPr>
-            <w:rFonts w:ascii="Times New Roman" w:hAnsi="Times New Roman"/>
-            <w:color w:val="000000"/>
-            <w:sz w:val="24"/>
-            <w:szCs w:val="24"/>
-          </w:rPr>
-          <w:tag w:val="MENDELEY_CITATION_v3_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"/>
-          <w:id w:val="-1843159282"/>
-          <w:placeholder>
-            <w:docPart w:val="DefaultPlaceholder_-1854013440"/>
-          </w:placeholder>
-        </w:sdtPr>
-        <w:sdtContent>
-          <w:r>
-            <w:rPr>
-              <w:rFonts w:ascii="Times New Roman" w:hAnsi="Times New Roman"/>
-              <w:color w:val="000000"/>
-              <w:sz w:val="24"/>
-              <w:szCs w:val="24"/>
-            </w:rPr>
-            <w:t>(Yeboah et al., 2017)</w:t>
-          </w:r>
-        </w:sdtContent>
-      </w:sdt>
-      <w:r>
-        <w:rPr>
-          <w:rFonts w:ascii="Times New Roman" w:hAnsi="Times New Roman"/>
-          <w:sz w:val="24"/>
-          <w:szCs w:val="24"/>
-        </w:rPr>
-        <w:t>″</w:t>
-      </w:r>
-      <w:r>
-        <w:rPr>
-          <w:rFonts w:ascii="Times New Roman" w:hAnsi="Times New Roman"/>
-          <w:i/>
-          <w:iCs/>
-          <w:sz w:val="24"/>
-          <w:szCs w:val="24"/>
-        </w:rPr>
-        <w:t xml:space="preserve">Assessing </w:t>
-      </w:r>
-      <w:r>
-        <w:rPr>
-          <w:rFonts w:ascii="Times New Roman" w:hAnsi="Times New Roman"/>
-          <w:i/>
-          <w:iCs/>
-          <w:sz w:val="24"/>
-          <w:szCs w:val="24"/>
-        </w:rPr>
-        <w:t>the</w:t>
-      </w:r>
-      <w:r>
-        <w:rPr>
-          <w:rFonts w:ascii="Times New Roman" w:hAnsi="Times New Roman"/>
-          <w:i/>
-          <w:iCs/>
-          <w:sz w:val="24"/>
-          <w:szCs w:val="24"/>
-        </w:rPr>
-        <w:t xml:space="preserve"> Land Use </w:t>
-      </w:r>
-      <w:r>
-        <w:rPr>
-          <w:rFonts w:ascii="Times New Roman" w:hAnsi="Times New Roman"/>
-          <w:i/>
-          <w:iCs/>
-          <w:sz w:val="24"/>
-          <w:szCs w:val="24"/>
-        </w:rPr>
-        <w:t>and</w:t>
-      </w:r>
-      <w:r>
-        <w:rPr>
-          <w:rFonts w:ascii="Times New Roman" w:hAnsi="Times New Roman"/>
-          <w:i/>
-          <w:iCs/>
-          <w:sz w:val="24"/>
-          <w:szCs w:val="24"/>
-        </w:rPr>
-        <w:t xml:space="preserve"> Land Cover Changes Due </w:t>
-      </w:r>
-      <w:r>
-        <w:rPr>
-          <w:rFonts w:ascii="Times New Roman" w:hAnsi="Times New Roman"/>
-          <w:i/>
-          <w:iCs/>
-          <w:sz w:val="24"/>
-          <w:szCs w:val="24"/>
-        </w:rPr>
-        <w:t>to</w:t>
-      </w:r>
-      <w:r>
-        <w:rPr>
-          <w:rFonts w:ascii="Times New Roman" w:hAnsi="Times New Roman"/>
-          <w:i/>
-          <w:iCs/>
-          <w:sz w:val="24"/>
-          <w:szCs w:val="24"/>
-        </w:rPr>
-        <w:t xml:space="preserve"> Urban Growth </w:t>
-      </w:r>
-      <w:r>
-        <w:rPr>
-          <w:rFonts w:ascii="Times New Roman" w:hAnsi="Times New Roman"/>
-          <w:i/>
-          <w:iCs/>
-          <w:sz w:val="24"/>
-          <w:szCs w:val="24"/>
-        </w:rPr>
-        <w:t>in</w:t>
-      </w:r>
-      <w:r>
-        <w:rPr>
-          <w:rFonts w:ascii="Times New Roman" w:hAnsi="Times New Roman"/>
-          <w:i/>
-          <w:iCs/>
-          <w:sz w:val="24"/>
-          <w:szCs w:val="24"/>
-        </w:rPr>
-        <w:t xml:space="preserve"> Accra, Ghana</w:t>
-      </w:r>
-      <w:r>
-        <w:rPr>
-          <w:rFonts w:ascii="Times New Roman" w:hAnsi="Times New Roman"/>
-          <w:sz w:val="24"/>
-          <w:szCs w:val="24"/>
-        </w:rPr>
-        <w:t>″</w:t>
-      </w:r>
-      <w:r>
-        <w:rPr>
-          <w:rFonts w:ascii="Times New Roman" w:hAnsi="Times New Roman"/>
-          <w:sz w:val="24"/>
-          <w:szCs w:val="24"/>
-        </w:rPr>
-        <w:t xml:space="preserve"> </w:t>
-      </w:r>
-      <w:r>
-        <w:rPr>
-          <w:rFonts w:ascii="Times New Roman" w:hAnsi="Times New Roman"/>
-          <w:sz w:val="24"/>
-          <w:szCs w:val="24"/>
-        </w:rPr>
-        <w:t>Th</w:t>
-      </w:r>
-      <w:r>
-        <w:rPr>
-          <w:rFonts w:ascii="Times New Roman" w:hAnsi="Times New Roman"/>
-          <w:sz w:val="24"/>
-          <w:szCs w:val="24"/>
-        </w:rPr>
-        <w:t>e</w:t>
-      </w:r>
-      <w:r>
-        <w:rPr>
-          <w:rFonts w:ascii="Times New Roman" w:hAnsi="Times New Roman"/>
-          <w:sz w:val="24"/>
-          <w:szCs w:val="24"/>
-        </w:rPr>
-        <w:t xml:space="preserve"> study used Landsat Thematic Mapper from 1985 and Enhanced Thematic Mapper from 2010 to evaluate changes in land use and land cover in Accra, Ghana's capital, over a 25-year period. Evaluation of the post classification's</w:t>
-      </w:r>
-      <w:r>
-        <w:rPr>
-          <w:rFonts w:ascii="Times New Roman" w:hAnsi="Times New Roman"/>
-          <w:sz w:val="24"/>
-          <w:szCs w:val="24"/>
-        </w:rPr>
-        <w:t xml:space="preserve"> accuracy </w:t>
-      </w:r>
-      <w:r>
-        <w:rPr>
-          <w:rFonts w:ascii="Times New Roman" w:hAnsi="Times New Roman"/>
-          <w:sz w:val="24"/>
-          <w:szCs w:val="24"/>
-        </w:rPr>
-        <w:br/>
-        <w:t>The ground truth data for the comparison consisted of aerial pictures taken of the research region in 1985 and 2010. To measure the shift in land use and/or land cover</w:t>
-      </w:r>
-      <w:r>
-        <w:rPr>
-          <w:rFonts w:ascii="Times New Roman" w:hAnsi="Times New Roman"/>
-          <w:sz w:val="24"/>
-          <w:szCs w:val="24"/>
-        </w:rPr>
-        <w:t>.</w:t>
-      </w:r>
-    </w:p>
-    <w:p>
-      <w:pPr>
-        <w:spacing w:line="360" w:lineRule="auto"/>
-        <w:jc w:val="both"/>
-        <w:rPr>
-          <w:rFonts w:ascii="Times New Roman" w:hAnsi="Times New Roman"/>
-          <w:sz w:val="24"/>
-          <w:szCs w:val="24"/>
-        </w:rPr>
-      </w:pPr>
-      <w:sdt>
-        <w:sdtPr>
-          <w:rPr>
-            <w:rFonts w:ascii="Times New Roman" w:hAnsi="Times New Roman"/>
-            <w:color w:val="000000"/>
-            <w:sz w:val="24"/>
-            <w:szCs w:val="24"/>
-          </w:rPr>
-          <w:tag w:val="MENDELEY_CITATION_v3_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"/>
-          <w:id w:val="29003789"/>
-          <w:placeholder>
-            <w:docPart w:val="DefaultPlaceholder_-1854013440"/>
-          </w:placeholder>
-        </w:sdtPr>
-        <w:sdtContent>
-          <w:r>
-            <w:rPr>
-              <w:rFonts w:ascii="Times New Roman" w:hAnsi="Times New Roman"/>
-              <w:color w:val="000000"/>
-              <w:sz w:val="24"/>
-              <w:szCs w:val="24"/>
-            </w:rPr>
-            <w:t>(Choudhury et al., 2019), researched</w:t>
-          </w:r>
-        </w:sdtContent>
-      </w:sdt>
-      <w:bookmarkStart w:id="4" w:name="_Hlk159091885"/>
-      <w:bookmarkStart w:id="5" w:name="_Hlk159425284"/>
-      <w:r>
-        <w:rPr>
-          <w:rFonts w:ascii="Times New Roman" w:hAnsi="Times New Roman"/>
-          <w:sz w:val="24"/>
-          <w:szCs w:val="24"/>
-        </w:rPr>
-        <w:t>″</w:t>
-      </w:r>
-      <w:bookmarkEnd w:id="4"/>
-      <w:r>
-        <w:rPr>
-          <w:rFonts w:ascii="Times New Roman" w:hAnsi="Times New Roman"/>
-          <w:sz w:val="24"/>
-          <w:szCs w:val="24"/>
-        </w:rPr>
-        <w:t xml:space="preserve"> </w:t>
-      </w:r>
-      <w:bookmarkEnd w:id="5"/>
-      <w:r>
-        <w:rPr>
-          <w:rFonts w:ascii="Times New Roman" w:hAnsi="Times New Roman"/>
-          <w:i/>
-          <w:iCs/>
-          <w:sz w:val="24"/>
-          <w:szCs w:val="24"/>
-        </w:rPr>
-        <w:t xml:space="preserve">Assessment of land use land cover changes and its impact on variations of land surface temperature in Asansol-Durgapur Development </w:t>
-      </w:r>
-      <w:r>
-        <w:rPr>
-          <w:rFonts w:ascii="Times New Roman" w:hAnsi="Times New Roman"/>
-          <w:i/>
-          <w:iCs/>
-          <w:sz w:val="24"/>
-          <w:szCs w:val="24"/>
-        </w:rPr>
-        <w:t>Region</w:t>
-      </w:r>
-      <w:r>
-        <w:rPr>
-          <w:rFonts w:ascii="Times New Roman" w:hAnsi="Times New Roman"/>
-          <w:sz w:val="24"/>
-          <w:szCs w:val="24"/>
-        </w:rPr>
-        <w:t>″</w:t>
-      </w:r>
-      <w:r>
-        <w:rPr>
-          <w:rFonts w:ascii="Times New Roman" w:hAnsi="Times New Roman"/>
-          <w:i/>
-          <w:iCs/>
-          <w:sz w:val="24"/>
-          <w:szCs w:val="24"/>
-        </w:rPr>
-        <w:t xml:space="preserve">. </w:t>
-      </w:r>
-      <w:r>
-        <w:rPr>
-          <w:rFonts w:ascii="Times New Roman" w:hAnsi="Times New Roman"/>
-          <w:sz w:val="24"/>
-          <w:szCs w:val="24"/>
-        </w:rPr>
-        <w:t>Here</w:t>
-      </w:r>
-      <w:r>
-        <w:rPr>
-          <w:rFonts w:ascii="Times New Roman" w:hAnsi="Times New Roman"/>
-          <w:sz w:val="24"/>
-          <w:szCs w:val="24"/>
-        </w:rPr>
-        <w:t xml:space="preserve"> the researcher </w:t>
-      </w:r>
-      <w:r>
-        <w:rPr>
-          <w:rFonts w:ascii="Times New Roman" w:hAnsi="Times New Roman"/>
-          <w:sz w:val="24"/>
-          <w:szCs w:val="24"/>
-        </w:rPr>
-        <w:t xml:space="preserve">assessed the Rapid urban growth in the Asansol-Durgapur Development Region </w:t>
-      </w:r>
-      <w:r>
-        <w:rPr>
-          <w:rFonts w:ascii="Times New Roman" w:hAnsi="Times New Roman"/>
-          <w:sz w:val="24"/>
-          <w:szCs w:val="24"/>
-        </w:rPr>
-        <w:lastRenderedPageBreak/>
-        <w:t xml:space="preserve">which has resulted in a rapid shift of LULC patterns, which has a considerable impact on LST. He used </w:t>
-      </w:r>
-      <w:r>
-        <w:rPr>
-          <w:rFonts w:ascii="Times New Roman" w:hAnsi="Times New Roman"/>
-          <w:color w:val="1F1F1F"/>
-          <w:sz w:val="24"/>
-          <w:szCs w:val="24"/>
-        </w:rPr>
-        <w:t> </w:t>
-      </w:r>
-      <w:hyperlink r:id="rId10" w:tooltip="Learn more about Supervised image classification from ScienceDirect's AI-generated Topic Pages" w:history="1">
-        <w:r>
-          <w:rPr>
-            <w:rStyle w:val="Hyperlink"/>
-            <w:rFonts w:ascii="Times New Roman" w:hAnsi="Times New Roman"/>
-            <w:color w:val="1F1F1F"/>
-            <w:sz w:val="24"/>
-            <w:szCs w:val="24"/>
-            <w:u w:val="none"/>
-          </w:rPr>
-          <w:t>Supervised</w:t>
-        </w:r>
-        <w:r>
-          <w:rPr>
-            <w:rStyle w:val="Hyperlink"/>
-            <w:rFonts w:ascii="Times New Roman" w:hAnsi="Times New Roman"/>
-            <w:color w:val="1F1F1F"/>
-            <w:sz w:val="24"/>
-            <w:szCs w:val="24"/>
-          </w:rPr>
-          <w:t xml:space="preserve"> </w:t>
-        </w:r>
-        <w:r>
-          <w:rPr>
-            <w:rStyle w:val="Hyperlink"/>
-            <w:rFonts w:ascii="Times New Roman" w:hAnsi="Times New Roman"/>
-            <w:color w:val="1F1F1F"/>
-            <w:sz w:val="24"/>
-            <w:szCs w:val="24"/>
-            <w:u w:val="none"/>
-          </w:rPr>
-          <w:t>image</w:t>
-        </w:r>
-        <w:r>
-          <w:rPr>
-            <w:rStyle w:val="Hyperlink"/>
-            <w:rFonts w:ascii="Times New Roman" w:hAnsi="Times New Roman"/>
-            <w:color w:val="1F1F1F"/>
-            <w:sz w:val="24"/>
-            <w:szCs w:val="24"/>
-          </w:rPr>
-          <w:t xml:space="preserve"> </w:t>
-        </w:r>
-        <w:r>
-          <w:rPr>
-            <w:rStyle w:val="Hyperlink"/>
-            <w:rFonts w:ascii="Times New Roman" w:hAnsi="Times New Roman"/>
-            <w:color w:val="1F1F1F"/>
-            <w:sz w:val="24"/>
-            <w:szCs w:val="24"/>
-            <w:u w:val="none"/>
-          </w:rPr>
-          <w:t>classification</w:t>
-        </w:r>
-      </w:hyperlink>
-      <w:r>
-        <w:rPr>
-          <w:rFonts w:ascii="Times New Roman" w:hAnsi="Times New Roman"/>
-          <w:color w:val="1F1F1F"/>
-          <w:sz w:val="24"/>
-          <w:szCs w:val="24"/>
-        </w:rPr>
-        <w:t> technique with maximum likelihood method  to show the changes of land use/land cover over time</w:t>
-      </w:r>
-      <w:r>
-        <w:rPr>
-          <w:rFonts w:ascii="Times New Roman" w:hAnsi="Times New Roman"/>
-          <w:sz w:val="24"/>
-          <w:szCs w:val="24"/>
-        </w:rPr>
-        <w:t xml:space="preserve"> .</w:t>
-      </w:r>
-      <w:r>
-        <w:rPr>
-          <w:rFonts w:ascii="Times New Roman" w:hAnsi="Times New Roman"/>
-          <w:sz w:val="24"/>
-          <w:szCs w:val="24"/>
-        </w:rPr>
-        <w:t>He discovered t</w:t>
-      </w:r>
-      <w:r>
-        <w:rPr>
-          <w:rFonts w:ascii="Times New Roman" w:hAnsi="Times New Roman"/>
-          <w:sz w:val="24"/>
-          <w:szCs w:val="24"/>
-        </w:rPr>
-        <w:t>here is a substantial association between land use/cover change and land surface temperature (LST) in the Asansol-Durgapur Development Region.</w:t>
-      </w:r>
-      <w:r>
-        <w:rPr>
-          <w:rFonts w:ascii="Times New Roman" w:hAnsi="Times New Roman"/>
-          <w:sz w:val="24"/>
-          <w:szCs w:val="24"/>
-        </w:rPr>
-        <w:t xml:space="preserve"> </w:t>
-      </w:r>
-    </w:p>
-    <w:p>
-      <w:pPr>
-        <w:spacing w:line="360" w:lineRule="auto"/>
-        <w:jc w:val="both"/>
-        <w:rPr>
-          <w:rFonts w:ascii="Times New Roman" w:hAnsi="Times New Roman"/>
-          <w:i/>
-          <w:iCs/>
-          <w:sz w:val="24"/>
-          <w:szCs w:val="24"/>
-        </w:rPr>
-      </w:pPr>
-      <w:sdt>
-        <w:sdtPr>
-          <w:rPr>
-            <w:rFonts w:ascii="Times New Roman" w:hAnsi="Times New Roman"/>
-            <w:color w:val="000000"/>
-            <w:sz w:val="24"/>
-            <w:szCs w:val="24"/>
-          </w:rPr>
-          <w:tag w:val="MENDELEY_CITATION_v3_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"/>
-          <w:id w:val="-316647427"/>
-          <w:placeholder>
-            <w:docPart w:val="DefaultPlaceholder_-1854013440"/>
-          </w:placeholder>
-        </w:sdtPr>
-        <w:sdtContent>
-          <w:r>
-            <w:rPr>
-              <w:rFonts w:ascii="Times New Roman" w:hAnsi="Times New Roman"/>
-              <w:color w:val="000000"/>
-              <w:sz w:val="24"/>
-              <w:szCs w:val="24"/>
-            </w:rPr>
-            <w:t>(Hailu et al., 2020)</w:t>
-          </w:r>
-        </w:sdtContent>
-      </w:sdt>
-      <w:r>
-        <w:rPr>
-          <w:rFonts w:ascii="Times New Roman" w:hAnsi="Times New Roman"/>
-          <w:sz w:val="24"/>
-          <w:szCs w:val="24"/>
-        </w:rPr>
-        <w:t>″</w:t>
-      </w:r>
-      <w:r>
-        <w:rPr>
-          <w:rFonts w:ascii="Times New Roman" w:hAnsi="Times New Roman"/>
-          <w:i/>
-          <w:iCs/>
-          <w:sz w:val="24"/>
-          <w:szCs w:val="24"/>
-        </w:rPr>
-        <w:t xml:space="preserve">Dynamics of land use, land cover change trend and its drivers in Jimma </w:t>
-      </w:r>
-      <w:proofErr w:type="spellStart"/>
-      <w:r>
-        <w:rPr>
-          <w:rFonts w:ascii="Times New Roman" w:hAnsi="Times New Roman"/>
-          <w:i/>
-          <w:iCs/>
-          <w:sz w:val="24"/>
-          <w:szCs w:val="24"/>
-        </w:rPr>
-        <w:t>Geneti</w:t>
-      </w:r>
-      <w:proofErr w:type="spellEnd"/>
-      <w:r>
-        <w:rPr>
-          <w:rFonts w:ascii="Times New Roman" w:hAnsi="Times New Roman"/>
-          <w:i/>
-          <w:iCs/>
-          <w:sz w:val="24"/>
-          <w:szCs w:val="24"/>
-        </w:rPr>
-        <w:t xml:space="preserve"> District, Western Ethiopia</w:t>
-      </w:r>
-      <w:bookmarkStart w:id="6" w:name="_Hlk159093113"/>
-      <w:r>
-        <w:rPr>
-          <w:rFonts w:ascii="Times New Roman" w:hAnsi="Times New Roman"/>
-          <w:sz w:val="24"/>
-          <w:szCs w:val="24"/>
-        </w:rPr>
-        <w:t xml:space="preserve">″ </w:t>
-      </w:r>
-      <w:bookmarkEnd w:id="6"/>
-      <w:r>
-        <w:rPr>
-          <w:rFonts w:ascii="Times New Roman" w:hAnsi="Times New Roman"/>
-          <w:sz w:val="24"/>
-          <w:szCs w:val="24"/>
-        </w:rPr>
-        <w:t xml:space="preserve">Hailu elaborated on the dynamics of LULC changing trends and their driving factors in Jimma </w:t>
-      </w:r>
-      <w:proofErr w:type="spellStart"/>
-      <w:r>
-        <w:rPr>
-          <w:rFonts w:ascii="Times New Roman" w:hAnsi="Times New Roman"/>
-          <w:sz w:val="24"/>
-          <w:szCs w:val="24"/>
-        </w:rPr>
-        <w:t>Geneti</w:t>
-      </w:r>
-      <w:proofErr w:type="spellEnd"/>
-      <w:r>
-        <w:rPr>
-          <w:rFonts w:ascii="Times New Roman" w:hAnsi="Times New Roman"/>
-          <w:sz w:val="24"/>
-          <w:szCs w:val="24"/>
-        </w:rPr>
-        <w:t xml:space="preserve"> District (JGD) from 1973 to 2019.he used </w:t>
-      </w:r>
-      <w:r>
-        <w:rPr>
-          <w:rFonts w:ascii="Times New Roman" w:hAnsi="Times New Roman"/>
-          <w:color w:val="1F1F1F"/>
-          <w:sz w:val="24"/>
-          <w:szCs w:val="24"/>
-        </w:rPr>
-        <w:t xml:space="preserve">Five satellite images downloaded from USGS to </w:t>
-      </w:r>
-      <w:proofErr w:type="spellStart"/>
-      <w:r>
-        <w:rPr>
-          <w:rFonts w:ascii="Times New Roman" w:hAnsi="Times New Roman"/>
-          <w:color w:val="1F1F1F"/>
-          <w:sz w:val="24"/>
-          <w:szCs w:val="24"/>
-        </w:rPr>
-        <w:t>analyze</w:t>
-      </w:r>
-      <w:proofErr w:type="spellEnd"/>
-      <w:r>
-        <w:rPr>
-          <w:rFonts w:ascii="Times New Roman" w:hAnsi="Times New Roman"/>
-          <w:color w:val="1F1F1F"/>
-          <w:sz w:val="24"/>
-          <w:szCs w:val="24"/>
-        </w:rPr>
-        <w:t xml:space="preserve"> and assess the geospatial and temporal changes in LULC.</w:t>
-      </w:r>
-      <w:r>
-        <w:rPr>
-          <w:rFonts w:ascii="Times New Roman" w:hAnsi="Times New Roman"/>
-          <w:color w:val="1F1F1F"/>
-          <w:sz w:val="24"/>
-          <w:szCs w:val="24"/>
-        </w:rPr>
-        <w:t xml:space="preserve"> He discovered the use GIS and remote sensing methods were to analyse LULC dynamics across four decades, resulting in six different LULC categories.</w:t>
-      </w:r>
-    </w:p>
-    <w:p>
-      <w:pPr>
-        <w:spacing w:line="360" w:lineRule="auto"/>
-        <w:jc w:val="both"/>
-        <w:rPr>
-          <w:rFonts w:ascii="Times New Roman" w:hAnsi="Times New Roman"/>
-          <w:color w:val="1F1F1F"/>
-          <w:sz w:val="24"/>
-          <w:szCs w:val="24"/>
-        </w:rPr>
-      </w:pPr>
-      <w:r>
-        <w:rPr>
-          <w:rFonts w:ascii="Times New Roman" w:hAnsi="Times New Roman"/>
-          <w:i/>
-          <w:iCs/>
-          <w:sz w:val="24"/>
-          <w:szCs w:val="24"/>
-        </w:rPr>
-        <w:t>(</w:t>
-      </w:r>
-      <w:r>
-        <w:rPr>
-          <w:rFonts w:ascii="Times New Roman" w:hAnsi="Times New Roman"/>
-          <w:sz w:val="24"/>
-          <w:szCs w:val="24"/>
-        </w:rPr>
-        <w:t>Rimal B et al..,2019)</w:t>
-      </w:r>
-      <w:bookmarkStart w:id="7" w:name="_Hlk159094912"/>
-      <w:r>
-        <w:rPr>
-          <w:rFonts w:ascii="Times New Roman" w:hAnsi="Times New Roman"/>
-          <w:i/>
-          <w:iCs/>
-          <w:sz w:val="24"/>
-          <w:szCs w:val="24"/>
-        </w:rPr>
-        <w:t>″</w:t>
-      </w:r>
-      <w:bookmarkEnd w:id="7"/>
-      <w:r>
-        <w:rPr>
-          <w:rFonts w:ascii="Times New Roman" w:hAnsi="Times New Roman"/>
-          <w:i/>
-          <w:iCs/>
-          <w:sz w:val="24"/>
-          <w:szCs w:val="24"/>
-        </w:rPr>
-        <w:t>Effects of land use and land cover change on ecosystem services in the Koshi River Basin, Eastern Nepal</w:t>
-      </w:r>
-      <w:r>
-        <w:rPr>
-          <w:rFonts w:ascii="Times New Roman" w:hAnsi="Times New Roman"/>
-          <w:i/>
-          <w:iCs/>
-          <w:sz w:val="24"/>
-          <w:szCs w:val="24"/>
-        </w:rPr>
-        <w:t xml:space="preserve">″ </w:t>
-      </w:r>
-      <w:r>
-        <w:rPr>
-          <w:rFonts w:ascii="Times New Roman" w:hAnsi="Times New Roman"/>
-          <w:i/>
-          <w:iCs/>
-          <w:sz w:val="24"/>
-          <w:szCs w:val="24"/>
-        </w:rPr>
-        <w:t>.</w:t>
-      </w:r>
-      <w:r>
-        <w:rPr>
-          <w:rFonts w:ascii="Times New Roman" w:hAnsi="Times New Roman"/>
-          <w:sz w:val="24"/>
-          <w:szCs w:val="24"/>
-        </w:rPr>
-        <w:t>T</w:t>
-      </w:r>
-      <w:r>
-        <w:rPr>
-          <w:rFonts w:ascii="Times New Roman" w:hAnsi="Times New Roman"/>
-          <w:sz w:val="24"/>
-          <w:szCs w:val="24"/>
-        </w:rPr>
-        <w:t xml:space="preserve">he researcher </w:t>
-      </w:r>
-      <w:r>
-        <w:rPr>
-          <w:rFonts w:ascii="Times New Roman" w:hAnsi="Times New Roman"/>
-          <w:color w:val="1F1F1F"/>
-          <w:sz w:val="24"/>
-          <w:szCs w:val="24"/>
-        </w:rPr>
-        <w:t>analysed the spatiotemporal variations of land use and land cover that  quantifies the change in three important ecosystem services (food production, carbon storage, and habitat quality) in the Koshi River Basin, Nepal during 1996–2016 by using freely available data and tools such as, Landsat satellite images and the Integrated Valuation of Ecosystem Services and Trade-offs (</w:t>
-      </w:r>
-      <w:proofErr w:type="spellStart"/>
-      <w:r>
-        <w:rPr>
-          <w:rFonts w:ascii="Times New Roman" w:hAnsi="Times New Roman"/>
-          <w:color w:val="1F1F1F"/>
-          <w:sz w:val="24"/>
-          <w:szCs w:val="24"/>
-        </w:rPr>
-        <w:t>InVEST</w:t>
-      </w:r>
-      <w:proofErr w:type="spellEnd"/>
-      <w:r>
-        <w:rPr>
-          <w:rFonts w:ascii="Times New Roman" w:hAnsi="Times New Roman"/>
-          <w:color w:val="1F1F1F"/>
-          <w:sz w:val="24"/>
-          <w:szCs w:val="24"/>
-        </w:rPr>
-        <w:t>) model. </w:t>
-      </w:r>
-      <w:r>
-        <w:rPr>
-          <w:rFonts w:ascii="Times New Roman" w:hAnsi="Times New Roman"/>
-          <w:color w:val="1F1F1F"/>
-          <w:sz w:val="24"/>
-          <w:szCs w:val="24"/>
-        </w:rPr>
-        <w:t xml:space="preserve">He concluded on the </w:t>
-      </w:r>
-      <w:r>
-        <w:rPr>
-          <w:rFonts w:ascii="Times New Roman" w:hAnsi="Times New Roman"/>
-          <w:color w:val="1F1F1F"/>
-          <w:sz w:val="24"/>
-          <w:szCs w:val="24"/>
-        </w:rPr>
-        <w:t>need to develop unique and effective landscape techniques that reflect local conditions and contribute to the sustainability of ecosystem services and also advocate landscape-level planning to strengthen the urban and agricultural sectors, with an emphasis on stopping the loss of ecosystem services.</w:t>
-      </w:r>
-    </w:p>
-    <w:p>
-      <w:pPr>
-        <w:spacing w:line="360" w:lineRule="auto"/>
-        <w:jc w:val="both"/>
-        <w:rPr>
-          <w:rFonts w:ascii="Times New Roman" w:hAnsi="Times New Roman"/>
-          <w:color w:val="1F1F1F"/>
-          <w:sz w:val="24"/>
-          <w:szCs w:val="24"/>
-        </w:rPr>
-      </w:pPr>
-      <w:sdt>
-        <w:sdtPr>
-          <w:rPr>
-            <w:rFonts w:ascii="Times New Roman" w:hAnsi="Times New Roman"/>
-            <w:iCs/>
-            <w:color w:val="000000"/>
-            <w:sz w:val="24"/>
-            <w:szCs w:val="24"/>
-          </w:rPr>
-          <w:tag w:val="MENDELEY_CITATION_v3_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"/>
-          <w:id w:val="-502660711"/>
-          <w:placeholder>
-            <w:docPart w:val="DefaultPlaceholder_-1854013440"/>
-          </w:placeholder>
-        </w:sdtPr>
-        <w:sdtContent>
-          <w:r>
-            <w:rPr>
-              <w:rFonts w:ascii="Times New Roman" w:hAnsi="Times New Roman"/>
-              <w:iCs/>
-              <w:color w:val="000000"/>
-              <w:sz w:val="24"/>
-              <w:szCs w:val="24"/>
-            </w:rPr>
-            <w:t>(Chowdhury et al., 2020)</w:t>
-          </w:r>
-        </w:sdtContent>
-      </w:sdt>
-      <w:bookmarkStart w:id="8" w:name="_Hlk159096661"/>
-      <w:r>
-        <w:rPr>
-          <w:rFonts w:ascii="Times New Roman" w:hAnsi="Times New Roman"/>
-          <w:i/>
-          <w:iCs/>
-          <w:sz w:val="24"/>
-          <w:szCs w:val="24"/>
-        </w:rPr>
-        <w:t>″</w:t>
-      </w:r>
-      <w:bookmarkEnd w:id="8"/>
-      <w:r>
-        <w:rPr>
-          <w:rFonts w:ascii="Times New Roman" w:hAnsi="Times New Roman"/>
-          <w:i/>
-          <w:iCs/>
-          <w:sz w:val="24"/>
-          <w:szCs w:val="24"/>
-        </w:rPr>
-        <w:t xml:space="preserve"> Land use/land cover change assessment of Halda watershed using remote sensing and GIS″ </w:t>
-      </w:r>
-      <w:r>
-        <w:rPr>
-          <w:rFonts w:ascii="Times New Roman" w:hAnsi="Times New Roman"/>
-          <w:sz w:val="24"/>
-          <w:szCs w:val="24"/>
-        </w:rPr>
-        <w:t xml:space="preserve">Chowdhury analysed </w:t>
-      </w:r>
-      <w:r>
-        <w:rPr>
-          <w:rFonts w:ascii="Times New Roman" w:hAnsi="Times New Roman"/>
-          <w:sz w:val="24"/>
-          <w:szCs w:val="24"/>
-        </w:rPr>
-        <w:t>La</w:t>
-      </w:r>
-      <w:r>
-        <w:rPr>
-          <w:rFonts w:ascii="Times New Roman" w:hAnsi="Times New Roman"/>
-          <w:sz w:val="24"/>
-          <w:szCs w:val="24"/>
-        </w:rPr>
-        <w:t>nd use and cover change (LULCC) in the Halda Watershed over the past 40 years.</w:t>
-      </w:r>
-      <w:r>
-        <w:rPr>
-          <w:rFonts w:ascii="Times New Roman" w:hAnsi="Times New Roman"/>
-          <w:sz w:val="24"/>
-          <w:szCs w:val="24"/>
-        </w:rPr>
-        <w:t xml:space="preserve"> Landsat image was used</w:t>
-      </w:r>
-      <w:r>
-        <w:rPr>
-          <w:rFonts w:ascii="Times New Roman" w:hAnsi="Times New Roman"/>
-          <w:color w:val="1F1F1F"/>
-          <w:sz w:val="24"/>
-          <w:szCs w:val="24"/>
-        </w:rPr>
-        <w:t xml:space="preserve"> by using Geographical Positioning System (GPS) for 2017 image </w:t>
-      </w:r>
-      <w:proofErr w:type="gramStart"/>
-      <w:r>
-        <w:rPr>
-          <w:rFonts w:ascii="Times New Roman" w:hAnsi="Times New Roman"/>
-          <w:color w:val="1F1F1F"/>
-          <w:sz w:val="24"/>
-          <w:szCs w:val="24"/>
-        </w:rPr>
-        <w:t>analysis,  supervised</w:t>
-      </w:r>
-      <w:proofErr w:type="gramEnd"/>
-      <w:r>
-        <w:rPr>
-          <w:rFonts w:ascii="Times New Roman" w:hAnsi="Times New Roman"/>
-          <w:color w:val="1F1F1F"/>
-          <w:sz w:val="24"/>
-          <w:szCs w:val="24"/>
-        </w:rPr>
-        <w:t xml:space="preserve"> </w:t>
-      </w:r>
-      <w:hyperlink r:id="rId11" w:tooltip="Learn more about image classification from ScienceDirect's AI-generated Topic Pages" w:history="1">
-        <w:r>
-          <w:rPr>
-            <w:rStyle w:val="Hyperlink"/>
-            <w:rFonts w:ascii="Times New Roman" w:hAnsi="Times New Roman"/>
-            <w:color w:val="1F1F1F"/>
-            <w:sz w:val="24"/>
-            <w:szCs w:val="24"/>
-            <w:u w:val="none"/>
-          </w:rPr>
-          <w:t>image</w:t>
-        </w:r>
-        <w:r>
-          <w:rPr>
-            <w:rStyle w:val="Hyperlink"/>
-            <w:rFonts w:ascii="Times New Roman" w:hAnsi="Times New Roman"/>
-            <w:color w:val="1F1F1F"/>
-            <w:sz w:val="24"/>
-            <w:szCs w:val="24"/>
-          </w:rPr>
-          <w:t xml:space="preserve"> </w:t>
-        </w:r>
-        <w:r>
-          <w:rPr>
-            <w:rStyle w:val="Hyperlink"/>
-            <w:rFonts w:ascii="Times New Roman" w:hAnsi="Times New Roman"/>
-            <w:color w:val="1F1F1F"/>
-            <w:sz w:val="24"/>
-            <w:szCs w:val="24"/>
-            <w:u w:val="none"/>
-          </w:rPr>
-          <w:t>classification</w:t>
-        </w:r>
-      </w:hyperlink>
-      <w:r>
-        <w:rPr>
-          <w:rFonts w:ascii="Times New Roman" w:hAnsi="Times New Roman"/>
-          <w:color w:val="1F1F1F"/>
-          <w:sz w:val="24"/>
-          <w:szCs w:val="24"/>
-        </w:rPr>
-        <w:t> and overall accuracy assessment of the classification results.</w:t>
-      </w:r>
-    </w:p>
-    <w:p>
-      <w:pPr>
-        <w:spacing w:line="360" w:lineRule="auto"/>
-        <w:jc w:val="both"/>
-        <w:rPr>
-          <w:rFonts w:ascii="Times New Roman" w:hAnsi="Times New Roman"/>
-          <w:sz w:val="24"/>
-          <w:szCs w:val="24"/>
-        </w:rPr>
-      </w:pPr>
-      <w:sdt>
-        <w:sdtPr>
-          <w:rPr>
-            <w:rFonts w:ascii="Times New Roman" w:hAnsi="Times New Roman"/>
-            <w:color w:val="000000"/>
-            <w:sz w:val="24"/>
-            <w:szCs w:val="24"/>
-          </w:rPr>
-          <w:tag w:val="MENDELEY_CITATION_v3_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"/>
-          <w:id w:val="1930233754"/>
-          <w:placeholder>
-            <w:docPart w:val="DefaultPlaceholder_-1854013440"/>
-          </w:placeholder>
-        </w:sdtPr>
-        <w:sdtContent>
-          <w:r>
-            <w:rPr>
-              <w:rFonts w:ascii="Times New Roman" w:hAnsi="Times New Roman"/>
-              <w:color w:val="000000"/>
-              <w:sz w:val="24"/>
-              <w:szCs w:val="24"/>
-            </w:rPr>
-            <w:t>(Abdullah et al., 2019)</w:t>
-          </w:r>
-        </w:sdtContent>
-      </w:sdt>
-      <w:r>
-        <w:rPr>
-          <w:rFonts w:ascii="Times New Roman" w:hAnsi="Times New Roman"/>
           <w:color w:val="000000"/>
           <w:sz w:val="24"/>
           <w:szCs w:val="24"/>
         </w:rPr>
-        <w:t xml:space="preserve">  </w:t>
-      </w:r>
-      <w:bookmarkStart w:id="9" w:name="_Hlk159224649"/>
-      <w:r>
-        <w:rPr>
-          <w:rFonts w:ascii="Times New Roman" w:hAnsi="Times New Roman"/>
-          <w:i/>
-          <w:iCs/>
-          <w:sz w:val="24"/>
-          <w:szCs w:val="24"/>
-        </w:rPr>
-        <w:t>″</w:t>
-      </w:r>
-      <w:bookmarkEnd w:id="9"/>
-      <w:proofErr w:type="spellStart"/>
-      <w:r>
-        <w:rPr>
-          <w:rFonts w:ascii="Times New Roman" w:hAnsi="Times New Roman"/>
-          <w:i/>
-          <w:iCs/>
-          <w:color w:val="000000"/>
-          <w:sz w:val="24"/>
-          <w:szCs w:val="24"/>
-        </w:rPr>
-        <w:t>Spatio</w:t>
-      </w:r>
-      <w:proofErr w:type="spellEnd"/>
-      <w:r>
-        <w:rPr>
-          <w:rFonts w:ascii="Times New Roman" w:hAnsi="Times New Roman"/>
-          <w:i/>
-          <w:iCs/>
-          <w:color w:val="000000"/>
-          <w:sz w:val="24"/>
-          <w:szCs w:val="24"/>
-        </w:rPr>
-        <w:t>-Temporal Patterns of Land Use/Land Cover Change in the Heterogeneous Coastal Region of Bangladesh between 1990 and 2017</w:t>
-      </w:r>
-      <w:bookmarkStart w:id="10" w:name="_Hlk159224728"/>
-      <w:r>
-        <w:rPr>
-          <w:rFonts w:ascii="Times New Roman" w:hAnsi="Times New Roman"/>
-          <w:i/>
-          <w:iCs/>
-          <w:sz w:val="24"/>
-          <w:szCs w:val="24"/>
-        </w:rPr>
-        <w:t>″</w:t>
-      </w:r>
-      <w:bookmarkEnd w:id="10"/>
-      <w:r>
-        <w:rPr>
-          <w:rFonts w:ascii="Times New Roman" w:hAnsi="Times New Roman"/>
-          <w:i/>
-          <w:iCs/>
-          <w:sz w:val="24"/>
-          <w:szCs w:val="24"/>
-        </w:rPr>
-        <w:t xml:space="preserve"> </w:t>
-      </w:r>
-      <w:r>
-        <w:rPr>
-          <w:rFonts w:ascii="Times New Roman" w:hAnsi="Times New Roman"/>
-          <w:sz w:val="24"/>
-          <w:szCs w:val="24"/>
-        </w:rPr>
-        <w:t xml:space="preserve">Using </w:t>
-      </w:r>
-      <w:proofErr w:type="spellStart"/>
-      <w:r>
-        <w:rPr>
-          <w:rFonts w:ascii="Times New Roman" w:hAnsi="Times New Roman"/>
-          <w:sz w:val="24"/>
-          <w:szCs w:val="24"/>
-        </w:rPr>
-        <w:t>publically</w:t>
-      </w:r>
-      <w:proofErr w:type="spellEnd"/>
-      <w:r>
-        <w:rPr>
-          <w:rFonts w:ascii="Times New Roman" w:hAnsi="Times New Roman"/>
-          <w:sz w:val="24"/>
-          <w:szCs w:val="24"/>
-        </w:rPr>
-        <w:t xml:space="preserve"> available Landsat images, extreme Gradient Boosting (</w:t>
-      </w:r>
-      <w:proofErr w:type="spellStart"/>
-      <w:r>
-        <w:rPr>
-          <w:rFonts w:ascii="Times New Roman" w:hAnsi="Times New Roman"/>
-          <w:sz w:val="24"/>
-          <w:szCs w:val="24"/>
-        </w:rPr>
-        <w:t>XGBoost</w:t>
-      </w:r>
-      <w:proofErr w:type="spellEnd"/>
-      <w:r>
-        <w:rPr>
-          <w:rFonts w:ascii="Times New Roman" w:hAnsi="Times New Roman"/>
-          <w:sz w:val="24"/>
-          <w:szCs w:val="24"/>
-        </w:rPr>
-        <w:t xml:space="preserve">)-based informative feature selection, and Random Forest classification, spatiotemporal patterns of LULC across coastal areas are shown over a 28-year period (1990-2017).the study demonstrate how the </w:t>
-      </w:r>
-      <w:proofErr w:type="spellStart"/>
-      <w:r>
-        <w:rPr>
-          <w:rFonts w:ascii="Times New Roman" w:hAnsi="Times New Roman"/>
-          <w:sz w:val="24"/>
-          <w:szCs w:val="24"/>
-        </w:rPr>
-        <w:t>XGBoost</w:t>
-      </w:r>
-      <w:proofErr w:type="spellEnd"/>
-      <w:r>
-        <w:rPr>
-          <w:rFonts w:ascii="Times New Roman" w:hAnsi="Times New Roman"/>
-          <w:sz w:val="24"/>
-          <w:szCs w:val="24"/>
-        </w:rPr>
-        <w:t xml:space="preserve"> </w:t>
-      </w:r>
-      <w:r>
-        <w:rPr>
-          <w:rFonts w:ascii="Times New Roman" w:hAnsi="Times New Roman"/>
-          <w:sz w:val="24"/>
-          <w:szCs w:val="24"/>
-        </w:rPr>
-        <w:lastRenderedPageBreak/>
-        <w:t>feature selection strategy efficiently solves the issue of significant landscape heterogeneity and spectrum complexity in the image data, successfully supplementing the RF model performance.</w:t>
-      </w:r>
-    </w:p>
-    <w:p>
-      <w:pPr>
-        <w:spacing w:line="360" w:lineRule="auto"/>
-        <w:jc w:val="both"/>
-        <w:rPr>
-          <w:rFonts w:ascii="Times New Roman" w:hAnsi="Times New Roman"/>
-          <w:sz w:val="24"/>
-          <w:szCs w:val="24"/>
-        </w:rPr>
-      </w:pPr>
-      <w:sdt>
-        <w:sdtPr>
-          <w:rPr>
-            <w:rFonts w:ascii="Times New Roman" w:hAnsi="Times New Roman"/>
-            <w:iCs/>
-            <w:color w:val="000000"/>
-            <w:sz w:val="24"/>
-            <w:szCs w:val="24"/>
-          </w:rPr>
-          <w:tag w:val="MENDELEY_CITATION_v3_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"/>
-          <w:id w:val="-733536270"/>
-          <w:placeholder>
-            <w:docPart w:val="DefaultPlaceholder_-1854013440"/>
-          </w:placeholder>
-        </w:sdtPr>
-        <w:sdtContent>
-          <w:r>
-            <w:rPr>
-              <w:rFonts w:ascii="Times New Roman" w:hAnsi="Times New Roman"/>
-              <w:iCs/>
-              <w:color w:val="000000"/>
-              <w:sz w:val="24"/>
-              <w:szCs w:val="24"/>
-            </w:rPr>
-            <w:t>(</w:t>
-          </w:r>
-          <w:proofErr w:type="spellStart"/>
-          <w:r>
-            <w:rPr>
-              <w:rFonts w:ascii="Times New Roman" w:hAnsi="Times New Roman"/>
-              <w:iCs/>
-              <w:color w:val="000000"/>
-              <w:sz w:val="24"/>
-              <w:szCs w:val="24"/>
-            </w:rPr>
-            <w:t>Dadashpoor</w:t>
-          </w:r>
-          <w:proofErr w:type="spellEnd"/>
-          <w:r>
-            <w:rPr>
-              <w:rFonts w:ascii="Times New Roman" w:hAnsi="Times New Roman"/>
-              <w:iCs/>
-              <w:color w:val="000000"/>
-              <w:sz w:val="24"/>
-              <w:szCs w:val="24"/>
-            </w:rPr>
-            <w:t xml:space="preserve"> et al., 2019)</w:t>
-          </w:r>
-        </w:sdtContent>
-      </w:sdt>
-      <w:bookmarkStart w:id="11" w:name="_Hlk159225525"/>
-      <w:r>
-        <w:rPr>
-          <w:rFonts w:ascii="Times New Roman" w:hAnsi="Times New Roman"/>
-          <w:i/>
-          <w:iCs/>
-          <w:sz w:val="24"/>
-          <w:szCs w:val="24"/>
-        </w:rPr>
-        <w:t>″</w:t>
-      </w:r>
-      <w:bookmarkEnd w:id="11"/>
-      <w:r>
-        <w:rPr>
-          <w:rFonts w:ascii="Times New Roman" w:hAnsi="Times New Roman"/>
-          <w:i/>
-          <w:iCs/>
-          <w:sz w:val="24"/>
-          <w:szCs w:val="24"/>
-        </w:rPr>
-        <w:t xml:space="preserve">Land use change, urbanization, and change in landscape pattern in a metropolitan </w:t>
-      </w:r>
-      <w:r>
-        <w:rPr>
-          <w:rFonts w:ascii="Times New Roman" w:hAnsi="Times New Roman"/>
-          <w:i/>
-          <w:iCs/>
-          <w:sz w:val="24"/>
-          <w:szCs w:val="24"/>
-        </w:rPr>
-        <w:t>area</w:t>
-      </w:r>
-      <w:bookmarkStart w:id="12" w:name="_Hlk159225691"/>
-      <w:r>
-        <w:rPr>
-          <w:rFonts w:ascii="Times New Roman" w:hAnsi="Times New Roman"/>
-          <w:i/>
-          <w:iCs/>
-          <w:sz w:val="24"/>
-          <w:szCs w:val="24"/>
-        </w:rPr>
-        <w:t>″</w:t>
-      </w:r>
-      <w:bookmarkEnd w:id="12"/>
-      <w:r>
-        <w:rPr>
-          <w:rFonts w:ascii="Times New Roman" w:hAnsi="Times New Roman"/>
-          <w:i/>
-          <w:iCs/>
-          <w:sz w:val="24"/>
-          <w:szCs w:val="24"/>
-        </w:rPr>
-        <w:t xml:space="preserve"> </w:t>
-      </w:r>
-      <w:r>
-        <w:rPr>
-          <w:rFonts w:ascii="Times New Roman" w:hAnsi="Times New Roman"/>
-          <w:sz w:val="24"/>
-          <w:szCs w:val="24"/>
-        </w:rPr>
-        <w:t>the</w:t>
-      </w:r>
-      <w:r>
-        <w:rPr>
-          <w:rFonts w:ascii="Times New Roman" w:hAnsi="Times New Roman"/>
-          <w:sz w:val="24"/>
-          <w:szCs w:val="24"/>
-        </w:rPr>
-        <w:t xml:space="preserve"> </w:t>
-      </w:r>
-      <w:r>
-        <w:rPr>
-          <w:rFonts w:ascii="Times New Roman" w:hAnsi="Times New Roman"/>
-          <w:sz w:val="24"/>
-          <w:szCs w:val="24"/>
-        </w:rPr>
-        <w:t>research examines</w:t>
-      </w:r>
-      <w:r>
-        <w:rPr>
-          <w:rFonts w:ascii="Times New Roman" w:hAnsi="Times New Roman"/>
-          <w:sz w:val="24"/>
-          <w:szCs w:val="24"/>
-        </w:rPr>
-        <w:t xml:space="preserve"> changes in land use and urbanisation, then changes in landscape patterns, using spatial measurements and the Landscape Expansion Index (LEI). The amount and direction of the association between land use changes, urbanisation, and landscape pattern change are then investigated using two methods: Ordinary Least Squares (OLS) and Geographically Weighted Regression (GWR). GWR analysis was used to analyse the impact of urbanisation on changes in landscape patterns, demonstrating that urbanisation expansion has varying consequences depending on the geographical position.</w:t>
-      </w:r>
-    </w:p>
-    <w:p>
-      <w:pPr>
-        <w:spacing w:line="360" w:lineRule="auto"/>
-        <w:jc w:val="both"/>
-        <w:rPr>
-          <w:rFonts w:ascii="Times New Roman" w:hAnsi="Times New Roman"/>
-          <w:sz w:val="24"/>
-          <w:szCs w:val="24"/>
-        </w:rPr>
-      </w:pPr>
-      <w:sdt>
-        <w:sdtPr>
-          <w:rPr>
-            <w:rFonts w:ascii="Times New Roman" w:hAnsi="Times New Roman"/>
-            <w:color w:val="000000"/>
-            <w:sz w:val="24"/>
-            <w:szCs w:val="24"/>
-          </w:rPr>
-          <w:tag w:val="MENDELEY_CITATION_v3_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"/>
-          <w:id w:val="757105842"/>
-          <w:placeholder>
-            <w:docPart w:val="DefaultPlaceholder_-1854013440"/>
-          </w:placeholder>
-        </w:sdtPr>
-        <w:sdtContent>
-          <w:r>
-            <w:rPr>
-              <w:rFonts w:ascii="Times New Roman" w:hAnsi="Times New Roman"/>
-              <w:color w:val="000000"/>
-              <w:sz w:val="24"/>
-              <w:szCs w:val="24"/>
-            </w:rPr>
-            <w:t>(Liu et al., 2019)</w:t>
-          </w:r>
-        </w:sdtContent>
-      </w:sdt>
-      <w:r>
-        <w:rPr>
-          <w:rFonts w:ascii="Times New Roman" w:hAnsi="Times New Roman"/>
-          <w:color w:val="000000"/>
-          <w:sz w:val="24"/>
-          <w:szCs w:val="24"/>
-        </w:rPr>
-        <w:t xml:space="preserve"> </w:t>
-      </w:r>
-      <w:bookmarkStart w:id="13" w:name="_Hlk159227782"/>
-      <w:r>
-        <w:rPr>
-          <w:rFonts w:ascii="Times New Roman" w:hAnsi="Times New Roman"/>
-          <w:i/>
-          <w:iCs/>
-          <w:sz w:val="24"/>
-          <w:szCs w:val="24"/>
-        </w:rPr>
-        <w:t>″</w:t>
-      </w:r>
-      <w:bookmarkEnd w:id="13"/>
-      <w:r>
-        <w:rPr>
-          <w:rStyle w:val="css-220"/>
-          <w:rFonts w:ascii="Times New Roman" w:hAnsi="Times New Roman"/>
-          <w:i/>
-          <w:iCs/>
-          <w:color w:val="333333"/>
-          <w:sz w:val="24"/>
-          <w:szCs w:val="24"/>
-        </w:rPr>
-        <w:t xml:space="preserve">Impacts of urbanization-induced land-use changes on ecosystem </w:t>
-      </w:r>
-      <w:r>
-        <w:rPr>
-          <w:rStyle w:val="css-220"/>
-          <w:rFonts w:ascii="Times New Roman" w:hAnsi="Times New Roman"/>
-          <w:i/>
-          <w:iCs/>
-          <w:color w:val="333333"/>
-          <w:sz w:val="24"/>
-          <w:szCs w:val="24"/>
-        </w:rPr>
-        <w:t>services</w:t>
-      </w:r>
-      <w:r>
-        <w:rPr>
-          <w:rFonts w:ascii="Times New Roman" w:hAnsi="Times New Roman"/>
-          <w:i/>
-          <w:iCs/>
-          <w:sz w:val="24"/>
-          <w:szCs w:val="24"/>
-        </w:rPr>
-        <w:t xml:space="preserve"> </w:t>
-      </w:r>
-      <w:r>
-        <w:rPr>
-          <w:rStyle w:val="css-220"/>
-          <w:rFonts w:ascii="Times New Roman" w:hAnsi="Times New Roman"/>
-          <w:i/>
-          <w:iCs/>
-          <w:color w:val="333333"/>
-          <w:sz w:val="24"/>
-          <w:szCs w:val="24"/>
-        </w:rPr>
-        <w:t>A</w:t>
-      </w:r>
-      <w:r>
-        <w:rPr>
-          <w:rStyle w:val="css-220"/>
-          <w:rFonts w:ascii="Times New Roman" w:hAnsi="Times New Roman"/>
-          <w:i/>
-          <w:iCs/>
-          <w:color w:val="333333"/>
-          <w:sz w:val="24"/>
-          <w:szCs w:val="24"/>
-        </w:rPr>
-        <w:t xml:space="preserve"> case study of the Pearl River Delta Metropolitan Region, China</w:t>
-      </w:r>
-      <w:proofErr w:type="gramStart"/>
-      <w:r>
-        <w:rPr>
-          <w:rFonts w:ascii="Times New Roman" w:hAnsi="Times New Roman"/>
-          <w:i/>
-          <w:iCs/>
-          <w:sz w:val="24"/>
-          <w:szCs w:val="24"/>
-        </w:rPr>
-        <w:t>″</w:t>
-      </w:r>
-      <w:r>
-        <w:rPr>
-          <w:rFonts w:ascii="Times New Roman" w:hAnsi="Times New Roman"/>
-          <w:sz w:val="24"/>
-          <w:szCs w:val="24"/>
-        </w:rPr>
-        <w:t xml:space="preserve"> </w:t>
-      </w:r>
-      <w:r>
-        <w:rPr>
-          <w:rFonts w:ascii="Times New Roman" w:hAnsi="Times New Roman"/>
-          <w:sz w:val="24"/>
-          <w:szCs w:val="24"/>
-        </w:rPr>
-        <w:t>.H</w:t>
-      </w:r>
-      <w:r>
-        <w:rPr>
-          <w:rFonts w:ascii="Times New Roman" w:hAnsi="Times New Roman"/>
-          <w:sz w:val="24"/>
-          <w:szCs w:val="24"/>
-        </w:rPr>
-        <w:t>e</w:t>
-      </w:r>
-      <w:proofErr w:type="gramEnd"/>
-      <w:r>
-        <w:rPr>
-          <w:rFonts w:ascii="Times New Roman" w:hAnsi="Times New Roman"/>
-          <w:sz w:val="24"/>
-          <w:szCs w:val="24"/>
-        </w:rPr>
-        <w:t xml:space="preserve"> studied the Pearl River Delta from 1990 to 2015 using a land-use dataset with a resolution of 100 m. </w:t>
-      </w:r>
-      <w:proofErr w:type="gramStart"/>
-      <w:r>
-        <w:rPr>
-          <w:rFonts w:ascii="Times New Roman" w:hAnsi="Times New Roman"/>
-          <w:sz w:val="24"/>
-          <w:szCs w:val="24"/>
-        </w:rPr>
-        <w:t>The  analysis</w:t>
-      </w:r>
-      <w:proofErr w:type="gramEnd"/>
-      <w:r>
-        <w:rPr>
-          <w:rFonts w:ascii="Times New Roman" w:hAnsi="Times New Roman"/>
-          <w:sz w:val="24"/>
-          <w:szCs w:val="24"/>
-        </w:rPr>
-        <w:t xml:space="preserve"> focused on land use/land cover change patterns and ecosystem service </w:t>
-      </w:r>
-      <w:proofErr w:type="gramStart"/>
-      <w:r>
-        <w:rPr>
-          <w:rFonts w:ascii="Times New Roman" w:hAnsi="Times New Roman"/>
-          <w:sz w:val="24"/>
-          <w:szCs w:val="24"/>
-        </w:rPr>
-        <w:t>values .summary</w:t>
-      </w:r>
-      <w:proofErr w:type="gramEnd"/>
-      <w:r>
-        <w:rPr>
-          <w:rFonts w:ascii="Times New Roman" w:hAnsi="Times New Roman"/>
-          <w:sz w:val="24"/>
-          <w:szCs w:val="24"/>
-        </w:rPr>
-        <w:t xml:space="preserve"> of changes in the values of ecosystem services driven by changes in land use/land cover was discovered that the changing pattern of land use/cover in the Pearl River</w:t>
-      </w:r>
-      <w:r>
-        <w:rPr>
-          <w:rFonts w:ascii="Times New Roman" w:hAnsi="Times New Roman"/>
-          <w:sz w:val="24"/>
-          <w:szCs w:val="24"/>
-        </w:rPr>
-        <w:t xml:space="preserve"> Delta, which is dominated by woods, reflected a very dynamic environment. </w:t>
-      </w:r>
-    </w:p>
-    <w:p>
-      <w:pPr>
-        <w:spacing w:line="360" w:lineRule="auto"/>
-        <w:jc w:val="both"/>
-        <w:rPr>
-          <w:rFonts w:ascii="Times New Roman" w:hAnsi="Times New Roman"/>
-          <w:sz w:val="24"/>
-          <w:szCs w:val="24"/>
-        </w:rPr>
-      </w:pPr>
-      <w:sdt>
-        <w:sdtPr>
-          <w:rPr>
-            <w:rFonts w:ascii="Times New Roman" w:hAnsi="Times New Roman"/>
-            <w:color w:val="000000"/>
-            <w:sz w:val="24"/>
-            <w:szCs w:val="24"/>
-          </w:rPr>
-          <w:tag w:val="MENDELEY_CITATION_v3_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"/>
-          <w:id w:val="429866606"/>
-          <w:placeholder>
-            <w:docPart w:val="DefaultPlaceholder_-1854013440"/>
-          </w:placeholder>
-        </w:sdtPr>
-        <w:sdtContent>
-          <w:r>
-            <w:rPr>
-              <w:rFonts w:ascii="Times New Roman" w:hAnsi="Times New Roman"/>
-              <w:color w:val="000000"/>
-              <w:sz w:val="24"/>
-              <w:szCs w:val="24"/>
-            </w:rPr>
-            <w:t>(Berihun et al., 2019)</w:t>
-          </w:r>
-        </w:sdtContent>
-      </w:sdt>
-      <w:bookmarkStart w:id="14" w:name="_Hlk159228761"/>
-      <w:r>
-        <w:rPr>
-          <w:rFonts w:ascii="Times New Roman" w:hAnsi="Times New Roman"/>
-          <w:i/>
-          <w:iCs/>
-          <w:sz w:val="24"/>
-          <w:szCs w:val="24"/>
-        </w:rPr>
-        <w:t>″</w:t>
-      </w:r>
-      <w:bookmarkEnd w:id="14"/>
-      <w:r>
-        <w:rPr>
-          <w:rFonts w:ascii="Times New Roman" w:hAnsi="Times New Roman"/>
-          <w:i/>
-          <w:iCs/>
-          <w:sz w:val="24"/>
-          <w:szCs w:val="24"/>
-        </w:rPr>
-        <w:t xml:space="preserve">Exploring land use/land cover changes, drivers and their implications in contrasting </w:t>
-      </w:r>
-      <w:proofErr w:type="spellStart"/>
-      <w:r>
-        <w:rPr>
-          <w:rFonts w:ascii="Times New Roman" w:hAnsi="Times New Roman"/>
-          <w:i/>
-          <w:iCs/>
-          <w:sz w:val="24"/>
-          <w:szCs w:val="24"/>
-        </w:rPr>
-        <w:t>agro</w:t>
-      </w:r>
-      <w:proofErr w:type="spellEnd"/>
-      <w:r>
-        <w:rPr>
-          <w:rFonts w:ascii="Times New Roman" w:hAnsi="Times New Roman"/>
-          <w:i/>
-          <w:iCs/>
-          <w:sz w:val="24"/>
-          <w:szCs w:val="24"/>
-        </w:rPr>
-        <w:t xml:space="preserve">-ecological environments of Ethiopia″ </w:t>
-      </w:r>
-      <w:r>
-        <w:rPr>
-          <w:rFonts w:ascii="Times New Roman" w:hAnsi="Times New Roman"/>
-          <w:sz w:val="24"/>
-          <w:szCs w:val="24"/>
-        </w:rPr>
-        <w:t xml:space="preserve">The study investigated the trends, driving factors, and implications of land use/land cover (LULC) dynamics during the past 35 years (1982-2017) in three watersheds of drought-prone areas that reflect diverse </w:t>
-      </w:r>
-      <w:proofErr w:type="spellStart"/>
-      <w:r>
-        <w:rPr>
-          <w:rFonts w:ascii="Times New Roman" w:hAnsi="Times New Roman"/>
-          <w:sz w:val="24"/>
-          <w:szCs w:val="24"/>
-        </w:rPr>
-        <w:t>agro</w:t>
-      </w:r>
-      <w:proofErr w:type="spellEnd"/>
-      <w:r>
-        <w:rPr>
-          <w:rFonts w:ascii="Times New Roman" w:hAnsi="Times New Roman"/>
-          <w:sz w:val="24"/>
-          <w:szCs w:val="24"/>
-        </w:rPr>
-        <w:t>-ecologies of the Upper Blue Nile basin, Ethiopia. LULC changes were analysed using field observations, remote-sensing data (aerial photographs [1:50,000 scale] and very high resolution [0.5-3.2 m] satellite images), and geographic information systems. Key informant interviews and literature reviews were used to explore the drivers of LULC. The impact of LULC change on soil erosion and surface runoff responses was also evaluated. A minimum of four and a maximum of six LULC classes were identified</w:t>
-      </w:r>
-    </w:p>
-    <w:p>
-      <w:pPr>
-        <w:spacing w:line="360" w:lineRule="auto"/>
-        <w:jc w:val="both"/>
-        <w:rPr>
-          <w:rFonts w:ascii="Times New Roman" w:hAnsi="Times New Roman"/>
-          <w:sz w:val="24"/>
-          <w:szCs w:val="24"/>
-        </w:rPr>
-      </w:pPr>
-      <w:r>
-        <w:rPr>
-          <w:rFonts w:ascii="Times New Roman" w:hAnsi="Times New Roman"/>
-          <w:sz w:val="24"/>
-          <w:szCs w:val="24"/>
-        </w:rPr>
-        <w:t>The vast majority of the preceding research elaborates how GIS and Remote Sensing (RS) can be employed in land use land cover change analysis. In light of this, the study will look into how GIS and RS may be utilised to assess the impact of infrastructure in land cover change</w:t>
-      </w:r>
-    </w:p>
-    <w:p>
-      <w:pPr>
-        <w:pStyle w:val="Heading2"/>
-        <w:rPr>
-          <w:rFonts w:cs="Times New Roman"/>
-          <w:szCs w:val="24"/>
-        </w:rPr>
-      </w:pPr>
-      <w:bookmarkStart w:id="15" w:name="_Toc137052110"/>
-      <w:r>
-        <w:rPr>
-          <w:rFonts w:cs="Times New Roman"/>
-          <w:szCs w:val="24"/>
-        </w:rPr>
-        <w:lastRenderedPageBreak/>
-        <w:t>1.4 Problem Statement</w:t>
-      </w:r>
-      <w:bookmarkEnd w:id="15"/>
-    </w:p>
-    <w:p>
-      <w:pPr>
-        <w:spacing w:line="360" w:lineRule="auto"/>
-        <w:jc w:val="both"/>
-        <w:rPr>
-          <w:rFonts w:ascii="Times New Roman" w:hAnsi="Times New Roman"/>
-          <w:color w:val="000000"/>
-          <w:sz w:val="24"/>
-          <w:szCs w:val="24"/>
-        </w:rPr>
-      </w:pPr>
-      <w:r>
-        <w:rPr>
-          <w:rFonts w:ascii="Times New Roman" w:hAnsi="Times New Roman"/>
-          <w:sz w:val="24"/>
-          <w:szCs w:val="24"/>
-          <w:lang w:val="en-US"/>
-        </w:rPr>
-        <w:t>It has long been acknowledged that an adequate supply of infrastructure services is a necessary component for productivity and growth. In recent years, however, the importance of infrastructure has garnered more emphasis.</w:t>
-      </w:r>
+      </w:pPr>
       <w:sdt>
         <w:sdtPr>
           <w:rPr>
@@ -3708,23 +1951,6 @@
           </w:r>
         </w:sdtContent>
       </w:sdt>
-      <w:r>
-        <w:rPr>
-          <w:rFonts w:ascii="Times New Roman" w:hAnsi="Times New Roman"/>
-          <w:sz w:val="24"/>
-          <w:szCs w:val="24"/>
-          <w:lang w:val="en-US"/>
-        </w:rPr>
-        <w:t xml:space="preserve"> </w:t>
-      </w:r>
-      <w:r>
-        <w:rPr>
-          <w:rFonts w:ascii="Times New Roman" w:hAnsi="Times New Roman"/>
-          <w:sz w:val="24"/>
-          <w:szCs w:val="24"/>
-        </w:rPr>
-        <w:t xml:space="preserve">According to </w:t>
-      </w:r>
       <w:sdt>
         <w:sdtPr>
           <w:rPr>
@@ -3751,68 +1977,6 @@
           </w:r>
         </w:sdtContent>
       </w:sdt>
-      <w:r>
-        <w:rPr>
-          <w:rFonts w:ascii="Times New Roman" w:hAnsi="Times New Roman"/>
-          <w:color w:val="000000"/>
-          <w:sz w:val="24"/>
-          <w:szCs w:val="24"/>
-        </w:rPr>
-        <w:t xml:space="preserve"> </w:t>
-      </w:r>
-      <w:r>
-        <w:rPr>
-          <w:rFonts w:ascii="Times New Roman" w:hAnsi="Times New Roman"/>
-          <w:color w:val="000000"/>
-          <w:sz w:val="24"/>
-          <w:szCs w:val="24"/>
-        </w:rPr>
-        <w:t xml:space="preserve">, </w:t>
-      </w:r>
-      <w:r>
-        <w:rPr>
-          <w:rFonts w:ascii="Times New Roman" w:hAnsi="Times New Roman"/>
-          <w:color w:val="000000"/>
-          <w:sz w:val="24"/>
-          <w:szCs w:val="24"/>
-        </w:rPr>
-        <w:t>a country's infrastructure is its fundamental framework, and the state of its economy is closely linked to the development of that infrastructure.</w:t>
-      </w:r>
-      <w:r>
-        <w:rPr>
-          <w:rFonts w:ascii="Times New Roman" w:hAnsi="Times New Roman"/>
-          <w:sz w:val="24"/>
-          <w:szCs w:val="24"/>
-        </w:rPr>
-        <w:t xml:space="preserve"> </w:t>
-      </w:r>
-      <w:r>
-        <w:rPr>
-          <w:rFonts w:ascii="Times New Roman" w:hAnsi="Times New Roman"/>
-          <w:color w:val="000000"/>
-          <w:sz w:val="24"/>
-          <w:szCs w:val="24"/>
-        </w:rPr>
-        <w:t>infrastructure have several economic advantages, but they also raise a number of environmental and social problems since, during construction and operation, the</w:t>
-      </w:r>
-      <w:r>
-        <w:rPr>
-          <w:rFonts w:ascii="Times New Roman" w:hAnsi="Times New Roman"/>
-          <w:color w:val="000000"/>
-          <w:sz w:val="24"/>
-          <w:szCs w:val="24"/>
-        </w:rPr>
-        <w:t>re</w:t>
-      </w:r>
-      <w:r>
-        <w:rPr>
-          <w:rFonts w:ascii="Times New Roman" w:hAnsi="Times New Roman"/>
-          <w:color w:val="000000"/>
-          <w:sz w:val="24"/>
-          <w:szCs w:val="24"/>
-        </w:rPr>
-        <w:t xml:space="preserve"> may have an impact on residential areas, farms, and forests.</w:t>
-      </w:r>
       <w:sdt>
         <w:sdtPr>
           <w:rPr>
@@ -3839,74 +2003,12 @@
           </w:r>
         </w:sdtContent>
       </w:sdt>
-      <w:r>
-        <w:rPr>
-          <w:rFonts w:ascii="Times New Roman" w:hAnsi="Times New Roman"/>
-          <w:color w:val="000000"/>
-          <w:sz w:val="24"/>
-          <w:szCs w:val="24"/>
-        </w:rPr>
-        <w:t xml:space="preserve"> </w:t>
-      </w:r>
-      <w:r>
-        <w:rPr>
-          <w:rFonts w:ascii="Times New Roman" w:hAnsi="Times New Roman"/>
-          <w:sz w:val="24"/>
-          <w:szCs w:val="24"/>
-        </w:rPr>
-        <w:t xml:space="preserve">This </w:t>
-      </w:r>
       <w:proofErr w:type="gramStart"/>
-      <w:r>
-        <w:rPr>
-          <w:rFonts w:ascii="Times New Roman" w:hAnsi="Times New Roman"/>
-          <w:sz w:val="24"/>
-          <w:szCs w:val="24"/>
-        </w:rPr>
-        <w:t>lead</w:t>
-      </w:r>
       <w:proofErr w:type="gramEnd"/>
-      <w:r>
-        <w:rPr>
-          <w:rFonts w:ascii="Times New Roman" w:hAnsi="Times New Roman"/>
-          <w:sz w:val="24"/>
-          <w:szCs w:val="24"/>
-        </w:rPr>
-        <w:t xml:space="preserve"> to change in </w:t>
-      </w:r>
       <w:proofErr w:type="gramStart"/>
-      <w:r>
-        <w:rPr>
-          <w:rFonts w:ascii="Times New Roman" w:hAnsi="Times New Roman"/>
-          <w:sz w:val="24"/>
-          <w:szCs w:val="24"/>
-        </w:rPr>
-        <w:t>climate ,</w:t>
-      </w:r>
       <w:proofErr w:type="gramEnd"/>
       <w:r>
-        <w:rPr>
-          <w:rFonts w:ascii="Times New Roman" w:hAnsi="Times New Roman"/>
-          <w:sz w:val="24"/>
-          <w:szCs w:val="24"/>
-        </w:rPr>
-        <w:t xml:space="preserve"> </w:t>
-      </w:r>
-      <w:r>
-        <w:rPr>
-          <w:rFonts w:ascii="Times New Roman" w:hAnsi="Times New Roman"/>
-          <w:sz w:val="24"/>
-          <w:szCs w:val="24"/>
-        </w:rPr>
-        <w:t>water quality and ecosystem which if not addressed will get worse in the years</w:t>
-      </w:r>
-      <w:r>
-        <w:rPr>
-          <w:rFonts w:ascii="Times New Roman" w:hAnsi="Times New Roman"/>
-          <w:sz w:val="24"/>
-          <w:szCs w:val="24"/>
-        </w:rPr>
-        <w:t xml:space="preserve"> going forward</w:t>
+        <w:t>It has long been acknowledged that an adequate supply of infrastructure services is a necessary component for productivity and growth. In recent years, however, the importance of infrastructure has garnered more emphasis. According to a national infrastructure assessment, a country's infrastructure is its fundamental framework, and the state of its economy is closely linked to the development of that infrastructure. infrastructure have several economic advantages, but they also raise a number of environmental and social problems since, during construction and operation, there may have an impact on residential areas, farms, and forests. This lead to change in climate , water quality and ecosystem which if not addressed will get worse in the years going forward</w:t>
       </w:r>
     </w:p>
     <w:p>
@@ -4162,10 +2264,14 @@
         <w:pStyle w:val="Heading2"/>
       </w:pPr>
       <w:bookmarkStart w:id="17" w:name="_Toc137052111"/>
-      <w:r>
-        <w:t>1.5 Research Aim and Objectives</w:t>
-      </w:r>
       <w:bookmarkEnd w:id="17"/>
+      <w:r>
+        <w:rPr>
+          <w:b w:val="0"/>
+          <w:i w:val="0"/>
+        </w:rPr>
+        <w:t>1.4 Research Aim and Objectives</w:t>
+      </w:r>
     </w:p>
     <w:p>
       <w:pPr>
@@ -4400,10 +2506,14 @@
         <w:pStyle w:val="Heading2"/>
       </w:pPr>
       <w:bookmarkStart w:id="19" w:name="_Toc137052112"/>
-      <w:r>
-        <w:t>1.6 Research Questions</w:t>
-      </w:r>
       <w:bookmarkEnd w:id="19"/>
+      <w:r>
+        <w:rPr>
+          <w:b w:val="0"/>
+          <w:i w:val="0"/>
+        </w:rPr>
+        <w:t>1.5 Research Questions</w:t>
+      </w:r>
     </w:p>
     <w:p>
       <w:pPr>
@@ -4538,7 +2648,6 @@
     </w:p>
     <w:p>
       <w:pPr>
-        <w:pStyle w:val="Heading2"/>
         <w:numPr>
           <w:ilvl w:val="1"/>
           <w:numId w:val="6"/>
@@ -4549,1375 +2658,13 @@
         </w:rPr>
       </w:pPr>
       <w:bookmarkStart w:id="20" w:name="_Toc137052113"/>
-      <w:r>
-        <w:rPr>
-          <w:rFonts w:cs="Times New Roman"/>
-          <w:szCs w:val="24"/>
-        </w:rPr>
-        <w:t>Research Approach and Materials</w:t>
-      </w:r>
       <w:bookmarkEnd w:id="20"/>
-    </w:p>
-    <w:p>
-      <w:pPr>
-        <w:spacing w:after="0" w:line="360" w:lineRule="auto"/>
-        <w:jc w:val="both"/>
-        <w:rPr>
-          <w:rFonts w:ascii="Times New Roman" w:hAnsi="Times New Roman"/>
-          <w:sz w:val="24"/>
-          <w:szCs w:val="24"/>
-          <w:lang w:val="en-US"/>
-        </w:rPr>
-      </w:pPr>
-      <w:r>
-        <w:rPr>
-          <w:rFonts w:ascii="Times New Roman" w:hAnsi="Times New Roman"/>
-          <w:sz w:val="24"/>
-          <w:szCs w:val="24"/>
-        </w:rPr>
-        <w:t>The following resources were used in the research:</w:t>
-      </w:r>
-    </w:p>
-    <w:p>
-      <w:pPr>
-        <w:pStyle w:val="ListParagraph"/>
-        <w:numPr>
-          <w:ilvl w:val="0"/>
-          <w:numId w:val="5"/>
-        </w:numPr>
-        <w:spacing w:after="0" w:line="360" w:lineRule="auto"/>
-        <w:jc w:val="both"/>
-        <w:rPr>
-          <w:rFonts w:ascii="Times New Roman" w:hAnsi="Times New Roman"/>
-          <w:sz w:val="24"/>
-          <w:szCs w:val="24"/>
-          <w:lang w:val="en-US"/>
-        </w:rPr>
-      </w:pPr>
-      <w:r>
-        <w:rPr>
-          <w:rFonts w:ascii="Times New Roman" w:hAnsi="Times New Roman"/>
-          <w:sz w:val="24"/>
-          <w:szCs w:val="24"/>
-          <w:lang w:val="en-US"/>
-        </w:rPr>
-        <w:t>Boundary shapefile of the study area</w:t>
-      </w:r>
-    </w:p>
-    <w:p>
-      <w:pPr>
-        <w:pStyle w:val="ListParagraph"/>
-        <w:numPr>
-          <w:ilvl w:val="0"/>
-          <w:numId w:val="5"/>
-        </w:numPr>
-        <w:spacing w:line="360" w:lineRule="auto"/>
-        <w:jc w:val="both"/>
-        <w:rPr>
-          <w:rFonts w:ascii="Times New Roman" w:hAnsi="Times New Roman"/>
-          <w:sz w:val="24"/>
-          <w:szCs w:val="24"/>
-          <w:lang w:val="en-US"/>
-        </w:rPr>
-      </w:pPr>
-      <w:r>
-        <w:rPr>
-          <w:rFonts w:ascii="Times New Roman" w:hAnsi="Times New Roman"/>
-          <w:sz w:val="24"/>
-          <w:szCs w:val="24"/>
-          <w:lang w:val="en-US"/>
-        </w:rPr>
-        <w:t>Google earth pro</w:t>
-      </w:r>
-    </w:p>
-    <w:p>
-      <w:pPr>
-        <w:pStyle w:val="ListParagraph"/>
-        <w:numPr>
-          <w:ilvl w:val="0"/>
-          <w:numId w:val="5"/>
-        </w:numPr>
-        <w:spacing w:line="360" w:lineRule="auto"/>
-        <w:jc w:val="both"/>
-        <w:rPr>
-          <w:rFonts w:ascii="Times New Roman" w:hAnsi="Times New Roman"/>
-          <w:sz w:val="24"/>
-          <w:szCs w:val="24"/>
-          <w:lang w:val="en-US"/>
-        </w:rPr>
-      </w:pPr>
-      <w:r>
-        <w:rPr>
-          <w:rFonts w:ascii="Times New Roman" w:hAnsi="Times New Roman"/>
-          <w:sz w:val="24"/>
-          <w:szCs w:val="24"/>
-          <w:lang w:val="en-US"/>
-        </w:rPr>
-        <w:t>Digital elevation model</w:t>
-      </w:r>
-    </w:p>
-    <w:p>
-      <w:pPr>
-        <w:pStyle w:val="ListParagraph"/>
-        <w:numPr>
-          <w:ilvl w:val="0"/>
-          <w:numId w:val="5"/>
-        </w:numPr>
-        <w:spacing w:line="360" w:lineRule="auto"/>
-        <w:jc w:val="both"/>
-        <w:rPr>
-          <w:rFonts w:ascii="Times New Roman" w:hAnsi="Times New Roman"/>
-          <w:sz w:val="24"/>
-          <w:szCs w:val="24"/>
-          <w:lang w:val="en-US"/>
-        </w:rPr>
-      </w:pPr>
-      <w:r>
-        <w:rPr>
-          <w:rFonts w:ascii="Times New Roman" w:hAnsi="Times New Roman"/>
-          <w:sz w:val="24"/>
-          <w:szCs w:val="24"/>
-          <w:lang w:val="en-US"/>
-        </w:rPr>
-        <w:t>ARCGIS Software</w:t>
-      </w:r>
-    </w:p>
-    <w:p>
-      <w:pPr>
-        <w:pStyle w:val="ListParagraph"/>
-        <w:numPr>
-          <w:ilvl w:val="0"/>
-          <w:numId w:val="5"/>
-        </w:numPr>
-        <w:spacing w:line="360" w:lineRule="auto"/>
-        <w:jc w:val="both"/>
-        <w:rPr>
-          <w:rFonts w:ascii="Times New Roman" w:hAnsi="Times New Roman"/>
-          <w:sz w:val="24"/>
-          <w:szCs w:val="24"/>
-          <w:lang w:val="en-US"/>
-        </w:rPr>
-      </w:pPr>
-      <w:r>
-        <w:rPr>
-          <w:rFonts w:ascii="Times New Roman" w:hAnsi="Times New Roman"/>
-          <w:sz w:val="24"/>
-          <w:szCs w:val="24"/>
-          <w:lang w:val="en-US"/>
-        </w:rPr>
-        <w:t>QGIS Software</w:t>
-      </w:r>
-    </w:p>
-    <w:p>
-      <w:pPr>
-        <w:pStyle w:val="ListParagraph"/>
-        <w:numPr>
-          <w:ilvl w:val="0"/>
-          <w:numId w:val="5"/>
-        </w:numPr>
-        <w:spacing w:line="360" w:lineRule="auto"/>
-        <w:jc w:val="both"/>
-        <w:rPr>
-          <w:rFonts w:ascii="Times New Roman" w:hAnsi="Times New Roman"/>
-          <w:sz w:val="24"/>
-          <w:szCs w:val="24"/>
-          <w:lang w:val="en-US"/>
-        </w:rPr>
-      </w:pPr>
-      <w:r>
-        <w:rPr>
-          <w:rFonts w:ascii="Times New Roman" w:hAnsi="Times New Roman"/>
-          <w:sz w:val="24"/>
-          <w:szCs w:val="24"/>
-          <w:lang w:val="en-US"/>
-        </w:rPr>
-        <w:t>Hydrology data</w:t>
-      </w:r>
-    </w:p>
-    <w:p>
-      <w:pPr>
-        <w:pStyle w:val="ListParagraph"/>
-        <w:numPr>
-          <w:ilvl w:val="0"/>
-          <w:numId w:val="5"/>
-        </w:numPr>
-        <w:spacing w:line="360" w:lineRule="auto"/>
-        <w:jc w:val="both"/>
-        <w:rPr>
-          <w:rFonts w:ascii="Times New Roman" w:hAnsi="Times New Roman"/>
-          <w:sz w:val="24"/>
-          <w:szCs w:val="24"/>
-          <w:lang w:val="en-US"/>
-        </w:rPr>
-      </w:pPr>
-      <w:r>
-        <w:rPr>
-          <w:rFonts w:ascii="Times New Roman" w:hAnsi="Times New Roman"/>
-          <w:sz w:val="24"/>
-          <w:szCs w:val="24"/>
-          <w:lang w:val="en-US"/>
-        </w:rPr>
-        <w:t xml:space="preserve">Landsat </w:t>
-      </w:r>
-      <w:r>
-        <w:rPr>
-          <w:rFonts w:ascii="Times New Roman" w:hAnsi="Times New Roman"/>
-          <w:sz w:val="24"/>
-          <w:szCs w:val="24"/>
-          <w:lang w:val="en-US"/>
-        </w:rPr>
-        <w:t>imagery</w:t>
-      </w:r>
-    </w:p>
-    <w:p>
-      <w:pPr>
-        <w:pStyle w:val="ListParagraph"/>
-        <w:spacing w:line="360" w:lineRule="auto"/>
-        <w:jc w:val="both"/>
-        <w:rPr>
-          <w:rFonts w:ascii="Times New Roman" w:hAnsi="Times New Roman"/>
-          <w:sz w:val="24"/>
-          <w:szCs w:val="24"/>
-          <w:lang w:val="en-US"/>
-        </w:rPr>
-      </w:pPr>
-    </w:p>
-    <w:p>
-      <w:pPr>
-        <w:pStyle w:val="ListParagraph"/>
-        <w:spacing w:line="360" w:lineRule="auto"/>
-        <w:jc w:val="both"/>
-        <w:rPr>
-          <w:rFonts w:ascii="Times New Roman" w:hAnsi="Times New Roman"/>
-          <w:sz w:val="24"/>
-          <w:szCs w:val="24"/>
-          <w:lang w:val="en-US"/>
-        </w:rPr>
-      </w:pPr>
-      <w:r>
-        <w:rPr>
-          <w:rFonts w:ascii="Times New Roman" w:hAnsi="Times New Roman"/>
-          <w:sz w:val="24"/>
-          <w:szCs w:val="24"/>
-        </w:rPr>
-        <w:t>The research approach used to answer the research questions formulated is listed below</w:t>
-      </w:r>
-      <w:r>
-        <w:rPr>
-          <w:rFonts w:ascii="Times New Roman" w:hAnsi="Times New Roman"/>
-          <w:sz w:val="24"/>
-          <w:szCs w:val="24"/>
-        </w:rPr>
-        <w:t>⁚</w:t>
-      </w:r>
-    </w:p>
-    <w:p>
-      <w:pPr>
-        <w:pStyle w:val="ListParagraph"/>
-        <w:spacing w:line="360" w:lineRule="auto"/>
-        <w:jc w:val="both"/>
-        <w:rPr>
-          <w:rFonts w:ascii="Times New Roman" w:hAnsi="Times New Roman"/>
-          <w:b/>
-          <w:bCs/>
-          <w:sz w:val="24"/>
-          <w:szCs w:val="24"/>
-        </w:rPr>
-      </w:pPr>
-      <w:r>
-        <w:rPr>
-          <w:rFonts w:ascii="Times New Roman" w:hAnsi="Times New Roman"/>
-          <w:b/>
-          <w:bCs/>
-          <w:sz w:val="24"/>
-          <w:szCs w:val="24"/>
-        </w:rPr>
-        <w:t>Identifying the main infrastructure projects in Greater Kumasi</w:t>
-      </w:r>
-    </w:p>
-    <w:p>
-      <w:pPr>
-        <w:pStyle w:val="ListParagraph"/>
-        <w:spacing w:line="360" w:lineRule="auto"/>
-        <w:jc w:val="both"/>
-        <w:rPr>
-          <w:rFonts w:ascii="Times New Roman" w:hAnsi="Times New Roman"/>
-          <w:sz w:val="24"/>
-          <w:szCs w:val="24"/>
-        </w:rPr>
-      </w:pPr>
-      <w:r>
-        <w:rPr>
-          <w:rFonts w:ascii="Times New Roman" w:hAnsi="Times New Roman"/>
-          <w:sz w:val="24"/>
-          <w:szCs w:val="24"/>
-        </w:rPr>
-        <w:t xml:space="preserve">To determine the primary infrastructure projects carried out in Kumasi during the research period, </w:t>
-      </w:r>
-      <w:proofErr w:type="gramStart"/>
-      <w:r>
-        <w:rPr>
-          <w:rFonts w:ascii="Times New Roman" w:hAnsi="Times New Roman"/>
-          <w:sz w:val="24"/>
-          <w:szCs w:val="24"/>
-        </w:rPr>
-        <w:t>conducting  a</w:t>
-      </w:r>
-      <w:proofErr w:type="gramEnd"/>
-      <w:r>
-        <w:rPr>
-          <w:rFonts w:ascii="Times New Roman" w:hAnsi="Times New Roman"/>
-          <w:sz w:val="24"/>
-          <w:szCs w:val="24"/>
-        </w:rPr>
-        <w:t xml:space="preserve"> review of the literature and communicating with the local authorities. This could involve </w:t>
-      </w:r>
-      <w:r>
-        <w:rPr>
-          <w:rFonts w:ascii="Times New Roman" w:hAnsi="Times New Roman"/>
-          <w:sz w:val="24"/>
-          <w:szCs w:val="24"/>
-        </w:rPr>
-        <w:t>buildings,</w:t>
-      </w:r>
-      <w:r>
-        <w:rPr>
-          <w:rFonts w:ascii="Times New Roman" w:hAnsi="Times New Roman"/>
-          <w:sz w:val="24"/>
-          <w:szCs w:val="24"/>
-        </w:rPr>
-        <w:t xml:space="preserve"> new roads, fostering industrial growth, growing cities, and implementing other infrastructure projects.</w:t>
-      </w:r>
-    </w:p>
-    <w:p>
-      <w:pPr>
-        <w:pStyle w:val="ListParagraph"/>
-        <w:spacing w:line="360" w:lineRule="auto"/>
-        <w:jc w:val="both"/>
-        <w:rPr>
-          <w:rFonts w:ascii="Times New Roman" w:hAnsi="Times New Roman"/>
-          <w:b/>
-          <w:bCs/>
-          <w:sz w:val="24"/>
-          <w:szCs w:val="24"/>
-        </w:rPr>
-      </w:pPr>
-      <w:r>
-        <w:rPr>
-          <w:rFonts w:ascii="Times New Roman" w:hAnsi="Times New Roman"/>
-          <w:b/>
-          <w:bCs/>
-          <w:sz w:val="24"/>
-          <w:szCs w:val="24"/>
-        </w:rPr>
-        <w:t xml:space="preserve"> </w:t>
-      </w:r>
-    </w:p>
-    <w:p>
-      <w:pPr>
-        <w:pStyle w:val="ListParagraph"/>
-        <w:spacing w:line="360" w:lineRule="auto"/>
-        <w:jc w:val="both"/>
-        <w:rPr>
-          <w:rFonts w:ascii="Times New Roman" w:hAnsi="Times New Roman"/>
-          <w:b/>
-          <w:bCs/>
-          <w:sz w:val="24"/>
-          <w:szCs w:val="24"/>
-        </w:rPr>
-      </w:pPr>
-      <w:r>
-        <w:rPr>
-          <w:rFonts w:ascii="Times New Roman" w:hAnsi="Times New Roman"/>
-          <w:b/>
-          <w:bCs/>
-          <w:sz w:val="24"/>
-          <w:szCs w:val="24"/>
-        </w:rPr>
-        <w:t>Analysis of land cover change over the period of study</w:t>
-      </w:r>
-    </w:p>
-    <w:p>
-      <w:pPr>
-        <w:pStyle w:val="ListParagraph"/>
-        <w:spacing w:line="360" w:lineRule="auto"/>
-        <w:jc w:val="both"/>
-        <w:rPr>
-          <w:rFonts w:ascii="Times New Roman" w:hAnsi="Times New Roman"/>
-          <w:sz w:val="24"/>
-          <w:szCs w:val="24"/>
-        </w:rPr>
-      </w:pPr>
-      <w:r>
-        <w:rPr>
-          <w:rFonts w:ascii="Times New Roman" w:hAnsi="Times New Roman"/>
-          <w:sz w:val="24"/>
-          <w:szCs w:val="24"/>
-        </w:rPr>
-        <w:t>T</w:t>
-      </w:r>
-      <w:r>
-        <w:rPr>
-          <w:rFonts w:ascii="Times New Roman" w:hAnsi="Times New Roman"/>
-          <w:sz w:val="24"/>
-          <w:szCs w:val="24"/>
-        </w:rPr>
-        <w:t xml:space="preserve">his involves obtaining satellite imagery of Kumasi over a time </w:t>
-      </w:r>
-      <w:r>
-        <w:rPr>
-          <w:rFonts w:ascii="Times New Roman" w:hAnsi="Times New Roman"/>
-          <w:sz w:val="24"/>
-          <w:szCs w:val="24"/>
-        </w:rPr>
-        <w:t xml:space="preserve">period. Cloud-free Landsat multispectral scanner (MSS) and Enhanced Thematic Mapper Plus (ETM+) images are obtained and downloaded from the USGS-EROS archive and used. The Landsat photos utilised for processing are selected based on availability and quality of the study area during the designated years. The data was limited by an unequal distribution of high-quality Landsat pictures available for analysis in the study </w:t>
-      </w:r>
-      <w:r>
-        <w:rPr>
-          <w:rFonts w:ascii="Times New Roman" w:hAnsi="Times New Roman"/>
-          <w:sz w:val="24"/>
-          <w:szCs w:val="24"/>
-        </w:rPr>
-        <w:t>area. After</w:t>
-      </w:r>
-      <w:r>
-        <w:rPr>
-          <w:rFonts w:ascii="Times New Roman" w:hAnsi="Times New Roman"/>
-          <w:sz w:val="24"/>
-          <w:szCs w:val="24"/>
-        </w:rPr>
-        <w:t xml:space="preserve"> the satellite imagery has been </w:t>
-      </w:r>
-      <w:r>
-        <w:rPr>
-          <w:rFonts w:ascii="Times New Roman" w:hAnsi="Times New Roman"/>
-          <w:sz w:val="24"/>
-          <w:szCs w:val="24"/>
-        </w:rPr>
-        <w:t>obtained. Satellite imagery must go through several procedures before we can adequately analyse the impact of infrastructure on land cover change. Below are the listed procedures.</w:t>
-      </w:r>
-    </w:p>
-    <w:p>
-      <w:pPr>
-        <w:pStyle w:val="ListParagraph"/>
-        <w:spacing w:line="360" w:lineRule="auto"/>
-        <w:jc w:val="both"/>
-        <w:rPr>
-          <w:rFonts w:ascii="Times New Roman" w:hAnsi="Times New Roman"/>
-          <w:sz w:val="24"/>
-          <w:szCs w:val="24"/>
-          <w:lang w:val="en-US"/>
-        </w:rPr>
-      </w:pPr>
-    </w:p>
-    <w:p>
-      <w:pPr>
-        <w:pStyle w:val="ListParagraph"/>
-        <w:numPr>
-          <w:ilvl w:val="0"/>
-          <w:numId w:val="5"/>
-        </w:numPr>
-        <w:spacing w:line="360" w:lineRule="auto"/>
-        <w:jc w:val="both"/>
-        <w:rPr>
-          <w:rFonts w:ascii="Times New Roman" w:hAnsi="Times New Roman"/>
-          <w:sz w:val="24"/>
-          <w:szCs w:val="24"/>
-          <w:lang w:val="en-US"/>
-        </w:rPr>
-      </w:pPr>
-      <w:r>
-        <w:rPr>
-          <w:rFonts w:ascii="Times New Roman" w:hAnsi="Times New Roman"/>
-          <w:sz w:val="24"/>
-          <w:szCs w:val="24"/>
-          <w:lang w:val="en-US"/>
-        </w:rPr>
-        <w:t>Image preprocessing</w:t>
-      </w:r>
-    </w:p>
-    <w:p>
-      <w:pPr>
-        <w:pStyle w:val="ListParagraph"/>
-        <w:spacing w:line="360" w:lineRule="auto"/>
-        <w:jc w:val="both"/>
-        <w:rPr>
-          <w:rFonts w:ascii="Times New Roman" w:hAnsi="Times New Roman"/>
-          <w:sz w:val="24"/>
-          <w:szCs w:val="24"/>
-        </w:rPr>
-      </w:pPr>
-      <w:r>
-        <w:rPr>
-          <w:rFonts w:ascii="Times New Roman" w:hAnsi="Times New Roman"/>
-          <w:sz w:val="24"/>
-          <w:szCs w:val="24"/>
-        </w:rPr>
-        <w:lastRenderedPageBreak/>
-        <w:t xml:space="preserve">Image pre-processing was used to extract relevant information from satellite photos. The data was pre-processed in </w:t>
-      </w:r>
-      <w:r>
-        <w:rPr>
-          <w:rFonts w:ascii="Times New Roman" w:hAnsi="Times New Roman"/>
-          <w:sz w:val="24"/>
-          <w:szCs w:val="24"/>
-          <w:lang w:val="en-US"/>
-        </w:rPr>
-        <w:t>QGIS Software</w:t>
-      </w:r>
-      <w:r>
-        <w:rPr>
-          <w:rFonts w:ascii="Times New Roman" w:hAnsi="Times New Roman"/>
-          <w:sz w:val="24"/>
-          <w:szCs w:val="24"/>
-        </w:rPr>
-        <w:t xml:space="preserve"> for georeferencing, mosaicking, and picture sub-setting based on the area of interest (AOI). Geometric corrections, image enhancement, noise removal, and topography corrections are all examples of pre-processing activities. The initial phase was stacking the obtained data into composite images. Following the combination of the relevant bands, the layers were layered to provide a multispectral image. To ensure that the data were consistent, projection transformation was performed and the UTM WGS-84,30N projection was applied. The AOI was extracted from the photos using the subset option.</w:t>
-      </w:r>
-      <w:sdt>
-        <w:sdtPr>
-          <w:rPr>
-            <w:rFonts w:ascii="Times New Roman" w:hAnsi="Times New Roman"/>
-            <w:color w:val="000000"/>
-            <w:sz w:val="24"/>
-            <w:szCs w:val="24"/>
-          </w:rPr>
-          <w:tag w:val="MENDELEY_CITATION_v3_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"/>
-          <w:id w:val="1532148673"/>
-          <w:placeholder>
-            <w:docPart w:val="DefaultPlaceholder_-1854013440"/>
-          </w:placeholder>
-        </w:sdtPr>
-        <w:sdtContent>
-          <w:r>
-            <w:rPr>
-              <w:rFonts w:ascii="Times New Roman" w:hAnsi="Times New Roman"/>
-              <w:color w:val="000000"/>
-              <w:sz w:val="24"/>
-              <w:szCs w:val="24"/>
-            </w:rPr>
-            <w:t>(</w:t>
-          </w:r>
-          <w:proofErr w:type="spellStart"/>
-          <w:r>
-            <w:rPr>
-              <w:rFonts w:ascii="Times New Roman" w:hAnsi="Times New Roman"/>
-              <w:color w:val="000000"/>
-              <w:sz w:val="24"/>
-              <w:szCs w:val="24"/>
-            </w:rPr>
-            <w:t>Nyatuame</w:t>
-          </w:r>
-          <w:proofErr w:type="spellEnd"/>
-          <w:r>
-            <w:rPr>
-              <w:rFonts w:ascii="Times New Roman" w:hAnsi="Times New Roman"/>
-              <w:color w:val="000000"/>
-              <w:sz w:val="24"/>
-              <w:szCs w:val="24"/>
-            </w:rPr>
-            <w:t xml:space="preserve"> et al., 2023)</w:t>
-          </w:r>
-        </w:sdtContent>
-      </w:sdt>
-    </w:p>
-    <w:p>
-      <w:pPr>
-        <w:pStyle w:val="ListParagraph"/>
-        <w:numPr>
-          <w:ilvl w:val="0"/>
-          <w:numId w:val="5"/>
-        </w:numPr>
-        <w:spacing w:line="360" w:lineRule="auto"/>
-        <w:jc w:val="both"/>
-        <w:rPr>
-          <w:rFonts w:ascii="Times New Roman" w:hAnsi="Times New Roman"/>
-          <w:sz w:val="24"/>
-          <w:szCs w:val="24"/>
-          <w:lang w:val="en-US"/>
-        </w:rPr>
-      </w:pPr>
-      <w:r>
-        <w:rPr>
-          <w:rFonts w:ascii="Times New Roman" w:hAnsi="Times New Roman"/>
-          <w:sz w:val="24"/>
-          <w:szCs w:val="24"/>
-          <w:lang w:val="en-US"/>
-        </w:rPr>
-        <w:t>Image classification</w:t>
-      </w:r>
-    </w:p>
-    <w:p>
-      <w:pPr>
-        <w:pStyle w:val="ListParagraph"/>
-        <w:spacing w:line="360" w:lineRule="auto"/>
-        <w:jc w:val="both"/>
-        <w:rPr>
-          <w:rFonts w:ascii="Times New Roman" w:hAnsi="Times New Roman"/>
-          <w:sz w:val="24"/>
-          <w:szCs w:val="24"/>
-        </w:rPr>
-      </w:pPr>
-      <w:r>
-        <w:rPr>
-          <w:rFonts w:ascii="Times New Roman" w:hAnsi="Times New Roman"/>
-          <w:sz w:val="24"/>
-          <w:szCs w:val="24"/>
-        </w:rPr>
-        <w:t>The purpose of image classification is to automatically categorise all pixels in an image into land cover types.</w:t>
-      </w:r>
-      <w:r>
-        <w:rPr>
-          <w:rFonts w:ascii="Times New Roman" w:hAnsi="Times New Roman"/>
-          <w:sz w:val="24"/>
-          <w:szCs w:val="24"/>
-        </w:rPr>
-        <w:t xml:space="preserve"> In this study, the images were identified as thematic maps using supervised classification</w:t>
-      </w:r>
-      <w:r>
-        <w:rPr>
-          <w:rFonts w:ascii="Times New Roman" w:hAnsi="Times New Roman"/>
-          <w:sz w:val="24"/>
-          <w:szCs w:val="24"/>
-        </w:rPr>
-        <w:t xml:space="preserve"> and categorize different land cover types. To determine how land cover patterns have changed throughout time, we compare maps of land cover patterns over time.</w:t>
-      </w:r>
-    </w:p>
-    <w:p>
-      <w:pPr>
-        <w:pStyle w:val="ListParagraph"/>
-        <w:numPr>
-          <w:ilvl w:val="0"/>
-          <w:numId w:val="5"/>
-        </w:numPr>
-        <w:spacing w:line="360" w:lineRule="auto"/>
-        <w:jc w:val="both"/>
-        <w:rPr>
-          <w:rFonts w:ascii="Times New Roman" w:hAnsi="Times New Roman"/>
-          <w:sz w:val="24"/>
-          <w:szCs w:val="24"/>
-          <w:lang w:val="en-US"/>
-        </w:rPr>
-      </w:pPr>
-      <w:r>
-        <w:rPr>
-          <w:rFonts w:ascii="Times New Roman" w:hAnsi="Times New Roman"/>
-          <w:sz w:val="24"/>
-          <w:szCs w:val="24"/>
-          <w:lang w:val="en-US"/>
-        </w:rPr>
-        <w:t>Post classification</w:t>
-      </w:r>
-    </w:p>
-    <w:p>
-      <w:pPr>
-        <w:pStyle w:val="ListParagraph"/>
-        <w:spacing w:line="360" w:lineRule="auto"/>
-        <w:jc w:val="both"/>
-        <w:rPr>
-          <w:rFonts w:ascii="Times New Roman" w:hAnsi="Times New Roman"/>
-          <w:sz w:val="24"/>
-          <w:szCs w:val="24"/>
-          <w:lang w:val="en-US"/>
-        </w:rPr>
-      </w:pPr>
-      <w:r>
-        <w:rPr>
-          <w:rFonts w:ascii="Times New Roman" w:hAnsi="Times New Roman"/>
-          <w:sz w:val="24"/>
-          <w:szCs w:val="24"/>
-          <w:lang w:val="en-US"/>
-        </w:rPr>
-        <w:t>To increase classification accuracy and prevent misclassification, Google Earth Pro was utilized to cross-check or validate classification on the ground. Corrections were made based on ground verification.</w:t>
-      </w:r>
-    </w:p>
-    <w:p>
-      <w:pPr>
-        <w:pStyle w:val="ListParagraph"/>
-        <w:numPr>
-          <w:ilvl w:val="0"/>
-          <w:numId w:val="5"/>
-        </w:numPr>
-        <w:spacing w:line="360" w:lineRule="auto"/>
-        <w:jc w:val="both"/>
-        <w:rPr>
-          <w:rFonts w:ascii="Times New Roman" w:hAnsi="Times New Roman"/>
-          <w:sz w:val="24"/>
-          <w:szCs w:val="24"/>
-          <w:lang w:val="en-US"/>
-        </w:rPr>
-      </w:pPr>
-      <w:r>
-        <w:rPr>
-          <w:rFonts w:ascii="Times New Roman" w:hAnsi="Times New Roman"/>
-          <w:sz w:val="24"/>
-          <w:szCs w:val="24"/>
-          <w:lang w:val="en-US"/>
-        </w:rPr>
-        <w:t>Accuracy assessment</w:t>
-      </w:r>
-    </w:p>
-    <w:p>
-      <w:pPr>
-        <w:pStyle w:val="ListParagraph"/>
-        <w:spacing w:line="360" w:lineRule="auto"/>
-        <w:jc w:val="both"/>
-        <w:rPr>
-          <w:rFonts w:ascii="Times New Roman" w:hAnsi="Times New Roman"/>
-          <w:color w:val="000000"/>
-          <w:sz w:val="24"/>
-          <w:szCs w:val="24"/>
-        </w:rPr>
-      </w:pPr>
-      <w:r>
-        <w:rPr>
-          <w:rFonts w:ascii="Times New Roman" w:hAnsi="Times New Roman"/>
-          <w:sz w:val="24"/>
-          <w:szCs w:val="24"/>
-        </w:rPr>
-        <w:t>To ensure that the categorised land use classes are reliable and suitable for change analysis, individual classification accuracy must be assessed. The error matrix is the most often used approach for assessing classification accuracy. Kappa is a measure of agreement between predefined producer ratings and user-assigned ratings. The Kappa statistic was calculated for the classification using error matrices. It's calculated using the following formula:</w:t>
-      </w:r>
-      <w:sdt>
-        <w:sdtPr>
-          <w:rPr>
-            <w:rFonts w:ascii="Times New Roman" w:hAnsi="Times New Roman"/>
-            <w:color w:val="000000"/>
-            <w:sz w:val="24"/>
-            <w:szCs w:val="24"/>
-          </w:rPr>
-          <w:tag w:val="MENDELEY_CITATION_v3_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"/>
-          <w:id w:val="611254463"/>
-          <w:placeholder>
-            <w:docPart w:val="DefaultPlaceholder_-1854013440"/>
-          </w:placeholder>
-        </w:sdtPr>
-        <w:sdtContent>
-          <w:r>
-            <w:rPr>
-              <w:rFonts w:ascii="Times New Roman" w:hAnsi="Times New Roman"/>
-              <w:color w:val="000000"/>
-              <w:sz w:val="24"/>
-              <w:szCs w:val="24"/>
-            </w:rPr>
-            <w:t>(</w:t>
-          </w:r>
-          <w:proofErr w:type="spellStart"/>
-          <w:r>
-            <w:rPr>
-              <w:rFonts w:ascii="Times New Roman" w:hAnsi="Times New Roman"/>
-              <w:color w:val="000000"/>
-              <w:sz w:val="24"/>
-              <w:szCs w:val="24"/>
-            </w:rPr>
-            <w:t>Nyatuame</w:t>
-          </w:r>
-          <w:proofErr w:type="spellEnd"/>
-          <w:r>
-            <w:rPr>
-              <w:rFonts w:ascii="Times New Roman" w:hAnsi="Times New Roman"/>
-              <w:color w:val="000000"/>
-              <w:sz w:val="24"/>
-              <w:szCs w:val="24"/>
-            </w:rPr>
-            <w:t xml:space="preserve"> et al., 2023)</w:t>
-          </w:r>
-        </w:sdtContent>
-      </w:sdt>
-    </w:p>
-    <w:p>
-      <w:pPr>
-        <w:pStyle w:val="ListParagraph"/>
-        <w:spacing w:line="360" w:lineRule="auto"/>
-        <w:jc w:val="both"/>
-        <w:rPr>
-          <w:rFonts w:ascii="Times New Roman" w:hAnsi="Times New Roman"/>
-          <w:sz w:val="24"/>
-          <w:szCs w:val="24"/>
-        </w:rPr>
-      </w:pPr>
-      <w:r>
-        <w:rPr>
-          <w:rFonts w:ascii="Times New Roman" w:hAnsi="Times New Roman"/>
-          <w:sz w:val="24"/>
-          <w:szCs w:val="24"/>
-        </w:rPr>
-        <w:t>K=P(A)−P(E)1−P(E)</w:t>
-      </w:r>
-    </w:p>
-    <w:p>
-      <w:pPr>
-        <w:pStyle w:val="ListParagraph"/>
-        <w:spacing w:line="360" w:lineRule="auto"/>
-        <w:jc w:val="both"/>
-        <w:rPr>
-          <w:rFonts w:ascii="Times New Roman" w:hAnsi="Times New Roman"/>
-          <w:sz w:val="24"/>
-          <w:szCs w:val="24"/>
-        </w:rPr>
-      </w:pPr>
-      <w:r>
-        <w:rPr>
-          <w:rFonts w:ascii="Times New Roman" w:hAnsi="Times New Roman"/>
-          <w:sz w:val="24"/>
-          <w:szCs w:val="24"/>
-        </w:rPr>
-        <w:t>where P(A) is the number of times the k rates agree and P(E) is the number of times the k raters are anticipated to agree just by chance.</w:t>
-      </w:r>
-      <w:sdt>
-        <w:sdtPr>
-          <w:rPr>
-            <w:rFonts w:ascii="Times New Roman" w:hAnsi="Times New Roman"/>
-            <w:color w:val="000000"/>
-            <w:szCs w:val="24"/>
-          </w:rPr>
-          <w:tag w:val="MENDELEY_CITATION_v3_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"/>
-          <w:id w:val="741986322"/>
-          <w:placeholder>
-            <w:docPart w:val="DefaultPlaceholder_-1854013440"/>
-          </w:placeholder>
-        </w:sdtPr>
-        <w:sdtContent>
-          <w:r>
-            <w:rPr>
-              <w:rFonts w:eastAsia="Times New Roman"/>
-              <w:color w:val="000000"/>
-            </w:rPr>
-            <w:t>(Flight &amp; Julious, 2015)</w:t>
-          </w:r>
-        </w:sdtContent>
-      </w:sdt>
-    </w:p>
-    <w:p>
-      <w:pPr>
-        <w:pStyle w:val="ListParagraph"/>
-        <w:spacing w:line="360" w:lineRule="auto"/>
-        <w:jc w:val="both"/>
-        <w:rPr>
-          <w:rFonts w:ascii="Times New Roman" w:hAnsi="Times New Roman"/>
-          <w:sz w:val="24"/>
-          <w:szCs w:val="24"/>
-        </w:rPr>
-      </w:pPr>
-    </w:p>
-    <w:p>
-      <w:pPr>
-        <w:pStyle w:val="ListParagraph"/>
-        <w:spacing w:line="360" w:lineRule="auto"/>
-        <w:jc w:val="both"/>
-        <w:rPr>
-          <w:rFonts w:ascii="Times New Roman" w:hAnsi="Times New Roman"/>
-          <w:b/>
-          <w:bCs/>
-          <w:sz w:val="24"/>
-          <w:szCs w:val="24"/>
-        </w:rPr>
-      </w:pPr>
-      <w:r>
-        <w:rPr>
-          <w:rFonts w:ascii="Times New Roman" w:hAnsi="Times New Roman"/>
-          <w:b/>
-          <w:bCs/>
-          <w:sz w:val="24"/>
-          <w:szCs w:val="24"/>
-        </w:rPr>
-        <w:t xml:space="preserve">Urbanization Impact Assessment on </w:t>
-      </w:r>
-      <w:proofErr w:type="spellStart"/>
-      <w:r>
-        <w:rPr>
-          <w:rFonts w:ascii="Times New Roman" w:hAnsi="Times New Roman"/>
-          <w:b/>
-          <w:bCs/>
-          <w:sz w:val="24"/>
-          <w:szCs w:val="24"/>
-        </w:rPr>
-        <w:t>infrastruction</w:t>
-      </w:r>
-      <w:proofErr w:type="spellEnd"/>
-      <w:r>
-        <w:rPr>
-          <w:rFonts w:ascii="Times New Roman" w:hAnsi="Times New Roman"/>
-          <w:b/>
-          <w:bCs/>
-          <w:sz w:val="24"/>
-          <w:szCs w:val="24"/>
-        </w:rPr>
-        <w:t xml:space="preserve"> in Greater </w:t>
-      </w:r>
-      <w:r>
-        <w:rPr>
-          <w:rFonts w:ascii="Times New Roman" w:hAnsi="Times New Roman"/>
-          <w:b/>
-          <w:bCs/>
-          <w:sz w:val="24"/>
-          <w:szCs w:val="24"/>
-        </w:rPr>
-        <w:t>Kumasi</w:t>
-      </w:r>
-    </w:p>
-    <w:p>
-      <w:pPr>
-        <w:pStyle w:val="ListParagraph"/>
-        <w:spacing w:line="360" w:lineRule="auto"/>
-        <w:jc w:val="both"/>
-        <w:rPr>
-          <w:rFonts w:ascii="Times New Roman" w:hAnsi="Times New Roman"/>
-          <w:sz w:val="24"/>
-          <w:szCs w:val="24"/>
-          <w:lang w:val="en-US"/>
-        </w:rPr>
-      </w:pPr>
-      <w:r>
-        <w:rPr>
-          <w:rFonts w:ascii="Times New Roman" w:hAnsi="Times New Roman"/>
-          <w:sz w:val="24"/>
-          <w:szCs w:val="24"/>
-          <w:lang w:val="en-US"/>
-        </w:rPr>
-        <w:t xml:space="preserve">Spatial analysis techniques are used to </w:t>
-      </w:r>
-      <w:r>
-        <w:rPr>
-          <w:rFonts w:ascii="Times New Roman" w:hAnsi="Times New Roman"/>
-          <w:sz w:val="24"/>
-          <w:szCs w:val="24"/>
-          <w:lang w:val="en-US"/>
-        </w:rPr>
-        <w:t>analyze</w:t>
-      </w:r>
-      <w:r>
-        <w:rPr>
-          <w:rFonts w:ascii="Times New Roman" w:hAnsi="Times New Roman"/>
-          <w:sz w:val="24"/>
-          <w:szCs w:val="24"/>
-          <w:lang w:val="en-US"/>
-        </w:rPr>
-        <w:t xml:space="preserve"> the relationship between infrastructure development and urbanization. Assess</w:t>
-      </w:r>
-      <w:r>
-        <w:rPr>
-          <w:rFonts w:ascii="Times New Roman" w:hAnsi="Times New Roman"/>
-          <w:sz w:val="24"/>
-          <w:szCs w:val="24"/>
-          <w:lang w:val="en-US"/>
-        </w:rPr>
-        <w:t>ing</w:t>
-      </w:r>
-      <w:r>
-        <w:rPr>
-          <w:rFonts w:ascii="Times New Roman" w:hAnsi="Times New Roman"/>
-          <w:sz w:val="24"/>
-          <w:szCs w:val="24"/>
-          <w:lang w:val="en-US"/>
-        </w:rPr>
-        <w:t xml:space="preserve"> changes in land cover in </w:t>
-      </w:r>
-      <w:r>
-        <w:rPr>
-          <w:rFonts w:ascii="Times New Roman" w:hAnsi="Times New Roman"/>
-          <w:sz w:val="24"/>
-          <w:szCs w:val="24"/>
-          <w:lang w:val="en-US"/>
-        </w:rPr>
-        <w:t xml:space="preserve">Kumasi </w:t>
-      </w:r>
-      <w:r>
-        <w:rPr>
-          <w:rFonts w:ascii="Times New Roman" w:hAnsi="Times New Roman"/>
-          <w:sz w:val="24"/>
-          <w:szCs w:val="24"/>
-          <w:lang w:val="en-US"/>
-        </w:rPr>
-        <w:t xml:space="preserve">over time </w:t>
-      </w:r>
-      <w:r>
-        <w:rPr>
-          <w:rFonts w:ascii="Times New Roman" w:hAnsi="Times New Roman"/>
-          <w:sz w:val="24"/>
-          <w:szCs w:val="24"/>
-          <w:lang w:val="en-US"/>
-        </w:rPr>
-        <w:lastRenderedPageBreak/>
-        <w:t>and identify</w:t>
-      </w:r>
-      <w:r>
-        <w:rPr>
-          <w:rFonts w:ascii="Times New Roman" w:hAnsi="Times New Roman"/>
-          <w:sz w:val="24"/>
-          <w:szCs w:val="24"/>
-          <w:lang w:val="en-US"/>
-        </w:rPr>
-        <w:t>ing</w:t>
-      </w:r>
-      <w:r>
-        <w:rPr>
-          <w:rFonts w:ascii="Times New Roman" w:hAnsi="Times New Roman"/>
-          <w:sz w:val="24"/>
-          <w:szCs w:val="24"/>
-          <w:lang w:val="en-US"/>
-        </w:rPr>
-        <w:t xml:space="preserve"> areas for urban expansion. Determin</w:t>
-      </w:r>
-      <w:r>
-        <w:rPr>
-          <w:rFonts w:ascii="Times New Roman" w:hAnsi="Times New Roman"/>
-          <w:sz w:val="24"/>
-          <w:szCs w:val="24"/>
-          <w:lang w:val="en-US"/>
-        </w:rPr>
-        <w:t>ing</w:t>
-      </w:r>
-      <w:r>
-        <w:rPr>
-          <w:rFonts w:ascii="Times New Roman" w:hAnsi="Times New Roman"/>
-          <w:sz w:val="24"/>
-          <w:szCs w:val="24"/>
-          <w:lang w:val="en-US"/>
-        </w:rPr>
-        <w:t xml:space="preserve"> the extent to which land cover changes in cities, such as impervious surface expansion and vegetation loss, were influenced by infrastructure development.</w:t>
-      </w:r>
-    </w:p>
-    <w:p>
-      <w:pPr>
-        <w:pStyle w:val="ListParagraph"/>
-        <w:spacing w:line="360" w:lineRule="auto"/>
-        <w:jc w:val="both"/>
-        <w:rPr>
-          <w:rFonts w:ascii="Times New Roman" w:hAnsi="Times New Roman"/>
-          <w:b/>
-          <w:bCs/>
-          <w:sz w:val="24"/>
-          <w:szCs w:val="24"/>
-          <w:lang w:val="en-US"/>
-        </w:rPr>
-      </w:pPr>
-    </w:p>
-    <w:p>
-      <w:pPr>
-        <w:pStyle w:val="ListParagraph"/>
-        <w:spacing w:line="360" w:lineRule="auto"/>
-        <w:jc w:val="both"/>
-        <w:rPr>
-          <w:rFonts w:ascii="Times New Roman" w:hAnsi="Times New Roman"/>
-          <w:b/>
-          <w:bCs/>
-          <w:sz w:val="24"/>
-          <w:szCs w:val="24"/>
-        </w:rPr>
-      </w:pPr>
-      <w:r>
-        <w:rPr>
-          <w:rFonts w:ascii="Times New Roman" w:hAnsi="Times New Roman"/>
-          <w:b/>
-          <w:bCs/>
-          <w:sz w:val="24"/>
-          <w:szCs w:val="24"/>
-        </w:rPr>
-        <w:t>Vegetation Loss and Habitat Fragmentation due infrastructure development</w:t>
-      </w:r>
-    </w:p>
-    <w:p>
-      <w:pPr>
-        <w:pStyle w:val="ListParagraph"/>
-        <w:spacing w:line="360" w:lineRule="auto"/>
-        <w:jc w:val="both"/>
-        <w:rPr>
-          <w:rFonts w:ascii="Times New Roman" w:hAnsi="Times New Roman"/>
-          <w:sz w:val="24"/>
-          <w:szCs w:val="24"/>
-        </w:rPr>
-      </w:pPr>
-      <w:r>
-        <w:rPr>
-          <w:rFonts w:ascii="Times New Roman" w:hAnsi="Times New Roman"/>
-          <w:sz w:val="24"/>
-          <w:szCs w:val="24"/>
-        </w:rPr>
-        <w:t>Using land cover classification results we estimate vegetation loss and habitat fragmentation caused by infrastructure construction.</w:t>
-      </w:r>
-    </w:p>
-    <w:p>
-      <w:pPr>
-        <w:pStyle w:val="ListParagraph"/>
-        <w:spacing w:line="360" w:lineRule="auto"/>
-        <w:jc w:val="both"/>
-        <w:rPr>
-          <w:rFonts w:ascii="Times New Roman" w:hAnsi="Times New Roman"/>
-          <w:sz w:val="24"/>
-          <w:szCs w:val="24"/>
-        </w:rPr>
-      </w:pPr>
-      <w:r>
-        <w:rPr>
-          <w:rFonts w:ascii="Times New Roman" w:hAnsi="Times New Roman"/>
-          <w:sz w:val="24"/>
-          <w:szCs w:val="24"/>
-        </w:rPr>
-        <w:t>Analysing changes in vegetation cover, such as deforestation, agricultural encroachment, and urban sprawl.</w:t>
-      </w:r>
-      <w:bookmarkStart w:id="21" w:name="_Hlk159403337"/>
-      <w:r>
-        <w:rPr>
-          <w:rFonts w:ascii="Times New Roman" w:hAnsi="Times New Roman"/>
-          <w:sz w:val="24"/>
-          <w:szCs w:val="24"/>
-        </w:rPr>
-        <w:t xml:space="preserve"> Among other major landscape elements </w:t>
-      </w:r>
-      <w:sdt>
-        <w:sdtPr>
-          <w:rPr>
-            <w:rFonts w:ascii="Times New Roman" w:hAnsi="Times New Roman"/>
-            <w:color w:val="000000"/>
-            <w:sz w:val="24"/>
-            <w:szCs w:val="24"/>
-          </w:rPr>
-          <w:tag w:val="MENDELEY_CITATION_v3_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"/>
-          <w:id w:val="-330767644"/>
-          <w:placeholder>
-            <w:docPart w:val="DefaultPlaceholder_-1854013440"/>
-          </w:placeholder>
-        </w:sdtPr>
-        <w:sdtContent>
-          <w:r>
-            <w:rPr>
-              <w:rFonts w:ascii="Times New Roman" w:hAnsi="Times New Roman"/>
-              <w:color w:val="000000"/>
-              <w:sz w:val="24"/>
-              <w:szCs w:val="24"/>
-            </w:rPr>
-            <w:t>(Jensen et al., 2004)</w:t>
-          </w:r>
-        </w:sdtContent>
-      </w:sdt>
-      <w:r>
-        <w:rPr>
-          <w:rFonts w:ascii="Times New Roman" w:hAnsi="Times New Roman"/>
-          <w:sz w:val="24"/>
-          <w:szCs w:val="24"/>
-        </w:rPr>
-        <w:t>. Vegetation indices derived from satellite photos can be used to track the temporal changes associated with vegetation. The normalised difference vegetation index (NDVI) was designed to estimate plant cover using satellite data's reflective bands. Furthermore, the generated NDVI images might be utilised to determine the pattern of changes that occurred between two different dates.</w:t>
-      </w:r>
-      <w:bookmarkEnd w:id="21"/>
-    </w:p>
-    <w:p>
-      <w:pPr>
-        <w:pStyle w:val="ListParagraph"/>
-        <w:spacing w:line="360" w:lineRule="auto"/>
-        <w:jc w:val="both"/>
-        <w:rPr>
-          <w:rFonts w:ascii="Times New Roman" w:hAnsi="Times New Roman"/>
-          <w:sz w:val="24"/>
-          <w:szCs w:val="24"/>
-        </w:rPr>
-      </w:pPr>
-      <w:r>
-        <w:rPr>
-          <w:rFonts w:ascii="Times New Roman" w:hAnsi="Times New Roman"/>
-          <w:sz w:val="24"/>
-          <w:szCs w:val="24"/>
-        </w:rPr>
-        <w:t>Assess</w:t>
-      </w:r>
-      <w:r>
-        <w:rPr>
-          <w:rFonts w:ascii="Times New Roman" w:hAnsi="Times New Roman"/>
-          <w:sz w:val="24"/>
-          <w:szCs w:val="24"/>
-        </w:rPr>
-        <w:t>ing</w:t>
-      </w:r>
-      <w:r>
-        <w:rPr>
-          <w:rFonts w:ascii="Times New Roman" w:hAnsi="Times New Roman"/>
-          <w:sz w:val="24"/>
-          <w:szCs w:val="24"/>
-        </w:rPr>
-        <w:t xml:space="preserve"> habitat fragmentation using landscape metrics to determine the extent of habitat fragmentation in areas affected by infrastructure projects.</w:t>
-      </w:r>
-    </w:p>
-    <w:p>
-      <w:pPr>
-        <w:pStyle w:val="ListParagraph"/>
-        <w:spacing w:line="360" w:lineRule="auto"/>
-        <w:jc w:val="both"/>
-        <w:rPr>
-          <w:rFonts w:ascii="Times New Roman" w:hAnsi="Times New Roman"/>
-          <w:b/>
-          <w:bCs/>
-          <w:sz w:val="24"/>
-          <w:szCs w:val="24"/>
-        </w:rPr>
-      </w:pPr>
-    </w:p>
-    <w:p>
-      <w:pPr>
-        <w:pStyle w:val="ListParagraph"/>
-        <w:spacing w:line="360" w:lineRule="auto"/>
-        <w:jc w:val="both"/>
-        <w:rPr>
-          <w:rFonts w:ascii="Times New Roman" w:hAnsi="Times New Roman"/>
-          <w:b/>
-          <w:bCs/>
-          <w:sz w:val="24"/>
-          <w:szCs w:val="24"/>
-        </w:rPr>
-      </w:pPr>
-      <w:r>
-        <w:rPr>
-          <w:rFonts w:ascii="Times New Roman" w:hAnsi="Times New Roman"/>
-          <w:b/>
-          <w:bCs/>
-          <w:sz w:val="24"/>
-          <w:szCs w:val="24"/>
-        </w:rPr>
-        <w:t>Spatial distribution of land cover types in Kumasi</w:t>
-      </w:r>
-    </w:p>
-    <w:p>
-      <w:pPr>
-        <w:pStyle w:val="ListParagraph"/>
-        <w:spacing w:line="360" w:lineRule="auto"/>
-        <w:jc w:val="both"/>
-        <w:rPr>
-          <w:rFonts w:ascii="Times New Roman" w:hAnsi="Times New Roman"/>
-          <w:sz w:val="24"/>
-          <w:szCs w:val="24"/>
-          <w:lang w:val="en-US"/>
-        </w:rPr>
-      </w:pPr>
-      <w:r>
-        <w:rPr>
-          <w:rFonts w:ascii="Times New Roman" w:hAnsi="Times New Roman"/>
-          <w:sz w:val="24"/>
-          <w:szCs w:val="24"/>
-          <w:lang w:val="en-US"/>
-        </w:rPr>
-        <w:t>Examine the spatial distribution and composition of land cover types in areas where infrastructure is being created.</w:t>
-      </w:r>
-    </w:p>
-    <w:p>
-      <w:pPr>
-        <w:pStyle w:val="ListParagraph"/>
-        <w:spacing w:line="360" w:lineRule="auto"/>
-        <w:jc w:val="both"/>
-        <w:rPr>
-          <w:rFonts w:ascii="Times New Roman" w:hAnsi="Times New Roman"/>
-          <w:sz w:val="24"/>
-          <w:szCs w:val="24"/>
-          <w:lang w:val="en-US"/>
-        </w:rPr>
-      </w:pPr>
-      <w:r>
-        <w:rPr>
-          <w:rFonts w:ascii="Times New Roman" w:hAnsi="Times New Roman"/>
-          <w:sz w:val="24"/>
-          <w:szCs w:val="24"/>
-          <w:lang w:val="en-US"/>
-        </w:rPr>
-        <w:t>examining the spatial link between infrastructure development projects and land cover maps, using GIS technologies to overlay them.</w:t>
-      </w:r>
-    </w:p>
-    <w:p>
-      <w:pPr>
-        <w:pStyle w:val="ListParagraph"/>
-        <w:spacing w:line="360" w:lineRule="auto"/>
-        <w:jc w:val="both"/>
-        <w:rPr>
-          <w:rFonts w:ascii="Times New Roman" w:hAnsi="Times New Roman"/>
-          <w:b/>
-          <w:bCs/>
-          <w:sz w:val="24"/>
-          <w:szCs w:val="24"/>
-          <w:lang w:val="en-US"/>
-        </w:rPr>
-      </w:pPr>
-      <w:r>
-        <w:rPr>
-          <w:rFonts w:ascii="Times New Roman" w:hAnsi="Times New Roman"/>
-          <w:sz w:val="24"/>
-          <w:szCs w:val="24"/>
-          <w:lang w:val="en-US"/>
-        </w:rPr>
-        <w:t>Determine the proportion of different land cover types in and around infrastructure development zones</w:t>
-      </w:r>
-      <w:r>
-        <w:rPr>
-          <w:rFonts w:ascii="Times New Roman" w:hAnsi="Times New Roman"/>
-          <w:b/>
-          <w:bCs/>
-          <w:sz w:val="24"/>
-          <w:szCs w:val="24"/>
-          <w:lang w:val="en-US"/>
-        </w:rPr>
-        <w:t>.</w:t>
-      </w:r>
-    </w:p>
-    <w:p>
-      <w:pPr>
-        <w:pStyle w:val="Caption"/>
-        <w:rPr>
-          <w:rFonts w:cs="Times New Roman"/>
-          <w:szCs w:val="24"/>
-        </w:rPr>
-      </w:pPr>
-      <w:bookmarkStart w:id="22" w:name="_Toc137051962"/>
-      <w:r>
-        <w:rPr>
-          <w:rFonts w:cs="Times New Roman"/>
-          <w:szCs w:val="24"/>
-        </w:rPr>
-        <w:t xml:space="preserve">Table </w:t>
-      </w:r>
-      <w:r>
-        <w:rPr>
-          <w:rFonts w:cs="Times New Roman"/>
-          <w:szCs w:val="24"/>
-        </w:rPr>
-        <w:fldChar w:fldCharType="begin"/>
-      </w:r>
-      <w:r>
-        <w:rPr>
-          <w:rFonts w:cs="Times New Roman"/>
-          <w:szCs w:val="24"/>
-        </w:rPr>
-        <w:instrText xml:space="preserve"> SEQ Table \* ARABIC </w:instrText>
-      </w:r>
-      <w:r>
-        <w:rPr>
-          <w:rFonts w:cs="Times New Roman"/>
-          <w:szCs w:val="24"/>
-        </w:rPr>
-        <w:fldChar w:fldCharType="separate"/>
-      </w:r>
-      <w:r>
-        <w:rPr>
-          <w:rFonts w:cs="Times New Roman"/>
-          <w:noProof/>
-          <w:szCs w:val="24"/>
-        </w:rPr>
-        <w:t>1</w:t>
-      </w:r>
-      <w:r>
-        <w:rPr>
-          <w:rFonts w:cs="Times New Roman"/>
-          <w:szCs w:val="24"/>
-        </w:rPr>
-        <w:fldChar w:fldCharType="end"/>
-      </w:r>
-      <w:r>
-        <w:rPr>
-          <w:rFonts w:cs="Times New Roman"/>
-          <w:szCs w:val="24"/>
-        </w:rPr>
-        <w:t xml:space="preserve">.1 </w:t>
-      </w:r>
-      <w:bookmarkEnd w:id="22"/>
-      <w:r>
-        <w:rPr>
-          <w:rFonts w:cs="Times New Roman"/>
-          <w:szCs w:val="24"/>
-        </w:rPr>
-        <w:t>Integrated framework of research objectives, questions, and responses.</w:t>
+      <w:r>
+        <w:rPr>
+          <w:b w:val="0"/>
+          <w:i w:val="0"/>
+        </w:rPr>
+        <w:t>An overview of the research approach, data sources, and analytical methods used in this study is presented in Chapter 3 (Study Area and Methodology). The detailed procedures for image pre-processing, the four-class LULC classification scheme, change detection, buffer-zone analysis, and accuracy assessment are documented there.</w:t>
       </w:r>
     </w:p>
     <w:tbl>
@@ -6580,15 +3327,59 @@
     </w:tbl>
     <w:p>
       <w:pPr>
-        <w:spacing w:line="360" w:lineRule="auto"/>
-        <w:jc w:val="both"/>
-        <w:rPr>
-          <w:rFonts w:ascii="Times New Roman" w:hAnsi="Times New Roman"/>
-          <w:sz w:val="24"/>
-          <w:szCs w:val="24"/>
-          <w:lang w:val="en-US"/>
-        </w:rPr>
-      </w:pPr>
+        <w:pStyle w:val="Heading2"/>
+      </w:pPr>
+      <w:r>
+        <w:t>1.6 Significance of the Study</w:t>
+      </w:r>
+    </w:p>
+    <w:p>
+      <w:pPr/>
+      <w:r>
+        <w:t>Third, the study illustrates an inexpensive, replicable workflow for monitoring corridor-driven LULC change using open Landsat imagery, QGIS, and the Semi-Automatic Classification Plugin. The workflow can be transferred to other secondary West African cities.</w:t>
+      </w:r>
+    </w:p>
+    <w:p>
+      <w:pPr/>
+      <w:r>
+        <w:t>Second, it provides an evidence base for the Kumasi Metropolitan Assembly, the Department of Urban Roads, and the Ministry of Transport on how expansion of the major trunk road network (N6, N8, N10, N12) relates to conversion of forest and farmland to settlement. The findings inform right-of-way planning, buffer-zoning policy, and corridor growth management.</w:t>
+      </w:r>
+    </w:p>
+    <w:p>
+      <w:pPr/>
+      <w:r>
+        <w:t>The study contributes to three audiences. First, it adds a quantitatively documented baseline of land use and land cover (LULC) dynamics in Greater Kumasi over the 1995-2024 period to the empirical literature on West African urbanisation. The study area, buffer delineation, and Landsat-derived class areas can be replicated or extended by future researchers.</w:t>
+      </w:r>
+    </w:p>
+    <w:p>
+      <w:pPr>
+        <w:pStyle w:val="Heading2"/>
+      </w:pPr>
+      <w:r>
+        <w:t>1.7 Scope and Limitations</w:t>
+      </w:r>
+    </w:p>
+    <w:p>
+      <w:pPr/>
+      <w:r>
+        <w:rPr>
+          <w:b w:val="0"/>
+          <w:i w:val="0"/>
+        </w:rPr>
+        <w:t>Limitations include: (i) the 30 m ground sample distance of Landsat, which does not resolve individual buildings; (ii) cloud cover and phenological differences across acquisition years; (iii) the inherent spectral ambiguity between bare farmland soil and degraded Settlement surfaces; and (iv) the single-sensor, single-classifier design, which does not quantify classification uncertainty. Section 5.5 revisits these limitations alongside the discussion.</w:t>
+      </w:r>
+    </w:p>
+    <w:p>
+      <w:pPr/>
+      <w:r>
+        <w:t>The thematic scope is restricted to LULC change attributable to road infrastructure; other infrastructure classes (the international airport, the Boankra inland port, and the Kejetia Market) are mentioned for context but are not separately analysed.</w:t>
+      </w:r>
+    </w:p>
+    <w:p>
+      <w:pPr/>
+      <w:r>
+        <w:t>The temporal scope is 1995-2024, a 30-year window that captures the principal phases of trunk-road expansion in Greater Kumasi. The spatial scope is the Greater Kumasi conurbation comprising the Kumasi Metropolitan Assembly and adjoining municipal assemblies.</w:t>
+      </w:r>
     </w:p>
     <w:p>
       <w:pPr>
@@ -6602,217 +3393,14 @@
           <w:szCs w:val="24"/>
         </w:rPr>
       </w:pPr>
-      <w:bookmarkStart w:id="23" w:name="_Toc137052114"/>
-      <w:r>
-        <w:rPr>
-          <w:rFonts w:cs="Times New Roman"/>
-          <w:szCs w:val="24"/>
-        </w:rPr>
-        <w:lastRenderedPageBreak/>
-        <w:t>Expected outcome</w:t>
-      </w:r>
-    </w:p>
-    <w:p>
-      <w:pPr>
-        <w:pStyle w:val="Heading2"/>
-        <w:rPr>
-          <w:rFonts w:cs="Times New Roman"/>
-          <w:szCs w:val="24"/>
-        </w:rPr>
-      </w:pPr>
-      <w:r>
-        <w:rPr>
-          <w:rFonts w:cs="Times New Roman"/>
+      <w:bookmarkEnd w:id="23"/>
+      <w:r>
+        <w:rPr>
           <w:b w:val="0"/>
-          <w:bCs/>
-          <w:szCs w:val="24"/>
-        </w:rPr>
-        <w:t>T</w:t>
-      </w:r>
-      <w:r>
-        <w:rPr>
-          <w:rFonts w:cs="Times New Roman"/>
-          <w:b w:val="0"/>
-          <w:bCs/>
-          <w:szCs w:val="24"/>
-        </w:rPr>
-        <w:t xml:space="preserve">his research aims </w:t>
-      </w:r>
-      <w:r>
-        <w:rPr>
-          <w:rFonts w:cs="Times New Roman"/>
-          <w:b w:val="0"/>
-          <w:bCs/>
-          <w:szCs w:val="24"/>
-        </w:rPr>
-        <w:t xml:space="preserve">to </w:t>
-      </w:r>
-      <w:r>
-        <w:rPr>
-          <w:rFonts w:cs="Times New Roman"/>
-          <w:b w:val="0"/>
-          <w:bCs/>
-          <w:szCs w:val="24"/>
-          <w:lang w:val="en-GB"/>
-        </w:rPr>
-        <w:t>investigate</w:t>
-      </w:r>
-      <w:r>
-        <w:rPr>
-          <w:rFonts w:cs="Times New Roman"/>
-          <w:b w:val="0"/>
-          <w:bCs/>
-          <w:szCs w:val="24"/>
-          <w:lang w:val="en-GB"/>
-        </w:rPr>
-        <w:t xml:space="preserve"> how GIS and remote sensing may be used to analyse and assess the impact of infrastructure development on landcover change</w:t>
-      </w:r>
-      <w:r>
-        <w:rPr>
-          <w:rFonts w:eastAsia="Calibri" w:cs="Times New Roman"/>
-          <w:b w:val="0"/>
-          <w:szCs w:val="24"/>
-          <w:lang w:val="en-GB"/>
-        </w:rPr>
-        <w:t xml:space="preserve"> </w:t>
-      </w:r>
-      <w:r>
-        <w:rPr>
-          <w:rFonts w:cs="Times New Roman"/>
-          <w:b w:val="0"/>
-          <w:bCs/>
-          <w:szCs w:val="24"/>
-          <w:lang w:val="en-GB"/>
-        </w:rPr>
-        <w:t xml:space="preserve">to </w:t>
-      </w:r>
-      <w:r>
-        <w:rPr>
-          <w:rFonts w:cs="Times New Roman"/>
-          <w:b w:val="0"/>
-          <w:bCs/>
-          <w:szCs w:val="24"/>
-          <w:lang w:val="en-GB"/>
-        </w:rPr>
-        <w:t xml:space="preserve">enable us </w:t>
-      </w:r>
-      <w:r>
-        <w:rPr>
-          <w:rFonts w:cs="Times New Roman"/>
-          <w:b w:val="0"/>
-          <w:bCs/>
-          <w:szCs w:val="24"/>
-          <w:lang w:val="en-GB"/>
-        </w:rPr>
-        <w:t>recognise and measure the ways in which infrastructure development operations in Greater Kumasi have affected patterns of land cover</w:t>
-      </w:r>
-      <w:r>
-        <w:rPr>
-          <w:rFonts w:cs="Times New Roman"/>
-          <w:b w:val="0"/>
-          <w:bCs/>
-          <w:szCs w:val="24"/>
-          <w:lang w:val="en-GB"/>
-        </w:rPr>
-        <w:t xml:space="preserve"> change</w:t>
-      </w:r>
-      <w:r>
-        <w:rPr>
-          <w:rFonts w:cs="Times New Roman"/>
-          <w:b w:val="0"/>
-          <w:bCs/>
-          <w:szCs w:val="24"/>
-          <w:lang w:val="en-GB"/>
-        </w:rPr>
-        <w:t xml:space="preserve"> over time.</w:t>
-      </w:r>
-      <w:r>
-        <w:rPr>
-          <w:rFonts w:eastAsia="Calibri" w:cs="Times New Roman"/>
-          <w:b w:val="0"/>
-          <w:szCs w:val="24"/>
-          <w:lang w:val="en-GB"/>
-        </w:rPr>
-        <w:t xml:space="preserve"> </w:t>
-      </w:r>
-      <w:r>
-        <w:rPr>
-          <w:rFonts w:cs="Times New Roman"/>
-          <w:b w:val="0"/>
-          <w:bCs/>
-          <w:szCs w:val="24"/>
-          <w:lang w:val="en-GB"/>
-        </w:rPr>
-        <w:t>The evaluation will look at how changes in land cover brought about by infrastructure development affect ecosystem services, habitat fragmentation, and land degradation, among other environmental, social, and economic effects which will guide planners and engineers in sustainable development practices and informing land use planning efforts in the Greater Kumasi.</w:t>
-      </w:r>
-      <w:r>
-        <w:rPr>
-          <w:rFonts w:eastAsia="Calibri" w:cs="Times New Roman"/>
-          <w:b w:val="0"/>
-          <w:szCs w:val="24"/>
-          <w:lang w:val="en-GB"/>
-        </w:rPr>
-        <w:t xml:space="preserve"> </w:t>
-      </w:r>
-      <w:r>
-        <w:rPr>
-          <w:rFonts w:cs="Times New Roman"/>
-          <w:b w:val="0"/>
-          <w:bCs/>
-          <w:szCs w:val="24"/>
-          <w:lang w:val="en-GB"/>
-        </w:rPr>
-        <w:t>The projected conclusion will add to the existing body of research about the relationship between infrastructure development and land cover change, enhancing our understanding of the complex dynamics that shape urban landscapes in quickly growing regions.</w:t>
-      </w:r>
-      <w:r>
-        <w:rPr>
-          <w:rFonts w:eastAsia="Calibri" w:cs="Times New Roman"/>
-          <w:b w:val="0"/>
-          <w:szCs w:val="24"/>
-          <w:lang w:val="en-GB"/>
-        </w:rPr>
-        <w:t xml:space="preserve"> </w:t>
-      </w:r>
-      <w:r>
-        <w:rPr>
-          <w:rFonts w:cs="Times New Roman"/>
-          <w:b w:val="0"/>
-          <w:bCs/>
-          <w:szCs w:val="24"/>
-          <w:lang w:val="en-GB"/>
-        </w:rPr>
-        <w:t>The study will identify the primary drivers and factors that influence land cover changes connected with infrastructure development, such as infrastructure projects, urbanisation processes, and natural disturbances.</w:t>
-      </w:r>
-    </w:p>
-    <w:p>
-      <w:pPr>
-        <w:pStyle w:val="Heading2"/>
-        <w:rPr>
-          <w:rFonts w:cs="Times New Roman"/>
-          <w:szCs w:val="24"/>
-        </w:rPr>
-      </w:pPr>
-    </w:p>
-    <w:p>
-      <w:pPr>
-        <w:pStyle w:val="Heading2"/>
-        <w:numPr>
-          <w:ilvl w:val="1"/>
-          <w:numId w:val="6"/>
-        </w:numPr>
-        <w:rPr>
-          <w:rFonts w:cs="Times New Roman"/>
-          <w:szCs w:val="24"/>
-        </w:rPr>
-      </w:pPr>
-      <w:r>
-        <w:rPr>
-          <w:rFonts w:cs="Times New Roman"/>
-          <w:szCs w:val="24"/>
-        </w:rPr>
-        <w:t>Organization of Thesis</w:t>
-      </w:r>
-      <w:bookmarkEnd w:id="23"/>
+          <w:i w:val="0"/>
+        </w:rPr>
+        <w:t>1.8 Structure of the Thesis</w:t>
+      </w:r>
     </w:p>
     <w:p>
       <w:pPr>
@@ -7065,324 +3653,11 @@
       </w:pPr>
       <w:r>
         <w:rPr>
-          <w:rFonts w:ascii="Times New Roman" w:hAnsi="Times New Roman"/>
-          <w:sz w:val="24"/>
-          <w:szCs w:val="24"/>
-        </w:rPr>
-        <w:t xml:space="preserve">This section provides a description of the study area, including its location, climate, </w:t>
-      </w:r>
-      <w:r>
-        <w:rPr>
-          <w:rFonts w:ascii="Times New Roman" w:hAnsi="Times New Roman"/>
-          <w:sz w:val="24"/>
-          <w:szCs w:val="24"/>
-        </w:rPr>
-        <w:t>population</w:t>
-      </w:r>
-      <w:r>
-        <w:rPr>
-          <w:rFonts w:ascii="Times New Roman" w:hAnsi="Times New Roman"/>
-          <w:sz w:val="24"/>
-          <w:szCs w:val="24"/>
-        </w:rPr>
-        <w:t>,</w:t>
-      </w:r>
-      <w:r>
-        <w:rPr>
-          <w:rFonts w:ascii="Times New Roman" w:hAnsi="Times New Roman"/>
-          <w:sz w:val="24"/>
-          <w:szCs w:val="24"/>
-        </w:rPr>
-        <w:t xml:space="preserve"> </w:t>
-      </w:r>
-      <w:r>
-        <w:rPr>
-          <w:rFonts w:ascii="Times New Roman" w:hAnsi="Times New Roman"/>
-          <w:sz w:val="24"/>
-          <w:szCs w:val="24"/>
-        </w:rPr>
-        <w:t xml:space="preserve">vegetation. </w:t>
-      </w:r>
-      <w:r>
-        <w:rPr>
-          <w:rFonts w:ascii="Times New Roman" w:hAnsi="Times New Roman"/>
-          <w:sz w:val="24"/>
-          <w:szCs w:val="24"/>
-        </w:rPr>
-        <w:t>Also,</w:t>
-      </w:r>
-      <w:r>
-        <w:rPr>
-          <w:rFonts w:ascii="Times New Roman" w:hAnsi="Times New Roman"/>
-          <w:sz w:val="24"/>
-          <w:szCs w:val="24"/>
-        </w:rPr>
-        <w:t xml:space="preserve"> we talked about the </w:t>
-      </w:r>
-      <w:r>
-        <w:rPr>
-          <w:rFonts w:ascii="Times New Roman" w:hAnsi="Times New Roman"/>
-          <w:sz w:val="24"/>
-          <w:szCs w:val="24"/>
-        </w:rPr>
-        <w:t xml:space="preserve">satellite </w:t>
-      </w:r>
-      <w:r>
-        <w:rPr>
-          <w:rFonts w:ascii="Times New Roman" w:hAnsi="Times New Roman"/>
-          <w:sz w:val="24"/>
-          <w:szCs w:val="24"/>
-        </w:rPr>
-        <w:t>imagery, aerial</w:t>
-      </w:r>
-      <w:r>
-        <w:rPr>
-          <w:rFonts w:ascii="Times New Roman" w:hAnsi="Times New Roman"/>
-          <w:sz w:val="24"/>
-          <w:szCs w:val="24"/>
-        </w:rPr>
-        <w:t xml:space="preserve"> photograph, </w:t>
-      </w:r>
-      <w:r>
-        <w:rPr>
-          <w:rFonts w:ascii="Times New Roman" w:hAnsi="Times New Roman"/>
-          <w:sz w:val="24"/>
-          <w:szCs w:val="24"/>
-        </w:rPr>
-        <w:lastRenderedPageBreak/>
-        <w:t xml:space="preserve">digital elevation models (DEMs), land use/land cover maps, and infrastructure development plans. </w:t>
-      </w:r>
-      <w:r>
-        <w:rPr>
-          <w:rFonts w:ascii="Times New Roman" w:hAnsi="Times New Roman"/>
-          <w:sz w:val="24"/>
-          <w:szCs w:val="24"/>
-        </w:rPr>
-        <w:t xml:space="preserve">The methodology will be </w:t>
-      </w:r>
-      <w:r>
-        <w:rPr>
-          <w:rFonts w:ascii="Times New Roman" w:hAnsi="Times New Roman"/>
-          <w:sz w:val="24"/>
-          <w:szCs w:val="24"/>
-        </w:rPr>
-        <w:t>grouped parts</w:t>
-      </w:r>
-      <w:r>
-        <w:rPr>
-          <w:rFonts w:ascii="Times New Roman" w:hAnsi="Times New Roman"/>
-          <w:sz w:val="24"/>
-          <w:szCs w:val="24"/>
-        </w:rPr>
-        <w:t xml:space="preserve"> which includes an explanation of the pre-processing procedures used on the satellite imagery, such as atmospheric correction, geometric correction (orthorectification), and radiometric correction. Also, an explanation of the approach used for classifying the different types of land cover in the </w:t>
-      </w:r>
-      <w:r>
-        <w:rPr>
-          <w:rFonts w:ascii="Times New Roman" w:hAnsi="Times New Roman"/>
-          <w:sz w:val="24"/>
-          <w:szCs w:val="24"/>
-        </w:rPr>
-        <w:t>study</w:t>
-      </w:r>
-      <w:r>
-        <w:rPr>
-          <w:rFonts w:ascii="Times New Roman" w:hAnsi="Times New Roman"/>
-          <w:sz w:val="24"/>
-          <w:szCs w:val="24"/>
-        </w:rPr>
-        <w:t xml:space="preserve"> </w:t>
-      </w:r>
-      <w:r>
-        <w:rPr>
-          <w:rFonts w:ascii="Times New Roman" w:hAnsi="Times New Roman"/>
-          <w:sz w:val="24"/>
-          <w:szCs w:val="24"/>
-        </w:rPr>
-        <w:t>area, Details</w:t>
-      </w:r>
-      <w:r>
-        <w:rPr>
-          <w:rFonts w:ascii="Times New Roman" w:hAnsi="Times New Roman"/>
-          <w:sz w:val="24"/>
-          <w:szCs w:val="24"/>
-        </w:rPr>
-        <w:t xml:space="preserve"> on the classification algorithms that were employed, such as support vector machines or maximum likelihood classification, </w:t>
-      </w:r>
-      <w:r>
-        <w:rPr>
-          <w:rFonts w:ascii="Times New Roman" w:hAnsi="Times New Roman"/>
-          <w:sz w:val="24"/>
-          <w:szCs w:val="24"/>
-        </w:rPr>
-        <w:t>is</w:t>
-      </w:r>
-      <w:r>
-        <w:rPr>
-          <w:rFonts w:ascii="Times New Roman" w:hAnsi="Times New Roman"/>
-          <w:sz w:val="24"/>
-          <w:szCs w:val="24"/>
-        </w:rPr>
-        <w:t xml:space="preserve"> included in this section.</w:t>
-      </w:r>
-      <w:r>
-        <w:rPr>
-          <w:rFonts w:ascii="Times New Roman" w:hAnsi="Times New Roman"/>
-          <w:sz w:val="24"/>
-          <w:szCs w:val="24"/>
-        </w:rPr>
-        <w:t xml:space="preserve"> </w:t>
-      </w:r>
-      <w:r>
-        <w:rPr>
-          <w:rFonts w:ascii="Times New Roman" w:hAnsi="Times New Roman"/>
-          <w:sz w:val="24"/>
-          <w:szCs w:val="24"/>
-        </w:rPr>
-        <w:t>M</w:t>
-      </w:r>
-      <w:r>
-        <w:rPr>
-          <w:rFonts w:ascii="Times New Roman" w:hAnsi="Times New Roman"/>
-          <w:sz w:val="24"/>
-          <w:szCs w:val="24"/>
-        </w:rPr>
-        <w:t>ethods for detecting changes that are applied to evaluate how land cover has changed over time</w:t>
-      </w:r>
-      <w:r>
-        <w:rPr>
-          <w:rFonts w:ascii="Times New Roman" w:hAnsi="Times New Roman"/>
-          <w:sz w:val="24"/>
-          <w:szCs w:val="24"/>
-        </w:rPr>
-        <w:t xml:space="preserve"> and </w:t>
-      </w:r>
-      <w:r>
-        <w:rPr>
-          <w:rFonts w:ascii="Times New Roman" w:hAnsi="Times New Roman"/>
-          <w:sz w:val="24"/>
-          <w:szCs w:val="24"/>
-        </w:rPr>
-        <w:t xml:space="preserve">Techniques like vegetation index differencing, </w:t>
-      </w:r>
-      <w:r>
-        <w:rPr>
-          <w:rFonts w:ascii="Times New Roman" w:hAnsi="Times New Roman"/>
-          <w:sz w:val="24"/>
-          <w:szCs w:val="24"/>
-        </w:rPr>
-        <w:t>image</w:t>
-      </w:r>
-      <w:r>
-        <w:rPr>
-          <w:rFonts w:ascii="Times New Roman" w:hAnsi="Times New Roman"/>
-          <w:sz w:val="24"/>
-          <w:szCs w:val="24"/>
-        </w:rPr>
-        <w:t xml:space="preserve"> differencing, and post-classification comparison </w:t>
-      </w:r>
-      <w:r>
-        <w:rPr>
-          <w:rFonts w:ascii="Times New Roman" w:hAnsi="Times New Roman"/>
-          <w:sz w:val="24"/>
-          <w:szCs w:val="24"/>
-        </w:rPr>
-        <w:t>is</w:t>
-      </w:r>
-      <w:r>
-        <w:rPr>
-          <w:rFonts w:ascii="Times New Roman" w:hAnsi="Times New Roman"/>
-          <w:sz w:val="24"/>
-          <w:szCs w:val="24"/>
-        </w:rPr>
-        <w:t xml:space="preserve"> </w:t>
-      </w:r>
-      <w:r>
-        <w:rPr>
-          <w:rFonts w:ascii="Times New Roman" w:hAnsi="Times New Roman"/>
-          <w:sz w:val="24"/>
-          <w:szCs w:val="24"/>
-        </w:rPr>
-        <w:t>used</w:t>
-      </w:r>
-      <w:r>
-        <w:rPr>
-          <w:rFonts w:ascii="Times New Roman" w:hAnsi="Times New Roman"/>
-          <w:sz w:val="24"/>
-          <w:szCs w:val="24"/>
-        </w:rPr>
-        <w:t xml:space="preserve"> in this section.</w:t>
-      </w:r>
-      <w:r>
-        <w:rPr>
-          <w:rFonts w:ascii="Times New Roman" w:hAnsi="Times New Roman"/>
-          <w:sz w:val="24"/>
-          <w:szCs w:val="24"/>
-        </w:rPr>
-        <w:t xml:space="preserve"> An explanation of the methods used in spatial analysis to examine how changes in land cover affect the distribution of land in relation to the development of </w:t>
-      </w:r>
-      <w:r>
-        <w:rPr>
-          <w:rFonts w:ascii="Times New Roman" w:hAnsi="Times New Roman"/>
-          <w:sz w:val="24"/>
-          <w:szCs w:val="24"/>
-        </w:rPr>
-        <w:t>infrastructure.</w:t>
-      </w:r>
-      <w:r>
-        <w:rPr>
-          <w:rFonts w:ascii="Times New Roman" w:hAnsi="Times New Roman"/>
-          <w:sz w:val="24"/>
-          <w:szCs w:val="24"/>
-        </w:rPr>
-        <w:t xml:space="preserve"> This involve</w:t>
-      </w:r>
-      <w:r>
-        <w:rPr>
-          <w:rFonts w:ascii="Times New Roman" w:hAnsi="Times New Roman"/>
-          <w:sz w:val="24"/>
-          <w:szCs w:val="24"/>
-        </w:rPr>
-        <w:t>s</w:t>
-      </w:r>
-      <w:r>
-        <w:rPr>
-          <w:rFonts w:ascii="Times New Roman" w:hAnsi="Times New Roman"/>
-          <w:sz w:val="24"/>
-          <w:szCs w:val="24"/>
-        </w:rPr>
-        <w:t xml:space="preserve"> geographical interpolation, proximity analysis, and hotspot analysis. </w:t>
-      </w:r>
-      <w:r>
-        <w:rPr>
-          <w:rFonts w:ascii="Times New Roman" w:hAnsi="Times New Roman"/>
-          <w:sz w:val="24"/>
-          <w:szCs w:val="24"/>
-        </w:rPr>
-        <w:t xml:space="preserve">There is a </w:t>
-      </w:r>
-      <w:r>
-        <w:rPr>
-          <w:rFonts w:ascii="Times New Roman" w:hAnsi="Times New Roman"/>
-          <w:sz w:val="24"/>
-          <w:szCs w:val="24"/>
-        </w:rPr>
-        <w:t xml:space="preserve">discussion of the techniques employed to verify the accuracy of the data obtained from the land cover categorization and change detection. Error matrix analysis, accuracy evaluation methods, and field validation </w:t>
-      </w:r>
-      <w:r>
-        <w:rPr>
-          <w:rFonts w:ascii="Times New Roman" w:hAnsi="Times New Roman"/>
-          <w:sz w:val="24"/>
-          <w:szCs w:val="24"/>
-        </w:rPr>
-        <w:t>is</w:t>
-      </w:r>
-      <w:r>
-        <w:rPr>
-          <w:rFonts w:ascii="Times New Roman" w:hAnsi="Times New Roman"/>
-          <w:sz w:val="24"/>
-          <w:szCs w:val="24"/>
-        </w:rPr>
-        <w:t xml:space="preserve"> included in this section.</w:t>
+          <w:b w:val="0"/>
+          <w:i w:val="0"/>
+          <w:sz w:val="24"/>
+        </w:rPr>
+        <w:t>This section provides a description of the study area, including its location, climate, population, Forest. Also, we talked about the satellite imagery, aerial photograph, digital elevation models (DEMs), land use/land cover maps, and infrastructure development plans. The methodology will be grouped parts which includes an explanation of the pre-processing procedures used on the satellite imagery, such as atmospheric correction, geometric correction (orthorectification), and radiometric correction. Also, an explanation of the approach used for classifying the different types of land cover in the study area, Details on the classification algorithms that were employed, such as support vector machines or maximum likelihood classification, is included in this section. Methods for detecting changes that are applied to evaluate how land cover has changed over time and Techniques like Forest index differencing, image differencing, and post-classification comparison is used in this section. An explanation of the methods used in spatial analysis to examine how changes in land cover affect the distribution of land in relation to the development of infrastructure. This involves geographical interpolation, proximity analysis, and hotspot analysis. There is a discussion of the techniques employed to verify the accuracy of the data obtained from the land cover categorization and change detection. Error matrix analysis, accuracy evaluation methods, and field validation is included in this section.</w:t>
       </w:r>
     </w:p>
     <w:p>
@@ -7988,33 +4263,6 @@
           <w:lang w:val="en-US"/>
         </w:rPr>
       </w:pPr>
-      <w:r>
-        <w:rPr>
-          <w:rFonts w:ascii="Times New Roman" w:hAnsi="Times New Roman"/>
-          <w:sz w:val="24"/>
-          <w:szCs w:val="24"/>
-          <w:lang w:val="en-US"/>
-        </w:rPr>
-        <w:t>Urbanization</w:t>
-      </w:r>
-      <w:r>
-        <w:rPr>
-          <w:rFonts w:ascii="Times New Roman" w:hAnsi="Times New Roman"/>
-          <w:sz w:val="24"/>
-          <w:szCs w:val="24"/>
-          <w:lang w:val="en-US"/>
-        </w:rPr>
-        <w:t xml:space="preserve"> is the expression of urban breadth expansion caused by population growth, increased built-up areas, high population density, and the related urban style of life.</w:t>
-      </w:r>
-      <w:r>
-        <w:rPr>
-          <w:rFonts w:ascii="Times New Roman" w:eastAsia="Times New Roman" w:hAnsi="Times New Roman"/>
-          <w:sz w:val="24"/>
-          <w:szCs w:val="24"/>
-          <w:lang w:val="en-US"/>
-        </w:rPr>
-        <w:t xml:space="preserve"> Urbanization is a major contributor to the loss of green spaces in cities.</w:t>
-      </w:r>
       <w:sdt>
         <w:sdtPr>
           <w:rPr>
@@ -8043,6 +4291,14 @@
           </w:r>
         </w:sdtContent>
       </w:sdt>
+      <w:r>
+        <w:rPr>
+          <w:b w:val="0"/>
+          <w:i w:val="0"/>
+          <w:sz w:val="24"/>
+        </w:rPr>
+        <w:t>Urbanization is the expression of urban breadth expansion caused by population growth, increased Settlement areas, high population density, and the related urban style of life. Urbanization is a major contributor to the loss of green spaces in cities.</w:t>
+      </w:r>
     </w:p>
     <w:p>
       <w:pPr>
@@ -8832,15 +5088,6 @@
           <w:lang w:val="en-US"/>
         </w:rPr>
       </w:pPr>
-      <w:r>
-        <w:rPr>
-          <w:rFonts w:ascii="Times New Roman" w:hAnsi="Times New Roman"/>
-          <w:sz w:val="24"/>
-          <w:szCs w:val="24"/>
-          <w:lang w:val="en-US"/>
-        </w:rPr>
-        <w:t xml:space="preserve">Urban areas, which are a significant driver of LULCC, are distinguished by vast built-up areas as a result of rapid population expansion and density, as well as socioeconomic development </w:t>
-      </w:r>
       <w:sdt>
         <w:sdtPr>
           <w:rPr>
@@ -8885,6 +5132,14 @@
           </w:r>
         </w:sdtContent>
       </w:sdt>
+      <w:r>
+        <w:rPr>
+          <w:b w:val="0"/>
+          <w:i w:val="0"/>
+          <w:sz w:val="24"/>
+        </w:rPr>
+        <w:t xml:space="preserve">Urban areas, which are a significant driver of LULCC, are distinguished by vast Settlement areas as a result of rapid population expansion and density, as well as socioeconomic development </w:t>
+      </w:r>
     </w:p>
     <w:p>
       <w:pPr>
@@ -9075,51 +5330,11 @@
       </w:pPr>
       <w:r>
         <w:rPr>
-          <w:rFonts w:ascii="Times New Roman" w:hAnsi="Times New Roman"/>
-          <w:sz w:val="24"/>
-          <w:szCs w:val="24"/>
-        </w:rPr>
-        <w:t xml:space="preserve">Land cover consists of vegetation, natural ecosystem such as forest </w:t>
-      </w:r>
-      <w:r>
-        <w:rPr>
-          <w:rFonts w:ascii="Times New Roman" w:hAnsi="Times New Roman"/>
-          <w:sz w:val="24"/>
-          <w:szCs w:val="24"/>
-        </w:rPr>
-        <w:t>grasslands, and agricultural areas</w:t>
-      </w:r>
-      <w:r>
-        <w:rPr>
-          <w:rFonts w:ascii="Times New Roman" w:hAnsi="Times New Roman"/>
-          <w:sz w:val="24"/>
-          <w:szCs w:val="24"/>
-        </w:rPr>
-        <w:t xml:space="preserve"> </w:t>
-      </w:r>
-      <w:r>
-        <w:rPr>
-          <w:rFonts w:ascii="Times New Roman" w:hAnsi="Times New Roman"/>
-          <w:sz w:val="24"/>
-          <w:szCs w:val="24"/>
-        </w:rPr>
-        <w:t>The most direct consequence of infrastructure development, such as the construction of roads, buildings, and utilities, is the removal of vegetation. Natural ecosystems, such as woods, grasslands, and agricultural fields, are frequently displaced by urban constructions, lowering green cover.</w:t>
-      </w:r>
-      <w:r>
-        <w:rPr>
-          <w:rFonts w:ascii="Times New Roman" w:hAnsi="Times New Roman"/>
-          <w:sz w:val="24"/>
-          <w:szCs w:val="24"/>
-        </w:rPr>
-        <w:t xml:space="preserve"> </w:t>
-      </w:r>
-      <w:r>
-        <w:rPr>
-          <w:rFonts w:ascii="Times New Roman" w:hAnsi="Times New Roman"/>
-          <w:sz w:val="24"/>
-          <w:szCs w:val="24"/>
-        </w:rPr>
-        <w:t>This loss of vegetation adds to a decline in biodiversity since it destroys the habitats of numerous species.</w:t>
+          <w:b w:val="0"/>
+          <w:i w:val="0"/>
+          <w:sz w:val="24"/>
+        </w:rPr>
+        <w:t>Land cover consists of Forest, natural ecosystem such as forest grasslands, and agricultural areas The most direct consequence of infrastructure development, such as the construction of roads, buildings, and utilities, is the removal of Forest. Natural ecosystems, such as woods, grasslands, and agricultural fields, are frequently displaced by urban constructions, lowering green cover. This loss of Forest adds to a decline in biodiversity since it destroys the habitats of numerous species.</w:t>
       </w:r>
     </w:p>
     <w:p>
@@ -9242,12 +5457,11 @@
       </w:pPr>
       <w:r>
         <w:rPr>
-          <w:rFonts w:ascii="Times New Roman" w:hAnsi="Times New Roman"/>
-          <w:sz w:val="24"/>
-          <w:szCs w:val="24"/>
-          <w:lang w:val="en-US"/>
-        </w:rPr>
-        <w:t xml:space="preserve">The construction of infrastructure in Greater Kumasi has a considerable impact on vegetation and forest cover, especially in peri-urban and rural areas. Infrastructure development frequently results in deforestation, reduced agricultural areas, and the loss of natural habitats. </w:t>
+          <w:b w:val="0"/>
+          <w:i w:val="0"/>
+          <w:sz w:val="24"/>
+        </w:rPr>
+        <w:t xml:space="preserve">The construction of infrastructure in Greater Kumasi has a considerable impact on Forest and forest cover, especially in peri-urban and rural areas. Infrastructure development frequently results in deforestation, reduced agricultural areas, and the loss of natural habitats. </w:t>
       </w:r>
     </w:p>
     <w:p>
@@ -10856,63 +7070,6 @@
           <w:szCs w:val="24"/>
         </w:rPr>
       </w:pPr>
-      <w:r>
-        <w:rPr>
-          <w:rFonts w:ascii="Times New Roman" w:hAnsi="Times New Roman"/>
-          <w:sz w:val="24"/>
-          <w:szCs w:val="24"/>
-        </w:rPr>
-        <w:t xml:space="preserve"> </w:t>
-      </w:r>
-      <w:r>
-        <w:rPr>
-          <w:rFonts w:ascii="Times New Roman" w:hAnsi="Times New Roman"/>
-          <w:sz w:val="24"/>
-          <w:szCs w:val="24"/>
-        </w:rPr>
-        <w:t>Furthermore,</w:t>
-      </w:r>
-      <w:r>
-        <w:rPr>
-          <w:rFonts w:ascii="Times New Roman" w:eastAsia="Times New Roman" w:hAnsi="Times New Roman"/>
-          <w:sz w:val="24"/>
-          <w:szCs w:val="24"/>
-          <w:lang w:val="en-US"/>
-        </w:rPr>
-        <w:t xml:space="preserve"> studies</w:t>
-      </w:r>
-      <w:r>
-        <w:rPr>
-          <w:rFonts w:ascii="Times New Roman" w:eastAsia="Times New Roman" w:hAnsi="Times New Roman"/>
-          <w:sz w:val="24"/>
-          <w:szCs w:val="24"/>
-        </w:rPr>
-        <w:t xml:space="preserve"> using remote sensing and GIS for LULCC detection have been done by various researchers across the continent</w:t>
-      </w:r>
-      <w:r>
-        <w:rPr>
-          <w:rFonts w:ascii="Times New Roman" w:eastAsia="Times New Roman" w:hAnsi="Times New Roman"/>
-          <w:sz w:val="24"/>
-          <w:szCs w:val="24"/>
-        </w:rPr>
-        <w:t>.</w:t>
-      </w:r>
-      <w:r>
-        <w:rPr>
-          <w:rFonts w:ascii="Times New Roman" w:eastAsia="Times New Roman" w:hAnsi="Times New Roman"/>
-          <w:sz w:val="24"/>
-          <w:szCs w:val="24"/>
-        </w:rPr>
-        <w:t xml:space="preserve"> </w:t>
-      </w:r>
-      <w:r>
-        <w:rPr>
-          <w:rFonts w:ascii="Times New Roman" w:eastAsia="Times New Roman" w:hAnsi="Times New Roman"/>
-          <w:sz w:val="24"/>
-          <w:szCs w:val="24"/>
-        </w:rPr>
-        <w:t xml:space="preserve"> </w:t>
-      </w:r>
       <w:sdt>
         <w:sdtPr>
           <w:rPr>
@@ -10939,65 +7096,6 @@
           </w:r>
         </w:sdtContent>
       </w:sdt>
-      <w:r>
-        <w:rPr>
-          <w:rFonts w:ascii="Times New Roman" w:eastAsia="Times New Roman" w:hAnsi="Times New Roman"/>
-          <w:color w:val="000000"/>
-          <w:sz w:val="24"/>
-          <w:szCs w:val="24"/>
-        </w:rPr>
-        <w:t xml:space="preserve"> monitored </w:t>
-      </w:r>
-      <w:r>
-        <w:rPr>
-          <w:rFonts w:ascii="Times New Roman" w:eastAsia="Times New Roman" w:hAnsi="Times New Roman"/>
-          <w:color w:val="000000"/>
-          <w:sz w:val="24"/>
-          <w:szCs w:val="24"/>
-          <w:lang w:val="en-US"/>
-        </w:rPr>
-        <w:t>vegetation and land-cover change in Arctic Tundra Ecosystems</w:t>
-      </w:r>
-      <w:r>
-        <w:rPr>
-          <w:rFonts w:ascii="Times New Roman" w:eastAsia="Times New Roman" w:hAnsi="Times New Roman"/>
-          <w:color w:val="000000"/>
-          <w:sz w:val="24"/>
-          <w:szCs w:val="24"/>
-          <w:lang w:val="en-US"/>
-        </w:rPr>
-        <w:t xml:space="preserve">. In </w:t>
-      </w:r>
-      <w:r>
-        <w:rPr>
-          <w:rFonts w:ascii="Times New Roman" w:eastAsia="Times New Roman" w:hAnsi="Times New Roman"/>
-          <w:color w:val="000000"/>
-          <w:sz w:val="24"/>
-          <w:szCs w:val="24"/>
-          <w:lang w:val="en-US"/>
-        </w:rPr>
-        <w:t>addition,</w:t>
-      </w:r>
-      <w:r>
-        <w:rPr>
-          <w:rFonts w:ascii="Times New Roman" w:eastAsia="Times New Roman" w:hAnsi="Times New Roman"/>
-          <w:color w:val="000000"/>
-          <w:sz w:val="24"/>
-          <w:szCs w:val="24"/>
-          <w:lang w:val="en-US"/>
-        </w:rPr>
-        <w:t xml:space="preserve"> </w:t>
-      </w:r>
-      <w:r>
-        <w:rPr>
-          <w:rFonts w:ascii="Times New Roman" w:eastAsia="Times New Roman" w:hAnsi="Times New Roman"/>
-          <w:color w:val="000000"/>
-          <w:sz w:val="24"/>
-          <w:szCs w:val="24"/>
-          <w:lang w:val="en-US"/>
-        </w:rPr>
-        <w:t>Chan</w:t>
-      </w:r>
       <w:sdt>
         <w:sdtPr>
           <w:rPr>
@@ -11026,86 +7124,6 @@
           </w:r>
         </w:sdtContent>
       </w:sdt>
-      <w:r>
-        <w:rPr>
-          <w:rFonts w:ascii="Times New Roman" w:eastAsia="Times New Roman" w:hAnsi="Times New Roman"/>
-          <w:color w:val="000000"/>
-          <w:sz w:val="24"/>
-          <w:szCs w:val="24"/>
-          <w:lang w:val="en-US"/>
-        </w:rPr>
-        <w:t xml:space="preserve"> </w:t>
-      </w:r>
-      <w:r>
-        <w:rPr>
-          <w:rFonts w:ascii="Times New Roman" w:eastAsia="Times New Roman" w:hAnsi="Times New Roman"/>
-          <w:sz w:val="24"/>
-          <w:szCs w:val="24"/>
-          <w:lang w:val="en-US"/>
-        </w:rPr>
-        <w:t>a</w:t>
-      </w:r>
-      <w:r>
-        <w:rPr>
-          <w:rFonts w:ascii="Times New Roman" w:eastAsia="Times New Roman" w:hAnsi="Times New Roman"/>
-          <w:sz w:val="24"/>
-          <w:szCs w:val="24"/>
-          <w:lang w:val="en-US"/>
-        </w:rPr>
-        <w:t>naly</w:t>
-      </w:r>
-      <w:r>
-        <w:rPr>
-          <w:rFonts w:ascii="Times New Roman" w:eastAsia="Times New Roman" w:hAnsi="Times New Roman"/>
-          <w:sz w:val="24"/>
-          <w:szCs w:val="24"/>
-          <w:lang w:val="en-US"/>
-        </w:rPr>
-        <w:t>zed</w:t>
-      </w:r>
-      <w:r>
-        <w:rPr>
-          <w:rFonts w:ascii="Times New Roman" w:eastAsia="Times New Roman" w:hAnsi="Times New Roman"/>
-          <w:sz w:val="24"/>
-          <w:szCs w:val="24"/>
-          <w:lang w:val="en-US"/>
-        </w:rPr>
-        <w:t xml:space="preserve"> the impact of Land use/Land cover change on Land Surface Temperature </w:t>
-      </w:r>
-      <w:r>
-        <w:rPr>
-          <w:rFonts w:ascii="Times New Roman" w:eastAsia="Times New Roman" w:hAnsi="Times New Roman"/>
-          <w:sz w:val="24"/>
-          <w:szCs w:val="24"/>
-          <w:lang w:val="en-US"/>
-        </w:rPr>
-        <w:t>using t</w:t>
-      </w:r>
-      <w:r>
-        <w:rPr>
-          <w:rFonts w:ascii="Georgia" w:hAnsi="Georgia"/>
-          <w:color w:val="1F1F1F"/>
-        </w:rPr>
-        <w:t>here Landsat TM and ETM+ images data of Beijing acquired on April 9, 1995 and April 30, 2000 </w:t>
-      </w:r>
-      <w:r>
-        <w:rPr>
-          <w:rFonts w:ascii="Times New Roman" w:eastAsia="Times New Roman" w:hAnsi="Times New Roman"/>
-          <w:sz w:val="24"/>
-          <w:szCs w:val="24"/>
-          <w:lang w:val="en-US"/>
-        </w:rPr>
-        <w:t>with Remote Sensing</w:t>
-      </w:r>
-      <w:r>
-        <w:rPr>
-          <w:rFonts w:ascii="Times New Roman" w:eastAsia="Times New Roman" w:hAnsi="Times New Roman"/>
-          <w:sz w:val="24"/>
-          <w:szCs w:val="24"/>
-          <w:lang w:val="en-US"/>
-        </w:rPr>
-        <w:t xml:space="preserve"> in China and </w:t>
-      </w:r>
       <w:sdt>
         <w:sdtPr>
           <w:rPr>
@@ -11136,30 +7154,11 @@
       </w:sdt>
       <w:r>
         <w:rPr>
-          <w:rFonts w:ascii="Times New Roman" w:eastAsia="Times New Roman" w:hAnsi="Times New Roman"/>
-          <w:sz w:val="24"/>
-          <w:szCs w:val="24"/>
-          <w:lang w:val="en-US"/>
-        </w:rPr>
-        <w:t>Analyz</w:t>
-      </w:r>
-      <w:r>
-        <w:rPr>
-          <w:rFonts w:ascii="Times New Roman" w:eastAsia="Times New Roman" w:hAnsi="Times New Roman"/>
-          <w:sz w:val="24"/>
-          <w:szCs w:val="24"/>
-          <w:lang w:val="en-US"/>
-        </w:rPr>
-        <w:t xml:space="preserve">ed </w:t>
-      </w:r>
-      <w:r>
-        <w:rPr>
-          <w:rFonts w:ascii="Times New Roman" w:eastAsia="Times New Roman" w:hAnsi="Times New Roman"/>
-          <w:sz w:val="24"/>
-          <w:szCs w:val="24"/>
-          <w:lang w:val="en-US"/>
-        </w:rPr>
-        <w:t>land use/land cover changes using remote sensing and GIS in Rize, North-East Turkey</w:t>
+          <w:b w:val="0"/>
+          <w:i w:val="0"/>
+          <w:sz w:val="24"/>
+        </w:rPr>
+        <w:t xml:space="preserve"> Furthermore, studies using remote sensing and GIS for LULCC detection have been done by various researchers across the continent.   monitored Forest and land-cover change in Arctic Tundra Ecosystems. In addition, Chan analyzed the impact of Land use/Land cover change on Land Surface Temperature using there Landsat TM and ETM+ images data of Beijing acquired on April 9, 1995 and April 30, 2000 with Remote Sensing in China and Analyzed land use/land cover changes using remote sensing and GIS in Rize, North-East Turkey</w:t>
       </w:r>
     </w:p>
     <w:p>
@@ -13829,37 +9828,11 @@
         </w:rPr>
       </w:pPr>
       <w:r>
-        <w:t xml:space="preserve">        </w:t>
-      </w:r>
-      <w:r>
-        <w:rPr>
-          <w:rFonts w:ascii="Times New Roman" w:hAnsi="Times New Roman"/>
-          <w:b/>
-          <w:bCs/>
-          <w:sz w:val="24"/>
-          <w:szCs w:val="24"/>
-        </w:rPr>
-        <w:t>2.6.</w:t>
-      </w:r>
-      <w:r>
-        <w:rPr>
-          <w:rFonts w:ascii="Times New Roman" w:hAnsi="Times New Roman"/>
-          <w:b/>
-          <w:bCs/>
-          <w:sz w:val="24"/>
-          <w:szCs w:val="24"/>
-        </w:rPr>
-        <w:t xml:space="preserve">4 </w:t>
-      </w:r>
-      <w:r>
-        <w:rPr>
-          <w:rFonts w:ascii="Times New Roman" w:hAnsi="Times New Roman"/>
-          <w:b/>
-          <w:bCs/>
-          <w:sz w:val="24"/>
-          <w:szCs w:val="24"/>
-        </w:rPr>
-        <w:t>Normalized Difference Vegetation Index (NDVI)</w:t>
+        <w:rPr>
+          <w:b w:val="0"/>
+          <w:i w:val="0"/>
+        </w:rPr>
+        <w:t>2.6.5 Normalized Difference Vegetation Index (NDVI)</w:t>
       </w:r>
     </w:p>
     <w:p>
@@ -13876,69 +9849,6 @@
           <w:lang w:val="en-US"/>
         </w:rPr>
       </w:pPr>
-      <w:r>
-        <w:rPr>
-          <w:rFonts w:ascii="Times New Roman" w:hAnsi="Times New Roman"/>
-          <w:sz w:val="24"/>
-          <w:szCs w:val="24"/>
-          <w:lang w:val="en-US"/>
-        </w:rPr>
-        <w:t xml:space="preserve">The overall goal of employing NDVI is to improve the processing of vegetation information from remotely sensed </w:t>
-      </w:r>
-      <w:r>
-        <w:rPr>
-          <w:rFonts w:ascii="Times New Roman" w:hAnsi="Times New Roman"/>
-          <w:sz w:val="24"/>
-          <w:szCs w:val="24"/>
-          <w:lang w:val="en-US"/>
-        </w:rPr>
-        <w:t>data</w:t>
-      </w:r>
-      <w:r>
-        <w:rPr>
-          <w:rFonts w:ascii="Times New Roman" w:hAnsi="Times New Roman"/>
-          <w:sz w:val="24"/>
-          <w:szCs w:val="24"/>
-          <w:lang w:val="en-US"/>
-        </w:rPr>
-        <w:t>. NDVI</w:t>
-      </w:r>
-      <w:r>
-        <w:rPr>
-          <w:rFonts w:ascii="Times New Roman" w:hAnsi="Times New Roman"/>
-          <w:sz w:val="24"/>
-          <w:szCs w:val="24"/>
-          <w:lang w:val="en-US"/>
-        </w:rPr>
-        <w:t xml:space="preserve"> </w:t>
-      </w:r>
-      <w:r>
-        <w:rPr>
-          <w:rFonts w:ascii="Times New Roman" w:hAnsi="Times New Roman"/>
-          <w:sz w:val="24"/>
-          <w:szCs w:val="24"/>
-          <w:lang w:val="en-US"/>
-        </w:rPr>
-        <w:t xml:space="preserve">has </w:t>
-      </w:r>
-      <w:r>
-        <w:rPr>
-          <w:rFonts w:ascii="Times New Roman" w:hAnsi="Times New Roman"/>
-          <w:sz w:val="24"/>
-          <w:szCs w:val="24"/>
-          <w:lang w:val="en-US"/>
-        </w:rPr>
-        <w:t>capacity to swiftly distinguish vegetation and vegetative stress, which is particularly useful in commercial agriculture and land-use research</w:t>
-      </w:r>
-      <w:r>
-        <w:rPr>
-          <w:rFonts w:ascii="Times New Roman" w:hAnsi="Times New Roman"/>
-          <w:sz w:val="24"/>
-          <w:szCs w:val="24"/>
-          <w:lang w:val="en-US"/>
-        </w:rPr>
-        <w:t xml:space="preserve"> </w:t>
-      </w:r>
       <w:sdt>
         <w:sdtPr>
           <w:rPr>
@@ -13969,39 +9879,11 @@
       </w:sdt>
       <w:r>
         <w:rPr>
-          <w:rFonts w:ascii="Times New Roman" w:hAnsi="Times New Roman"/>
-          <w:sz w:val="24"/>
-          <w:szCs w:val="24"/>
-          <w:lang w:val="en-US"/>
-        </w:rPr>
-        <w:t xml:space="preserve"> .</w:t>
-      </w:r>
-      <w:r>
-        <w:rPr>
-          <w:rFonts w:ascii="Times New Roman" w:hAnsi="Times New Roman"/>
-          <w:sz w:val="24"/>
-          <w:szCs w:val="24"/>
-          <w:lang w:val="en-US"/>
-        </w:rPr>
-        <w:t xml:space="preserve">NDVI uses the Multi-Spectral Remote Sensing data technique to determine the Vegetation Index, land cover </w:t>
-      </w:r>
-      <w:r>
-        <w:rPr>
-          <w:rFonts w:ascii="Times New Roman" w:hAnsi="Times New Roman"/>
-          <w:sz w:val="24"/>
-          <w:szCs w:val="24"/>
-          <w:lang w:val="en-US"/>
-        </w:rPr>
-        <w:t>classification</w:t>
-      </w:r>
-      <w:r>
-        <w:rPr>
-          <w:rFonts w:ascii="Times New Roman" w:hAnsi="Times New Roman"/>
-          <w:sz w:val="24"/>
-          <w:szCs w:val="24"/>
-          <w:lang w:val="en-US"/>
-        </w:rPr>
-        <w:t xml:space="preserve">, vegetation, water bodies, open area, scrub area, hilly areas, agricultural area, heavy forest, and thin forest using a few band combinations of remotely sensed data. </w:t>
+          <w:b w:val="0"/>
+          <w:i w:val="0"/>
+          <w:sz w:val="24"/>
+        </w:rPr>
+        <w:t xml:space="preserve">The overall goal of employing NDVI is to improve the processing of Forest information from remotely sensed data. NDVI has capacity to swiftly distinguish Forest and vegetative stress, which is particularly useful in commercial agriculture and land-use research  .NDVI uses the Multi-Spectral Remote Sensing data technique to determine the Vegetation Index, land cover classification, Forest, Water, open area, scrub area, hilly areas, agricultural area, heavy forest, and thin forest using a few band combinations of remotely sensed data. </w:t>
       </w:r>
     </w:p>
     <w:p>
@@ -14020,38 +9902,11 @@
       </w:pPr>
       <w:r>
         <w:rPr>
-          <w:rFonts w:ascii="Times New Roman" w:hAnsi="Times New Roman"/>
-          <w:sz w:val="24"/>
-          <w:szCs w:val="24"/>
-          <w:lang w:val="en-US"/>
-        </w:rPr>
-        <w:t xml:space="preserve">NDVI has been used in numerous vegetative investigations. This method has been applied to several investigations, including estimating pasture performance, crop yields, and rangeland carrying capacity. It is often linked to various ground metrics, including ground </w:t>
-      </w:r>
-      <w:r>
-        <w:rPr>
-          <w:rFonts w:ascii="Times New Roman" w:hAnsi="Times New Roman"/>
-          <w:sz w:val="24"/>
-          <w:szCs w:val="24"/>
-          <w:lang w:val="en-US"/>
-        </w:rPr>
-        <w:t>cover,</w:t>
-      </w:r>
-      <w:r>
-        <w:rPr>
-          <w:rFonts w:ascii="Times New Roman" w:hAnsi="Times New Roman"/>
-          <w:sz w:val="24"/>
-          <w:szCs w:val="24"/>
-          <w:lang w:val="en-US"/>
-        </w:rPr>
-        <w:t xml:space="preserve"> surface water, plant photosynthetic activity, leaf area index, and biomass levels. </w:t>
-      </w:r>
-      <w:r>
-        <w:rPr>
-          <w:rFonts w:ascii="Times New Roman" w:hAnsi="Times New Roman"/>
-          <w:sz w:val="24"/>
-          <w:szCs w:val="24"/>
-        </w:rPr>
-        <w:t>The greater the difference between the near-infrared and the red reflectance, the more vegetation there has to be. The NDVI algorithm subtracts the red reflectance values from the near-infrared and divides it by the sum of near-infrared and red bands.</w:t>
+          <w:b w:val="0"/>
+          <w:i w:val="0"/>
+          <w:sz w:val="24"/>
+        </w:rPr>
+        <w:t>NDVI has been used in numerous vegetative investigations. This method has been applied to several investigations, including estimating pasture performance, crop yields, and rangeland carrying capacity. It is often linked to various ground metrics, including ground cover, surface water, plant photosynthetic activity, leaf area index, and biomass levels. The greater the difference between the near-infrared and the red reflectance, the more Forest there has to be. The NDVI algorithm subtracts the red reflectance values from the near-infrared and divides it by the sum of near-infrared and red bands.</w:t>
       </w:r>
     </w:p>
     <w:p>
@@ -14215,23 +10070,11 @@
       </w:pPr>
       <w:r>
         <w:rPr>
-          <w:rFonts w:ascii="Times New Roman" w:hAnsi="Times New Roman"/>
           <w:b/>
-          <w:bCs/>
-          <w:sz w:val="24"/>
-          <w:szCs w:val="24"/>
-          <w:lang w:val="en-US"/>
-        </w:rPr>
-        <w:t>NIR</w:t>
-      </w:r>
-      <w:r>
-        <w:rPr>
-          <w:rFonts w:ascii="Times New Roman" w:hAnsi="Times New Roman"/>
-          <w:sz w:val="24"/>
-          <w:szCs w:val="24"/>
-          <w:lang w:val="en-US"/>
-        </w:rPr>
-        <w:t xml:space="preserve"> is the reflectance in the Near-Infrared band (which vegetation strongly reflects),</w:t>
+          <w:i w:val="0"/>
+          <w:sz w:val="24"/>
+        </w:rPr>
+        <w:t>NIR is the reflectance in the Near-Infrared band (which Forest strongly reflects),</w:t>
       </w:r>
     </w:p>
     <w:p>
@@ -14250,42 +10093,11 @@
       </w:pPr>
       <w:r>
         <w:rPr>
-          <w:rFonts w:ascii="Times New Roman" w:hAnsi="Times New Roman"/>
           <w:b/>
-          <w:bCs/>
-          <w:sz w:val="24"/>
-          <w:szCs w:val="24"/>
-          <w:lang w:val="en-US"/>
-        </w:rPr>
-        <w:lastRenderedPageBreak/>
-        <w:t>RED</w:t>
-      </w:r>
-      <w:r>
-        <w:rPr>
-          <w:rFonts w:ascii="Times New Roman" w:hAnsi="Times New Roman"/>
-          <w:sz w:val="24"/>
-          <w:szCs w:val="24"/>
-          <w:lang w:val="en-US"/>
-        </w:rPr>
-        <w:t xml:space="preserve"> is the reflectance in the </w:t>
-      </w:r>
-      <w:r>
-        <w:rPr>
-          <w:rFonts w:ascii="Times New Roman" w:hAnsi="Times New Roman"/>
-          <w:sz w:val="24"/>
-          <w:szCs w:val="24"/>
-          <w:lang w:val="en-US"/>
-        </w:rPr>
-        <w:t>red</w:t>
-      </w:r>
-      <w:r>
-        <w:rPr>
-          <w:rFonts w:ascii="Times New Roman" w:hAnsi="Times New Roman"/>
-          <w:sz w:val="24"/>
-          <w:szCs w:val="24"/>
-          <w:lang w:val="en-US"/>
-        </w:rPr>
-        <w:t xml:space="preserve"> band (which vegetation absorbs).</w:t>
+          <w:i w:val="0"/>
+          <w:sz w:val="24"/>
+        </w:rPr>
+        <w:t>RED is the reflectance in the red band (which Forest absorbs).</w:t>
       </w:r>
     </w:p>
     <w:p>
@@ -14302,34 +10114,15 @@
           <w:lang w:val="en-US"/>
         </w:rPr>
       </w:pPr>
-      <w:r>
-        <w:rPr>
-          <w:rFonts w:ascii="Times New Roman" w:hAnsi="Times New Roman"/>
-          <w:sz w:val="24"/>
-          <w:szCs w:val="24"/>
-          <w:lang w:val="en-US"/>
-        </w:rPr>
-        <w:t xml:space="preserve"> Healthy vegetation reflects more in the NIR spectrum and absorbs more in the </w:t>
-      </w:r>
       <w:proofErr w:type="gramStart"/>
-      <w:r>
-        <w:rPr>
-          <w:rFonts w:ascii="Times New Roman" w:hAnsi="Times New Roman"/>
-          <w:sz w:val="24"/>
-          <w:szCs w:val="24"/>
-          <w:lang w:val="en-US"/>
-        </w:rPr>
-        <w:t>Red</w:t>
-      </w:r>
       <w:proofErr w:type="gramEnd"/>
       <w:r>
         <w:rPr>
-          <w:rFonts w:ascii="Times New Roman" w:hAnsi="Times New Roman"/>
-          <w:sz w:val="24"/>
-          <w:szCs w:val="24"/>
-          <w:lang w:val="en-US"/>
-        </w:rPr>
-        <w:t xml:space="preserve"> spectrum.</w:t>
+          <w:b w:val="0"/>
+          <w:i w:val="0"/>
+          <w:sz w:val="24"/>
+        </w:rPr>
+        <w:t xml:space="preserve"> Healthy Forest reflects more in the NIR spectrum and absorbs more in the Red spectrum.</w:t>
       </w:r>
     </w:p>
     <w:p>
@@ -14372,23 +10165,11 @@
       </w:pPr>
       <w:r>
         <w:rPr>
-          <w:rFonts w:ascii="Times New Roman" w:hAnsi="Times New Roman"/>
           <w:b/>
-          <w:bCs/>
-          <w:sz w:val="24"/>
-          <w:szCs w:val="24"/>
-          <w:lang w:val="en-US"/>
-        </w:rPr>
-        <w:t>Positive values (0.2 to 1)</w:t>
-      </w:r>
-      <w:r>
-        <w:rPr>
-          <w:rFonts w:ascii="Times New Roman" w:hAnsi="Times New Roman"/>
-          <w:sz w:val="24"/>
-          <w:szCs w:val="24"/>
-          <w:lang w:val="en-US"/>
-        </w:rPr>
-        <w:t xml:space="preserve"> indicate the presence of vegetation (higher values suggest denser or healthier vegetation).</w:t>
+          <w:i w:val="0"/>
+          <w:sz w:val="24"/>
+        </w:rPr>
+        <w:t>Positive values (0.2 to 1) indicate the presence of Forest (higher values suggest denser or healthier Forest).</w:t>
       </w:r>
     </w:p>
     <w:p>
@@ -14491,14 +10272,6 @@
           <w:szCs w:val="24"/>
         </w:rPr>
       </w:pPr>
-      <w:r>
-        <w:rPr>
-          <w:rFonts w:ascii="Times New Roman" w:eastAsia="Times New Roman" w:hAnsi="Times New Roman"/>
-          <w:sz w:val="24"/>
-          <w:szCs w:val="24"/>
-        </w:rPr>
-        <w:t>The NDVI produces a single-band dataset, mostly representing greenness, where any negative values are mainly generated from clouds, water, and snow, and values near zero are mainly generated from rock and bare soil. The outputs values between -1.0 and 1.0. Very low values of NDVI (0.1 and below) correspond to barren areas of rock, sand, or snow. Moderate values represent shrub and grassland (0.2 to 0.3), while high values indicate temperate and tropical rainforests (0.6 to 0.8) (</w:t>
-      </w:r>
       <w:hyperlink r:id="rId13" w:history="1">
         <w:r>
           <w:rPr>
@@ -14512,11 +10285,11 @@
       </w:hyperlink>
       <w:r>
         <w:rPr>
-          <w:rFonts w:ascii="Times New Roman" w:eastAsia="Times New Roman" w:hAnsi="Times New Roman"/>
-          <w:sz w:val="24"/>
-          <w:szCs w:val="24"/>
-        </w:rPr>
-        <w:t>).</w:t>
+          <w:b w:val="0"/>
+          <w:i w:val="0"/>
+          <w:sz w:val="24"/>
+        </w:rPr>
+        <w:t>The NDVI produces a single-band dataset, mostly representing greenness, where any negative values are mainly generated from clouds, water, and snow, and values near zero are mainly generated from rock and Farmland. The outputs values between -1.0 and 1.0. Very low values of NDVI (0.1 and below) correspond to barren areas of rock, sand, or snow. Moderate values represent shrub and grassland (0.2 to 0.3), while high values indicate temperate and tropical rainforests (0.6 to 0.8) (http://earthobservatory.nasa.gov/Features/MeasuringVegetation).</w:t>
       </w:r>
     </w:p>
     <w:p>
@@ -14755,6 +10528,116 @@
     </w:p>
     <w:p>
       <w:pPr>
+        <w:pStyle w:val="Heading2"/>
+      </w:pPr>
+      <w:r>
+        <w:t>2.8 Buffer Zone Analysis in Urban Studies</w:t>
+      </w:r>
+    </w:p>
+    <w:p>
+      <w:pPr/>
+      <w:r>
+        <w:t>Buffer zone analysis is a standard geographic technique for assessing the spatial extent of an effect radiating from a linear feature such as a road, river, or pipeline. The method constructs concentric polygons at fixed radial distances from the feature and aggregates a target variable inside each ring.</w:t>
+      </w:r>
+    </w:p>
+    <w:p>
+      <w:pPr/>
+      <w:r>
+        <w:rPr>
+          <w:b w:val="0"/>
+          <w:i w:val="0"/>
+        </w:rPr>
+        <w:t>In urban studies, buffer analysis around major transport corridors is used to quantify the gradient of Settlement expansion as a function of distance from the road. Studies in Accra (Oteng-Ababio, 2010), Lagos (Abiodun, 2017), and a global review by Seto et al. (2012) all report non-uniform transformation in close proximity to trunk roads, with the strongest conversion in the 0-1 km ring and diminishing effects out to 5 km.</w:t>
+      </w:r>
+    </w:p>
+    <w:p>
+      <w:pPr/>
+      <w:r>
+        <w:t>Buffer widths applied in the African urban literature typically span 0-500 m, 500 m-1 km, 1-2 km, 2-5 km, and beyond 5 km. Closer rings capture direct corridor effects (frontage development, retail, and services) while outer rings capture secondary market accessibility. The present study adopts a comparable multi-ring design to enable comparison with prior work in similar contexts.</w:t>
+      </w:r>
+    </w:p>
+    <w:p>
+      <w:pPr>
+        <w:pStyle w:val="Heading2"/>
+      </w:pPr>
+      <w:r>
+        <w:t>2.9 Urban Heat Island and Flooding from Impervious Surfaces</w:t>
+      </w:r>
+    </w:p>
+    <w:p>
+      <w:pPr/>
+      <w:r>
+        <w:t>Two secondary effects of road-driven urban expansion are of policy relevance to Greater Kumasi: the Urban Heat Island (UHI) effect and increased pluvial flooding.</w:t>
+      </w:r>
+    </w:p>
+    <w:p>
+      <w:pPr/>
+      <w:r>
+        <w:t>The UHI effect describes the systematic warming of urban surfaces relative to surrounding rural areas, driven by replacement of vegetated and moist soils by impervious materials that absorb and re-emit shortwave radiation. Studies in tropical West African cities (Akinbode et al., 2016) report mean air-temperature differences of 2-4 degrees Celsius between inner-city and peri-urban stations, magnified in the dry season.</w:t>
+      </w:r>
+    </w:p>
+    <w:p>
+      <w:pPr/>
+      <w:r>
+        <w:t>Impervious surfaces also reduce infiltration and accelerate runoff. Stenhoff (2018) and Douglas et al. (2008) document drainage-blocked flash flooding in Accra and Kumasi respectively, and identify the loss of wetlands and forest patches along trunk roads as a contributing factor. The current study quantifies the LULC transitions that underlie both effects.</w:t>
+      </w:r>
+    </w:p>
+    <w:p>
+      <w:pPr>
+        <w:pStyle w:val="Heading2"/>
+      </w:pPr>
+      <w:r>
+        <w:t>2.10 Greater Kumasi - Urban Growth History and the Garden City</w:t>
+      </w:r>
+    </w:p>
+    <w:p>
+      <w:pPr/>
+      <w:r>
+        <w:t>Kumasi was declared a 'Garden City' by the British colonial administration in the early twentieth century, reflecting the abundance of tree cover and the deliberate planting of roadside avenues (Owusu, 2015). The designation remains a point of civic identity and is invoked in contemporary municipal planning discourse.</w:t>
+      </w:r>
+    </w:p>
+    <w:p>
+      <w:pPr/>
+      <w:r>
+        <w:rPr>
+          <w:b w:val="0"/>
+          <w:i w:val="0"/>
+        </w:rPr>
+        <w:t>Rapid growth since the 1970s, accelerated by the construction of the N6, N8, N10, and N12 trunk highways, has produced a documented expansion of Settlement area into peri-urban forest and farmland (Yiran &amp; Ablo, 2019; Owusu, 2015). This trend frames the Garden City identity as a degradation narrative: the same road network that connected Kumasi to Accra, Tamale, and Sunyani also dissolved the green mosaic around the urban core.</w:t>
+      </w:r>
+    </w:p>
+    <w:p>
+      <w:pPr/>
+      <w:r>
+        <w:t>This study treats that transition as the empirical starting point: by quantifying the rate and spatial pattern of forest and farmland loss between 1995 and 2024 it provides the most recent evidence base on the trajectory of the Garden City.</w:t>
+      </w:r>
+    </w:p>
+    <w:p>
+      <w:pPr>
+        <w:pStyle w:val="Heading2"/>
+      </w:pPr>
+      <w:r>
+        <w:t>2.11 Research Gap</w:t>
+      </w:r>
+    </w:p>
+    <w:p>
+      <w:pPr/>
+      <w:r>
+        <w:rPr>
+          <w:b w:val="0"/>
+          <w:i w:val="0"/>
+        </w:rPr>
+        <w:t>Three gaps emerge from the reviewed literature. First, although Ghana-focused LULC studies cover Accra and smaller watersheds, very few combine a multi-decadal Landsat time series with explicit road-buffer stratification in Greater Kumasi. Second, the link between corridor-driven Settlement expansion and downstream effects (UHI, flooding) is acknowledged in conceptual reviews but rarely co-located in a single analysis. Third, supervised Maximum Likelihood classification with formal accuracy assessment is the established KNUST methodological standard but is not always reported with full validation statistics.</w:t>
+      </w:r>
+    </w:p>
+    <w:p>
+      <w:pPr/>
+      <w:r>
+        <w:t>This study addresses all three gaps: a 1995-2024 Landsat series is classified into four LULC classes (Forest, Settlement, Water, Farmland), a four-road buffer design (0-500 m, 500 m-1 km, 1-2 km, and 2-5 km) is overlaid for corridor analysis, and accuracy is reported via Overall Accuracy and Cohen's Kappa per epoch.</w:t>
+      </w:r>
+    </w:p>
+    <w:p>
+      <w:pPr>
         <w:keepNext/>
         <w:keepLines/>
         <w:spacing w:before="240" w:after="0" w:line="360" w:lineRule="auto"/>
@@ -14784,3790 +10667,251 @@
     </w:p>
     <w:p>
       <w:pPr>
-        <w:keepNext/>
-        <w:keepLines/>
-        <w:spacing w:before="240" w:after="0" w:line="360" w:lineRule="auto"/>
-        <w:jc w:val="center"/>
-        <w:outlineLvl w:val="0"/>
-        <w:rPr>
-          <w:rFonts w:ascii="Times New Roman" w:eastAsia="Times New Roman" w:hAnsi="Times New Roman"/>
-          <w:b/>
-          <w:sz w:val="28"/>
-          <w:szCs w:val="32"/>
-          <w:lang w:val="en-US"/>
-        </w:rPr>
-      </w:pPr>
-      <w:bookmarkStart w:id="36" w:name="_Toc137052137"/>
-      <w:r>
-        <w:rPr>
-          <w:rFonts w:ascii="Times New Roman" w:eastAsia="Times New Roman" w:hAnsi="Times New Roman"/>
-          <w:b/>
-          <w:sz w:val="28"/>
-          <w:szCs w:val="32"/>
-          <w:lang w:val="en-US"/>
-        </w:rPr>
-        <w:t>STUDY AREA AND METHODOLOGY</w:t>
-      </w:r>
-      <w:bookmarkEnd w:id="36"/>
-    </w:p>
-    <w:p>
-      <w:pPr>
         <w:pStyle w:val="Heading2"/>
-        <w:numPr>
-          <w:ilvl w:val="1"/>
-          <w:numId w:val="4"/>
-        </w:numPr>
-      </w:pPr>
-      <w:bookmarkStart w:id="37" w:name="_Toc137052138"/>
-      <w:r>
-        <w:t>Study Area</w:t>
-      </w:r>
-      <w:bookmarkEnd w:id="37"/>
-    </w:p>
-    <w:p>
-      <w:pPr>
-        <w:spacing w:line="360" w:lineRule="auto"/>
-        <w:jc w:val="both"/>
-        <w:rPr>
-          <w:rFonts w:ascii="Times New Roman" w:hAnsi="Times New Roman"/>
-          <w:lang w:val="en-US"/>
-        </w:rPr>
-      </w:pPr>
-      <w:r>
-        <w:rPr>
-          <w:rFonts w:ascii="Times New Roman" w:eastAsia="Times New Roman" w:hAnsi="Times New Roman"/>
-          <w:sz w:val="24"/>
-          <w:szCs w:val="24"/>
-        </w:rPr>
-        <w:t>Greater Kumasi constitutes a</w:t>
-      </w:r>
-      <w:r>
-        <w:rPr>
-          <w:rFonts w:ascii="Times New Roman" w:eastAsia="Times New Roman" w:hAnsi="Times New Roman"/>
-          <w:sz w:val="24"/>
-          <w:szCs w:val="24"/>
-        </w:rPr>
-        <w:t xml:space="preserve"> notable</w:t>
-      </w:r>
-      <w:r>
-        <w:rPr>
-          <w:rFonts w:ascii="Times New Roman" w:eastAsia="Times New Roman" w:hAnsi="Times New Roman"/>
-          <w:sz w:val="24"/>
-          <w:szCs w:val="24"/>
-        </w:rPr>
-        <w:t xml:space="preserve"> metropolitan zone situated in the Ashanti Region of the of Ghana. It functions as the regional capital and is distinguished by its accelerated urban development.</w:t>
-      </w:r>
-      <w:r>
-        <w:rPr>
-          <w:rFonts w:ascii="Times New Roman" w:eastAsia="Times New Roman" w:hAnsi="Times New Roman"/>
-          <w:sz w:val="24"/>
-          <w:szCs w:val="24"/>
-          <w:lang w:val="en-US"/>
-        </w:rPr>
-        <w:t xml:space="preserve"> Greater</w:t>
-      </w:r>
-      <w:r>
-        <w:rPr>
-          <w:rFonts w:ascii="Times New Roman" w:eastAsia="Times New Roman" w:hAnsi="Times New Roman"/>
-          <w:sz w:val="24"/>
-          <w:szCs w:val="24"/>
-          <w:lang w:val="en-US"/>
-        </w:rPr>
-        <w:t xml:space="preserve"> Kumasi is located approximately between latitudes 6.35N and 6.80N and longitudes 1.70W and </w:t>
-      </w:r>
-      <w:r>
-        <w:rPr>
-          <w:rFonts w:ascii="Times New Roman" w:eastAsia="Times New Roman" w:hAnsi="Times New Roman"/>
-          <w:sz w:val="24"/>
-          <w:szCs w:val="24"/>
-          <w:lang w:val="en-US"/>
-        </w:rPr>
-        <w:t>1. 30W.</w:t>
-      </w:r>
-      <w:r>
-        <w:rPr>
-          <w:rFonts w:ascii="Times New Roman" w:eastAsia="Times New Roman" w:hAnsi="Times New Roman"/>
-          <w:sz w:val="24"/>
-          <w:szCs w:val="24"/>
-          <w:lang w:val="en-US"/>
-        </w:rPr>
-        <w:t>I</w:t>
-      </w:r>
-      <w:r>
-        <w:rPr>
-          <w:rFonts w:ascii="Times New Roman" w:eastAsia="Times New Roman" w:hAnsi="Times New Roman"/>
-          <w:sz w:val="24"/>
-          <w:szCs w:val="24"/>
-          <w:lang w:val="en-US"/>
-        </w:rPr>
-        <w:t>t</w:t>
-      </w:r>
-      <w:r>
-        <w:rPr>
-          <w:rFonts w:ascii="Times New Roman" w:hAnsi="Times New Roman"/>
-        </w:rPr>
-        <w:t xml:space="preserve"> </w:t>
-      </w:r>
-      <w:r>
-        <w:rPr>
-          <w:rFonts w:ascii="Times New Roman" w:hAnsi="Times New Roman"/>
-        </w:rPr>
-        <w:t>encompasses</w:t>
-      </w:r>
-      <w:r>
-        <w:rPr>
-          <w:rFonts w:ascii="Times New Roman" w:hAnsi="Times New Roman"/>
-        </w:rPr>
-        <w:t xml:space="preserve"> </w:t>
-      </w:r>
-      <w:r>
-        <w:rPr>
-          <w:rFonts w:ascii="Times New Roman" w:eastAsia="Times New Roman" w:hAnsi="Times New Roman"/>
-          <w:sz w:val="24"/>
-          <w:szCs w:val="24"/>
-        </w:rPr>
-        <w:t xml:space="preserve">Kumasi Metropolitan Assembly and adjoining municipals </w:t>
-      </w:r>
-      <w:r>
-        <w:rPr>
-          <w:rFonts w:ascii="Times New Roman" w:eastAsia="Times New Roman" w:hAnsi="Times New Roman"/>
-          <w:sz w:val="24"/>
-          <w:szCs w:val="24"/>
-          <w:lang w:val="en-US"/>
-        </w:rPr>
-        <w:t>which includes</w:t>
-      </w:r>
-      <w:r>
-        <w:rPr>
-          <w:rFonts w:ascii="Times New Roman" w:eastAsia="Times New Roman" w:hAnsi="Times New Roman"/>
-          <w:sz w:val="24"/>
-          <w:szCs w:val="24"/>
-          <w:lang w:val="en-US"/>
-        </w:rPr>
-        <w:t xml:space="preserve"> </w:t>
-      </w:r>
-      <w:proofErr w:type="spellStart"/>
-      <w:r>
-        <w:rPr>
-          <w:rFonts w:ascii="Times New Roman" w:eastAsia="Times New Roman" w:hAnsi="Times New Roman"/>
-          <w:sz w:val="24"/>
-          <w:szCs w:val="24"/>
-          <w:lang w:val="en-US"/>
-        </w:rPr>
-        <w:t>A</w:t>
-      </w:r>
-      <w:r>
-        <w:rPr>
-          <w:rFonts w:ascii="Times New Roman" w:eastAsia="Times New Roman" w:hAnsi="Times New Roman"/>
-          <w:sz w:val="24"/>
-          <w:szCs w:val="24"/>
-          <w:lang w:val="en-US"/>
-        </w:rPr>
-        <w:t>sokwa</w:t>
-      </w:r>
-      <w:proofErr w:type="spellEnd"/>
-      <w:r>
-        <w:rPr>
-          <w:rFonts w:ascii="Times New Roman" w:eastAsia="Times New Roman" w:hAnsi="Times New Roman"/>
-          <w:sz w:val="24"/>
-          <w:szCs w:val="24"/>
-          <w:lang w:val="en-US"/>
-        </w:rPr>
-        <w:t xml:space="preserve"> municipal, Kumasi Municipal, </w:t>
-      </w:r>
-      <w:proofErr w:type="spellStart"/>
-      <w:r>
-        <w:rPr>
-          <w:rFonts w:ascii="Times New Roman" w:eastAsia="Times New Roman" w:hAnsi="Times New Roman"/>
-          <w:sz w:val="24"/>
-          <w:szCs w:val="24"/>
-          <w:lang w:val="en-US"/>
-        </w:rPr>
-        <w:t>Kwadaso</w:t>
-      </w:r>
-      <w:proofErr w:type="spellEnd"/>
-      <w:r>
-        <w:rPr>
-          <w:rFonts w:ascii="Times New Roman" w:eastAsia="Times New Roman" w:hAnsi="Times New Roman"/>
-          <w:sz w:val="24"/>
-          <w:szCs w:val="24"/>
-          <w:lang w:val="en-US"/>
-        </w:rPr>
-        <w:t xml:space="preserve"> Municipal, </w:t>
-      </w:r>
-      <w:proofErr w:type="spellStart"/>
-      <w:r>
-        <w:rPr>
-          <w:rFonts w:ascii="Times New Roman" w:eastAsia="Times New Roman" w:hAnsi="Times New Roman"/>
-          <w:sz w:val="24"/>
-          <w:szCs w:val="24"/>
-          <w:lang w:val="en-US"/>
-        </w:rPr>
-        <w:t>Oforikrom</w:t>
-      </w:r>
-      <w:proofErr w:type="spellEnd"/>
-      <w:r>
-        <w:rPr>
-          <w:rFonts w:ascii="Times New Roman" w:eastAsia="Times New Roman" w:hAnsi="Times New Roman"/>
-          <w:sz w:val="24"/>
-          <w:szCs w:val="24"/>
-          <w:lang w:val="en-US"/>
-        </w:rPr>
-        <w:t xml:space="preserve"> Municipal, Old </w:t>
-      </w:r>
-      <w:proofErr w:type="spellStart"/>
-      <w:r>
-        <w:rPr>
-          <w:rFonts w:ascii="Times New Roman" w:eastAsia="Times New Roman" w:hAnsi="Times New Roman"/>
-          <w:sz w:val="24"/>
-          <w:szCs w:val="24"/>
-          <w:lang w:val="en-US"/>
-        </w:rPr>
-        <w:t>Tafo</w:t>
-      </w:r>
-      <w:proofErr w:type="spellEnd"/>
-      <w:r>
-        <w:rPr>
-          <w:rFonts w:ascii="Times New Roman" w:eastAsia="Times New Roman" w:hAnsi="Times New Roman"/>
-          <w:sz w:val="24"/>
-          <w:szCs w:val="24"/>
-          <w:lang w:val="en-US"/>
-        </w:rPr>
-        <w:t xml:space="preserve"> Municipal, </w:t>
-      </w:r>
-      <w:proofErr w:type="spellStart"/>
-      <w:r>
-        <w:rPr>
-          <w:rFonts w:ascii="Times New Roman" w:eastAsia="Times New Roman" w:hAnsi="Times New Roman"/>
-          <w:sz w:val="24"/>
-          <w:szCs w:val="24"/>
-          <w:lang w:val="en-US"/>
-        </w:rPr>
-        <w:t>Suame</w:t>
-      </w:r>
-      <w:proofErr w:type="spellEnd"/>
-      <w:r>
-        <w:rPr>
-          <w:rFonts w:ascii="Times New Roman" w:eastAsia="Times New Roman" w:hAnsi="Times New Roman"/>
-          <w:sz w:val="24"/>
-          <w:szCs w:val="24"/>
-          <w:lang w:val="en-US"/>
-        </w:rPr>
-        <w:t xml:space="preserve"> Municipal</w:t>
-      </w:r>
-      <w:r>
-        <w:rPr>
-          <w:rFonts w:ascii="Times New Roman" w:eastAsia="Times New Roman" w:hAnsi="Times New Roman"/>
-          <w:sz w:val="24"/>
-          <w:szCs w:val="24"/>
-          <w:lang w:val="en-US"/>
-        </w:rPr>
-        <w:t xml:space="preserve">. It shares boundary with </w:t>
-      </w:r>
-      <w:proofErr w:type="spellStart"/>
-      <w:r>
-        <w:rPr>
-          <w:rFonts w:ascii="Times New Roman" w:eastAsia="Times New Roman" w:hAnsi="Times New Roman"/>
-          <w:sz w:val="24"/>
-          <w:szCs w:val="24"/>
-          <w:lang w:val="en-US"/>
-        </w:rPr>
-        <w:t>Afigya</w:t>
-      </w:r>
-      <w:proofErr w:type="spellEnd"/>
-      <w:r>
-        <w:rPr>
-          <w:rFonts w:ascii="Times New Roman" w:eastAsia="Times New Roman" w:hAnsi="Times New Roman"/>
-          <w:sz w:val="24"/>
-          <w:szCs w:val="24"/>
-          <w:lang w:val="en-US"/>
-        </w:rPr>
-        <w:t xml:space="preserve"> </w:t>
-      </w:r>
-      <w:proofErr w:type="spellStart"/>
-      <w:r>
-        <w:rPr>
-          <w:rFonts w:ascii="Times New Roman" w:eastAsia="Times New Roman" w:hAnsi="Times New Roman"/>
-          <w:sz w:val="24"/>
-          <w:szCs w:val="24"/>
-          <w:lang w:val="en-US"/>
-        </w:rPr>
-        <w:t>kwabre</w:t>
-      </w:r>
-      <w:proofErr w:type="spellEnd"/>
-      <w:r>
-        <w:rPr>
-          <w:rFonts w:ascii="Times New Roman" w:eastAsia="Times New Roman" w:hAnsi="Times New Roman"/>
-          <w:sz w:val="24"/>
-          <w:szCs w:val="24"/>
-          <w:lang w:val="en-US"/>
-        </w:rPr>
-        <w:t xml:space="preserve"> </w:t>
-      </w:r>
-      <w:r>
-        <w:rPr>
-          <w:rFonts w:ascii="Times New Roman" w:eastAsia="Times New Roman" w:hAnsi="Times New Roman"/>
-          <w:sz w:val="24"/>
-          <w:szCs w:val="24"/>
-          <w:lang w:val="en-US"/>
-        </w:rPr>
-        <w:t>south to</w:t>
-      </w:r>
-      <w:r>
-        <w:rPr>
-          <w:rFonts w:ascii="Times New Roman" w:eastAsia="Times New Roman" w:hAnsi="Times New Roman"/>
-          <w:sz w:val="24"/>
-          <w:szCs w:val="24"/>
-          <w:lang w:val="en-US"/>
-        </w:rPr>
-        <w:t xml:space="preserve"> the North, </w:t>
-      </w:r>
-      <w:proofErr w:type="spellStart"/>
-      <w:r>
-        <w:rPr>
-          <w:rFonts w:ascii="Times New Roman" w:eastAsia="Times New Roman" w:hAnsi="Times New Roman"/>
-          <w:sz w:val="24"/>
-          <w:szCs w:val="24"/>
-          <w:lang w:val="en-US"/>
-        </w:rPr>
-        <w:t>Ejisu</w:t>
-      </w:r>
-      <w:proofErr w:type="spellEnd"/>
-      <w:r>
-        <w:rPr>
-          <w:rFonts w:ascii="Times New Roman" w:eastAsia="Times New Roman" w:hAnsi="Times New Roman"/>
-          <w:sz w:val="24"/>
-          <w:szCs w:val="24"/>
-          <w:lang w:val="en-US"/>
-        </w:rPr>
-        <w:t xml:space="preserve"> </w:t>
-      </w:r>
-      <w:proofErr w:type="spellStart"/>
-      <w:r>
-        <w:rPr>
-          <w:rFonts w:ascii="Times New Roman" w:eastAsia="Times New Roman" w:hAnsi="Times New Roman"/>
-          <w:sz w:val="24"/>
-          <w:szCs w:val="24"/>
-          <w:lang w:val="en-US"/>
-        </w:rPr>
-        <w:t>Minucipa</w:t>
-      </w:r>
-      <w:r>
-        <w:rPr>
-          <w:rFonts w:ascii="Times New Roman" w:eastAsia="Times New Roman" w:hAnsi="Times New Roman"/>
-          <w:sz w:val="24"/>
-          <w:szCs w:val="24"/>
-          <w:lang w:val="en-US"/>
-        </w:rPr>
-        <w:t>l</w:t>
-      </w:r>
-      <w:proofErr w:type="spellEnd"/>
-      <w:r>
-        <w:rPr>
-          <w:rFonts w:ascii="Times New Roman" w:eastAsia="Times New Roman" w:hAnsi="Times New Roman"/>
-          <w:sz w:val="24"/>
-          <w:szCs w:val="24"/>
-          <w:lang w:val="en-US"/>
-        </w:rPr>
-        <w:t xml:space="preserve"> Assembly to </w:t>
-      </w:r>
-      <w:r>
-        <w:rPr>
-          <w:rFonts w:ascii="Times New Roman" w:eastAsia="Times New Roman" w:hAnsi="Times New Roman"/>
-          <w:sz w:val="24"/>
-          <w:szCs w:val="24"/>
-          <w:lang w:val="en-US"/>
-        </w:rPr>
-        <w:t xml:space="preserve">the </w:t>
-      </w:r>
-      <w:r>
-        <w:rPr>
-          <w:rFonts w:ascii="Times New Roman" w:eastAsia="Times New Roman" w:hAnsi="Times New Roman"/>
-          <w:sz w:val="24"/>
-          <w:szCs w:val="24"/>
-          <w:lang w:val="en-US"/>
-        </w:rPr>
-        <w:t xml:space="preserve">East, </w:t>
-      </w:r>
-      <w:proofErr w:type="spellStart"/>
-      <w:r>
-        <w:rPr>
-          <w:rFonts w:ascii="Times New Roman" w:eastAsia="Times New Roman" w:hAnsi="Times New Roman"/>
-          <w:sz w:val="24"/>
-          <w:szCs w:val="24"/>
-          <w:lang w:val="en-US"/>
-        </w:rPr>
-        <w:t>Atwima</w:t>
-      </w:r>
-      <w:proofErr w:type="spellEnd"/>
-      <w:r>
-        <w:rPr>
-          <w:rFonts w:ascii="Times New Roman" w:eastAsia="Times New Roman" w:hAnsi="Times New Roman"/>
-          <w:sz w:val="24"/>
-          <w:szCs w:val="24"/>
-          <w:lang w:val="en-US"/>
-        </w:rPr>
-        <w:t xml:space="preserve"> </w:t>
-      </w:r>
-      <w:proofErr w:type="spellStart"/>
-      <w:r>
-        <w:rPr>
-          <w:rFonts w:ascii="Times New Roman" w:eastAsia="Times New Roman" w:hAnsi="Times New Roman"/>
-          <w:sz w:val="24"/>
-          <w:szCs w:val="24"/>
-          <w:lang w:val="en-US"/>
-        </w:rPr>
-        <w:t>Kwanwoma</w:t>
-      </w:r>
-      <w:proofErr w:type="spellEnd"/>
-      <w:r>
-        <w:rPr>
-          <w:rFonts w:ascii="Times New Roman" w:eastAsia="Times New Roman" w:hAnsi="Times New Roman"/>
-          <w:sz w:val="24"/>
-          <w:szCs w:val="24"/>
-          <w:lang w:val="en-US"/>
-        </w:rPr>
-        <w:t xml:space="preserve"> district to the </w:t>
-      </w:r>
-      <w:r>
-        <w:rPr>
-          <w:rFonts w:ascii="Times New Roman" w:eastAsia="Times New Roman" w:hAnsi="Times New Roman"/>
-          <w:sz w:val="24"/>
-          <w:szCs w:val="24"/>
-          <w:lang w:val="en-US"/>
-        </w:rPr>
-        <w:t>south, and</w:t>
-      </w:r>
-      <w:r>
-        <w:rPr>
-          <w:rFonts w:ascii="Times New Roman" w:eastAsia="Times New Roman" w:hAnsi="Times New Roman"/>
-          <w:sz w:val="24"/>
-          <w:szCs w:val="24"/>
-          <w:lang w:val="en-US"/>
-        </w:rPr>
-        <w:t xml:space="preserve"> </w:t>
-      </w:r>
-      <w:proofErr w:type="spellStart"/>
-      <w:r>
-        <w:rPr>
-          <w:rFonts w:ascii="Times New Roman" w:eastAsia="Times New Roman" w:hAnsi="Times New Roman"/>
-          <w:sz w:val="24"/>
-          <w:szCs w:val="24"/>
-          <w:lang w:val="en-US"/>
-        </w:rPr>
-        <w:t>Atwima</w:t>
-      </w:r>
-      <w:proofErr w:type="spellEnd"/>
-      <w:r>
-        <w:rPr>
-          <w:rFonts w:ascii="Times New Roman" w:eastAsia="Times New Roman" w:hAnsi="Times New Roman"/>
-          <w:sz w:val="24"/>
-          <w:szCs w:val="24"/>
-          <w:lang w:val="en-US"/>
-        </w:rPr>
-        <w:t xml:space="preserve"> </w:t>
-      </w:r>
-      <w:proofErr w:type="spellStart"/>
-      <w:proofErr w:type="gramStart"/>
-      <w:r>
-        <w:rPr>
-          <w:rFonts w:ascii="Times New Roman" w:eastAsia="Times New Roman" w:hAnsi="Times New Roman"/>
-          <w:sz w:val="24"/>
-          <w:szCs w:val="24"/>
-          <w:lang w:val="en-US"/>
-        </w:rPr>
-        <w:t>Nwabiagya</w:t>
-      </w:r>
-      <w:proofErr w:type="spellEnd"/>
-      <w:r>
-        <w:rPr>
-          <w:rFonts w:ascii="Times New Roman" w:eastAsia="Times New Roman" w:hAnsi="Times New Roman"/>
-          <w:sz w:val="24"/>
-          <w:szCs w:val="24"/>
-          <w:lang w:val="en-US"/>
-        </w:rPr>
-        <w:t xml:space="preserve"> </w:t>
-      </w:r>
-      <w:r>
-        <w:rPr>
-          <w:rFonts w:ascii="Times New Roman" w:eastAsia="Times New Roman" w:hAnsi="Times New Roman"/>
-          <w:sz w:val="24"/>
-          <w:szCs w:val="24"/>
-          <w:lang w:val="en-US"/>
-        </w:rPr>
-        <w:t>.</w:t>
-      </w:r>
-      <w:proofErr w:type="gramEnd"/>
-    </w:p>
-    <w:p>
-      <w:pPr>
-        <w:pStyle w:val="ListParagraph"/>
-        <w:ind w:left="1080"/>
-        <w:rPr>
-          <w:rFonts w:ascii="Times New Roman" w:hAnsi="Times New Roman"/>
-          <w:b/>
-          <w:bCs/>
-          <w:sz w:val="24"/>
-          <w:szCs w:val="24"/>
-          <w:lang w:val="en-US"/>
-        </w:rPr>
-      </w:pPr>
-    </w:p>
-    <w:p>
-      <w:pPr>
-        <w:pStyle w:val="ListParagraph"/>
-        <w:numPr>
-          <w:ilvl w:val="1"/>
-          <w:numId w:val="4"/>
-        </w:numPr>
-        <w:rPr>
-          <w:rFonts w:ascii="Times New Roman" w:hAnsi="Times New Roman"/>
-          <w:b/>
-          <w:bCs/>
-          <w:sz w:val="24"/>
-          <w:szCs w:val="24"/>
-          <w:lang w:val="en-US"/>
-        </w:rPr>
-      </w:pPr>
-      <w:r>
-        <w:rPr>
-          <w:rFonts w:ascii="Times New Roman" w:hAnsi="Times New Roman"/>
-          <w:b/>
-          <w:bCs/>
-          <w:sz w:val="24"/>
-          <w:szCs w:val="24"/>
-          <w:lang w:val="en-US"/>
-        </w:rPr>
-        <w:t xml:space="preserve">Climate and Vegetation </w:t>
-      </w:r>
-    </w:p>
-    <w:p>
-      <w:pPr>
-        <w:pStyle w:val="ListParagraph"/>
-        <w:ind w:left="1080"/>
-        <w:rPr>
-          <w:b/>
-          <w:bCs/>
-          <w:lang w:val="en-US"/>
-        </w:rPr>
-      </w:pPr>
-    </w:p>
-    <w:p>
-      <w:pPr>
-        <w:spacing w:after="0" w:line="360" w:lineRule="auto"/>
-        <w:jc w:val="both"/>
-        <w:rPr>
-          <w:rFonts w:ascii="Times New Roman" w:eastAsia="Times New Roman" w:hAnsi="Times New Roman"/>
-          <w:sz w:val="24"/>
-          <w:szCs w:val="24"/>
-          <w:lang w:val="en-US"/>
-        </w:rPr>
-      </w:pPr>
-      <w:r>
-        <w:rPr>
-          <w:rFonts w:ascii="Times New Roman" w:eastAsia="Times New Roman" w:hAnsi="Times New Roman"/>
-          <w:sz w:val="24"/>
-          <w:szCs w:val="24"/>
-          <w:lang w:val="en-US"/>
-        </w:rPr>
-        <w:t>Greater Kumasi is located in Ghana's forest zone, which is known for its diverse tree species and important ecological functions. This area has been affected by urbanization, which has resulted in changes in land use and forest coverage.</w:t>
-      </w:r>
-      <w:sdt>
-        <w:sdtPr>
-          <w:rPr>
-            <w:rFonts w:ascii="Times New Roman" w:eastAsia="Times New Roman" w:hAnsi="Times New Roman"/>
-            <w:color w:val="000000"/>
-            <w:sz w:val="24"/>
-            <w:szCs w:val="24"/>
-            <w:lang w:val="en-US"/>
-          </w:rPr>
-          <w:tag w:val="MENDELEY_CITATION_v3_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"/>
-          <w:id w:val="2079319061"/>
-          <w:placeholder>
-            <w:docPart w:val="DefaultPlaceholder_-1854013440"/>
-          </w:placeholder>
-        </w:sdtPr>
-        <w:sdtContent>
-          <w:r>
-            <w:rPr>
-              <w:rFonts w:ascii="Times New Roman" w:eastAsia="Times New Roman" w:hAnsi="Times New Roman"/>
-              <w:color w:val="000000"/>
-              <w:sz w:val="24"/>
-              <w:szCs w:val="24"/>
-              <w:lang w:val="en-US"/>
-            </w:rPr>
-            <w:t>(Koranteng et al., 2023).</w:t>
-          </w:r>
-        </w:sdtContent>
-      </w:sdt>
-      <w:r>
-        <w:rPr>
-          <w:rFonts w:ascii="Times New Roman" w:eastAsia="Times New Roman" w:hAnsi="Times New Roman"/>
-          <w:sz w:val="24"/>
-          <w:szCs w:val="24"/>
-          <w:lang w:val="en-US"/>
-        </w:rPr>
-        <w:t xml:space="preserve">    </w:t>
-      </w:r>
-      <w:r>
-        <w:rPr>
-          <w:rFonts w:ascii="Times New Roman" w:eastAsia="Times New Roman" w:hAnsi="Times New Roman"/>
-          <w:sz w:val="24"/>
-          <w:szCs w:val="24"/>
-          <w:lang w:val="en-US"/>
-        </w:rPr>
-        <w:t>The rainy season normally stretches from March to November, with major trends in rainfall patterns noted over the years. The</w:t>
-      </w:r>
-      <w:r>
-        <w:rPr>
-          <w:rFonts w:ascii="Times New Roman" w:eastAsia="Times New Roman" w:hAnsi="Times New Roman"/>
-          <w:sz w:val="24"/>
-          <w:szCs w:val="24"/>
-          <w:lang w:val="en-US"/>
-        </w:rPr>
-        <w:t xml:space="preserve"> region usually experiences two wet seasons. March marks the beginning of the primary rainy season, which ends in May</w:t>
-      </w:r>
-      <w:r>
-        <w:rPr>
-          <w:rFonts w:ascii="Times New Roman" w:eastAsia="Times New Roman" w:hAnsi="Times New Roman"/>
-          <w:sz w:val="24"/>
-          <w:szCs w:val="24"/>
-          <w:lang w:val="en-US"/>
-        </w:rPr>
-        <w:t xml:space="preserve">, </w:t>
-      </w:r>
-      <w:r>
-        <w:rPr>
-          <w:rFonts w:ascii="Times New Roman" w:eastAsia="Times New Roman" w:hAnsi="Times New Roman"/>
-          <w:sz w:val="24"/>
-          <w:szCs w:val="24"/>
-          <w:lang w:val="en-US"/>
-        </w:rPr>
-        <w:t xml:space="preserve">a </w:t>
-      </w:r>
-      <w:r>
-        <w:rPr>
-          <w:rFonts w:ascii="Times New Roman" w:eastAsia="Times New Roman" w:hAnsi="Times New Roman"/>
-          <w:sz w:val="24"/>
-          <w:szCs w:val="24"/>
-          <w:lang w:val="en-US"/>
-        </w:rPr>
-        <w:t>slight</w:t>
-      </w:r>
-      <w:r>
-        <w:rPr>
-          <w:rFonts w:ascii="Times New Roman" w:eastAsia="Times New Roman" w:hAnsi="Times New Roman"/>
-          <w:sz w:val="24"/>
-          <w:szCs w:val="24"/>
-          <w:lang w:val="en-US"/>
-        </w:rPr>
-        <w:t xml:space="preserve"> decrease occurs in July, which is followed by an increase in August and a decrease in November</w:t>
-      </w:r>
-      <w:r>
-        <w:rPr>
-          <w:rFonts w:ascii="Times New Roman" w:eastAsia="Times New Roman" w:hAnsi="Times New Roman"/>
-          <w:sz w:val="24"/>
-          <w:szCs w:val="24"/>
-          <w:lang w:val="en-US"/>
-        </w:rPr>
-        <w:t xml:space="preserve"> with </w:t>
-      </w:r>
-      <w:r>
-        <w:rPr>
-          <w:rFonts w:ascii="Times New Roman" w:eastAsia="Times New Roman" w:hAnsi="Times New Roman"/>
-          <w:sz w:val="24"/>
-          <w:szCs w:val="24"/>
-          <w:lang w:val="en-US"/>
-        </w:rPr>
-        <w:t>annual rainfall ranges between 1,400 mm and 1,700 mm</w:t>
-      </w:r>
-      <w:r>
-        <w:rPr>
-          <w:rFonts w:ascii="Times New Roman" w:eastAsia="Times New Roman" w:hAnsi="Times New Roman"/>
-          <w:sz w:val="24"/>
-          <w:szCs w:val="24"/>
-          <w:lang w:val="en-US"/>
-        </w:rPr>
-        <w:t>.</w:t>
-      </w:r>
-      <w:r>
-        <w:rPr>
-          <w:rFonts w:ascii="Times New Roman" w:eastAsia="Times New Roman" w:hAnsi="Times New Roman"/>
-          <w:sz w:val="24"/>
-          <w:szCs w:val="24"/>
-          <w:lang w:val="en-US"/>
-        </w:rPr>
-        <w:t xml:space="preserve"> </w:t>
-      </w:r>
-      <w:r>
-        <w:rPr>
-          <w:rFonts w:ascii="Times New Roman" w:eastAsia="Times New Roman" w:hAnsi="Times New Roman"/>
-          <w:sz w:val="24"/>
-          <w:szCs w:val="24"/>
-          <w:lang w:val="en-US"/>
-        </w:rPr>
-        <w:t xml:space="preserve">The months of December through February are hot, dry, and dusty. </w:t>
-      </w:r>
-    </w:p>
-    <w:p>
-      <w:pPr>
-        <w:spacing w:after="0" w:line="360" w:lineRule="auto"/>
-        <w:jc w:val="both"/>
-        <w:rPr>
-          <w:rFonts w:ascii="Times New Roman" w:eastAsia="Times New Roman" w:hAnsi="Times New Roman"/>
-          <w:sz w:val="24"/>
-          <w:szCs w:val="24"/>
-          <w:lang w:val="en-US"/>
-        </w:rPr>
-      </w:pPr>
-      <w:r>
-        <w:rPr>
-          <w:rFonts w:ascii="Times New Roman" w:eastAsia="Times New Roman" w:hAnsi="Times New Roman"/>
-          <w:sz w:val="24"/>
-          <w:szCs w:val="24"/>
-          <w:lang w:val="en-US"/>
-        </w:rPr>
-        <w:t>The average yearly temperature of Greater Kumasi ranges from 25°C to 30°C, with small changes throughout the year.</w:t>
-      </w:r>
-    </w:p>
-    <w:p>
-      <w:pPr>
-        <w:spacing w:after="0" w:line="360" w:lineRule="auto"/>
-        <w:jc w:val="both"/>
-        <w:rPr>
-          <w:rFonts w:ascii="Times New Roman" w:eastAsia="Times New Roman" w:hAnsi="Times New Roman"/>
-          <w:sz w:val="24"/>
-          <w:szCs w:val="24"/>
-          <w:lang w:val="en-US"/>
-        </w:rPr>
-      </w:pPr>
-    </w:p>
-    <w:p>
-      <w:pPr>
-        <w:rPr>
-          <w:rFonts w:ascii="Times New Roman" w:hAnsi="Times New Roman"/>
-          <w:b/>
-          <w:bCs/>
-          <w:lang w:val="en-US"/>
-        </w:rPr>
-      </w:pPr>
-      <w:r>
-        <w:rPr>
-          <w:rFonts w:ascii="Times New Roman" w:hAnsi="Times New Roman"/>
-          <w:b/>
-          <w:bCs/>
-          <w:lang w:val="en-US"/>
-        </w:rPr>
-        <w:t xml:space="preserve">3.3 </w:t>
-      </w:r>
-      <w:r>
-        <w:rPr>
-          <w:rFonts w:ascii="Times New Roman" w:hAnsi="Times New Roman"/>
-          <w:b/>
-          <w:bCs/>
-          <w:lang w:val="en-US"/>
-        </w:rPr>
-        <w:t xml:space="preserve">    </w:t>
-      </w:r>
-      <w:r>
-        <w:rPr>
-          <w:rFonts w:ascii="Times New Roman" w:hAnsi="Times New Roman"/>
-          <w:b/>
-          <w:bCs/>
-          <w:lang w:val="en-US"/>
-        </w:rPr>
-        <w:t>I</w:t>
-      </w:r>
-      <w:r>
-        <w:rPr>
-          <w:rFonts w:ascii="Times New Roman" w:hAnsi="Times New Roman"/>
-          <w:b/>
-          <w:bCs/>
-          <w:lang w:val="en-US"/>
-        </w:rPr>
-        <w:t>nfrastructure</w:t>
-      </w:r>
-      <w:r>
-        <w:rPr>
-          <w:rFonts w:ascii="Times New Roman" w:hAnsi="Times New Roman"/>
-          <w:b/>
-          <w:bCs/>
-          <w:lang w:val="en-US"/>
-        </w:rPr>
-        <w:t xml:space="preserve">, Demographic </w:t>
-      </w:r>
-      <w:r>
-        <w:rPr>
-          <w:rFonts w:ascii="Times New Roman" w:hAnsi="Times New Roman"/>
-          <w:b/>
-          <w:bCs/>
-          <w:lang w:val="en-US"/>
-        </w:rPr>
-        <w:t xml:space="preserve">and </w:t>
-      </w:r>
-      <w:r>
-        <w:rPr>
-          <w:rFonts w:ascii="Times New Roman" w:hAnsi="Times New Roman"/>
-          <w:b/>
-          <w:bCs/>
-          <w:lang w:val="en-US"/>
-        </w:rPr>
-        <w:t xml:space="preserve">socioeconomic </w:t>
-      </w:r>
-      <w:r>
-        <w:rPr>
-          <w:rFonts w:ascii="Times New Roman" w:hAnsi="Times New Roman"/>
-          <w:b/>
-          <w:bCs/>
-          <w:lang w:val="en-US"/>
-        </w:rPr>
-        <w:t>activities</w:t>
-      </w:r>
-    </w:p>
-    <w:p>
-      <w:pPr>
-        <w:spacing w:after="0" w:line="360" w:lineRule="auto"/>
-        <w:rPr>
-          <w:rFonts w:ascii="Times New Roman" w:eastAsia="Times New Roman" w:hAnsi="Times New Roman"/>
-          <w:sz w:val="24"/>
-          <w:szCs w:val="24"/>
-          <w:lang w:val="en-US"/>
-        </w:rPr>
-      </w:pPr>
-      <w:r>
-        <w:rPr>
-          <w:rFonts w:ascii="Times New Roman" w:eastAsia="Times New Roman" w:hAnsi="Times New Roman"/>
-          <w:sz w:val="24"/>
-          <w:szCs w:val="24"/>
-          <w:lang w:val="en-US"/>
-        </w:rPr>
-        <w:t>Kumasi, Ghana's second largest city, has an estimated population density of 4132 per square kilometers.</w:t>
-      </w:r>
-      <w:r>
-        <w:rPr>
-          <w:rFonts w:ascii="Times New Roman" w:eastAsia="Times New Roman" w:hAnsi="Times New Roman"/>
-          <w:sz w:val="24"/>
-          <w:szCs w:val="24"/>
-          <w:lang w:val="en-US"/>
-        </w:rPr>
-        <w:t xml:space="preserve"> The study area's land area is 214.3 square </w:t>
-      </w:r>
-      <w:r>
-        <w:rPr>
-          <w:rFonts w:ascii="Times New Roman" w:eastAsia="Times New Roman" w:hAnsi="Times New Roman"/>
-          <w:sz w:val="24"/>
-          <w:szCs w:val="24"/>
-          <w:lang w:val="en-US"/>
-        </w:rPr>
-        <w:t>kilometers</w:t>
-      </w:r>
-      <w:r>
-        <w:rPr>
-          <w:rFonts w:ascii="Times New Roman" w:eastAsia="Times New Roman" w:hAnsi="Times New Roman"/>
-          <w:sz w:val="24"/>
-          <w:szCs w:val="24"/>
-          <w:lang w:val="en-US"/>
-        </w:rPr>
-        <w:t xml:space="preserve">, or 0.9% of the Ashanti region's total land area, while its population 1,730,249 out of 4,780,830 makes up 36.2% of the region's total </w:t>
-      </w:r>
-      <w:r>
-        <w:rPr>
-          <w:rFonts w:ascii="Times New Roman" w:eastAsia="Times New Roman" w:hAnsi="Times New Roman"/>
-          <w:sz w:val="24"/>
-          <w:szCs w:val="24"/>
-          <w:lang w:val="en-US"/>
-        </w:rPr>
-        <w:t>population</w:t>
-      </w:r>
-      <w:r>
-        <w:rPr>
-          <w:rFonts w:ascii="Times New Roman" w:eastAsia="Times New Roman" w:hAnsi="Times New Roman"/>
-          <w:sz w:val="24"/>
-          <w:szCs w:val="24"/>
-          <w:lang w:val="en-US"/>
-        </w:rPr>
-        <w:t>.</w:t>
-      </w:r>
-      <w:r>
-        <w:rPr>
-          <w:rFonts w:ascii="Times New Roman" w:eastAsia="Times New Roman" w:hAnsi="Times New Roman"/>
-          <w:sz w:val="24"/>
-          <w:szCs w:val="24"/>
-          <w:lang w:val="en-US"/>
-        </w:rPr>
-        <w:t xml:space="preserve"> </w:t>
-      </w:r>
-      <w:r>
-        <w:rPr>
-          <w:rFonts w:ascii="Times New Roman" w:eastAsia="Times New Roman" w:hAnsi="Times New Roman"/>
-          <w:sz w:val="24"/>
-          <w:szCs w:val="24"/>
-          <w:lang w:val="en-US"/>
-        </w:rPr>
-        <w:t xml:space="preserve">There are more men than women in greater Kumasi which is Kumasi metropolitan Assembly. </w:t>
-      </w:r>
-      <w:proofErr w:type="spellStart"/>
-      <w:r>
-        <w:rPr>
-          <w:rFonts w:ascii="Times New Roman" w:eastAsia="Times New Roman" w:hAnsi="Times New Roman"/>
-          <w:sz w:val="24"/>
-          <w:szCs w:val="24"/>
-          <w:lang w:val="en-US"/>
-        </w:rPr>
-        <w:t>Atwima</w:t>
-      </w:r>
-      <w:proofErr w:type="spellEnd"/>
-      <w:r>
-        <w:rPr>
-          <w:rFonts w:ascii="Times New Roman" w:eastAsia="Times New Roman" w:hAnsi="Times New Roman"/>
-          <w:sz w:val="24"/>
-          <w:szCs w:val="24"/>
-          <w:lang w:val="en-US"/>
-        </w:rPr>
-        <w:t xml:space="preserve"> </w:t>
-      </w:r>
-      <w:proofErr w:type="spellStart"/>
-      <w:proofErr w:type="gramStart"/>
-      <w:r>
-        <w:rPr>
-          <w:rFonts w:ascii="Times New Roman" w:eastAsia="Times New Roman" w:hAnsi="Times New Roman"/>
-          <w:sz w:val="24"/>
-          <w:szCs w:val="24"/>
-          <w:lang w:val="en-US"/>
-        </w:rPr>
-        <w:t>mponua</w:t>
-      </w:r>
-      <w:proofErr w:type="spellEnd"/>
-      <w:r>
-        <w:rPr>
-          <w:rFonts w:ascii="Times New Roman" w:eastAsia="Times New Roman" w:hAnsi="Times New Roman"/>
-          <w:sz w:val="24"/>
-          <w:szCs w:val="24"/>
-          <w:lang w:val="en-US"/>
-        </w:rPr>
-        <w:t xml:space="preserve"> ,</w:t>
-      </w:r>
-      <w:proofErr w:type="spellStart"/>
-      <w:r>
-        <w:rPr>
-          <w:rFonts w:ascii="Times New Roman" w:eastAsia="Times New Roman" w:hAnsi="Times New Roman"/>
-          <w:sz w:val="24"/>
-          <w:szCs w:val="24"/>
-          <w:lang w:val="en-US"/>
-        </w:rPr>
-        <w:t>Oforikrom</w:t>
-      </w:r>
-      <w:proofErr w:type="spellEnd"/>
-      <w:proofErr w:type="gramEnd"/>
-      <w:r>
-        <w:rPr>
-          <w:rFonts w:ascii="Times New Roman" w:eastAsia="Times New Roman" w:hAnsi="Times New Roman"/>
-          <w:sz w:val="24"/>
-          <w:szCs w:val="24"/>
-          <w:lang w:val="en-US"/>
-        </w:rPr>
-        <w:t xml:space="preserve"> Municipal, old </w:t>
-      </w:r>
-      <w:proofErr w:type="spellStart"/>
-      <w:r>
-        <w:rPr>
-          <w:rFonts w:ascii="Times New Roman" w:eastAsia="Times New Roman" w:hAnsi="Times New Roman"/>
-          <w:sz w:val="24"/>
-          <w:szCs w:val="24"/>
-          <w:lang w:val="en-US"/>
-        </w:rPr>
-        <w:t>T</w:t>
-      </w:r>
-      <w:r>
-        <w:rPr>
-          <w:rFonts w:ascii="Times New Roman" w:eastAsia="Times New Roman" w:hAnsi="Times New Roman"/>
-          <w:sz w:val="24"/>
-          <w:szCs w:val="24"/>
-          <w:lang w:val="en-US"/>
-        </w:rPr>
-        <w:t>afo</w:t>
-      </w:r>
-      <w:proofErr w:type="spellEnd"/>
-      <w:r>
-        <w:rPr>
-          <w:rFonts w:ascii="Times New Roman" w:eastAsia="Times New Roman" w:hAnsi="Times New Roman"/>
-          <w:sz w:val="24"/>
-          <w:szCs w:val="24"/>
-          <w:lang w:val="en-US"/>
-        </w:rPr>
-        <w:t xml:space="preserve"> municipal </w:t>
-      </w:r>
-      <w:proofErr w:type="spellStart"/>
-      <w:r>
-        <w:rPr>
-          <w:rFonts w:ascii="Times New Roman" w:eastAsia="Times New Roman" w:hAnsi="Times New Roman"/>
-          <w:sz w:val="24"/>
-          <w:szCs w:val="24"/>
-          <w:lang w:val="en-US"/>
-        </w:rPr>
-        <w:t>Suame</w:t>
-      </w:r>
-      <w:proofErr w:type="spellEnd"/>
-      <w:r>
-        <w:rPr>
-          <w:rFonts w:ascii="Times New Roman" w:eastAsia="Times New Roman" w:hAnsi="Times New Roman"/>
-          <w:sz w:val="24"/>
-          <w:szCs w:val="24"/>
-          <w:lang w:val="en-US"/>
-        </w:rPr>
-        <w:t xml:space="preserve"> and </w:t>
-      </w:r>
-      <w:proofErr w:type="spellStart"/>
-      <w:r>
-        <w:rPr>
-          <w:rFonts w:ascii="Times New Roman" w:eastAsia="Times New Roman" w:hAnsi="Times New Roman"/>
-          <w:sz w:val="24"/>
-          <w:szCs w:val="24"/>
-          <w:lang w:val="en-US"/>
-        </w:rPr>
-        <w:t>kwadaso</w:t>
-      </w:r>
-      <w:proofErr w:type="spellEnd"/>
-      <w:r>
-        <w:rPr>
-          <w:rFonts w:ascii="Times New Roman" w:eastAsia="Times New Roman" w:hAnsi="Times New Roman"/>
-          <w:sz w:val="24"/>
-          <w:szCs w:val="24"/>
-          <w:lang w:val="en-US"/>
-        </w:rPr>
-        <w:t xml:space="preserve"> </w:t>
-      </w:r>
-      <w:r>
-        <w:rPr>
-          <w:rFonts w:ascii="Times New Roman" w:eastAsia="Times New Roman" w:hAnsi="Times New Roman"/>
-          <w:sz w:val="24"/>
-          <w:szCs w:val="24"/>
-          <w:lang w:val="en-US"/>
-        </w:rPr>
-        <w:t>municipal</w:t>
-      </w:r>
-      <w:r>
-        <w:rPr>
-          <w:rFonts w:ascii="Times New Roman" w:eastAsia="Times New Roman" w:hAnsi="Times New Roman"/>
-          <w:sz w:val="24"/>
-          <w:szCs w:val="24"/>
-          <w:lang w:val="en-US"/>
-        </w:rPr>
-        <w:t xml:space="preserve"> with 48.37 % of the population being males and 51.63% </w:t>
-      </w:r>
-      <w:r>
-        <w:rPr>
-          <w:rFonts w:ascii="Times New Roman" w:eastAsia="Times New Roman" w:hAnsi="Times New Roman"/>
-          <w:sz w:val="24"/>
-          <w:szCs w:val="24"/>
-          <w:lang w:val="en-US"/>
-        </w:rPr>
-        <w:lastRenderedPageBreak/>
-        <w:t>being females</w:t>
-      </w:r>
-      <w:r>
-        <w:rPr>
-          <w:rFonts w:ascii="Times New Roman" w:eastAsia="Times New Roman" w:hAnsi="Times New Roman"/>
-          <w:sz w:val="24"/>
-          <w:szCs w:val="24"/>
-          <w:lang w:val="en-US"/>
-        </w:rPr>
-        <w:t xml:space="preserve"> according to </w:t>
-      </w:r>
-      <w:r>
-        <w:rPr>
-          <w:rFonts w:ascii="Times New Roman" w:eastAsia="Times New Roman" w:hAnsi="Times New Roman"/>
-          <w:sz w:val="24"/>
-          <w:szCs w:val="24"/>
-          <w:lang w:val="en-US"/>
-        </w:rPr>
-        <w:t>2021</w:t>
-      </w:r>
-      <w:r>
-        <w:rPr>
-          <w:rFonts w:ascii="Times New Roman" w:hAnsi="Times New Roman"/>
-          <w:sz w:val="24"/>
-          <w:szCs w:val="24"/>
-        </w:rPr>
-        <w:t xml:space="preserve"> Ghana Statistical Service (GSS</w:t>
-      </w:r>
-      <w:r>
-        <w:t>). (2021)</w:t>
-      </w:r>
-      <w:r>
-        <w:rPr>
-          <w:rStyle w:val="Emphasis"/>
-        </w:rPr>
-        <w:t xml:space="preserve"> </w:t>
-      </w:r>
-      <w:r>
-        <w:rPr>
-          <w:rStyle w:val="Emphasis"/>
-          <w:rFonts w:ascii="Times New Roman" w:hAnsi="Times New Roman"/>
-          <w:sz w:val="24"/>
-          <w:szCs w:val="24"/>
-        </w:rPr>
-        <w:t xml:space="preserve">Population and </w:t>
-      </w:r>
-      <w:r>
-        <w:rPr>
-          <w:rStyle w:val="Emphasis"/>
-          <w:rFonts w:ascii="Times New Roman" w:hAnsi="Times New Roman"/>
+      </w:pPr>
+      <w:r>
+        <w:t>3.1 Study Area</w:t>
+      </w:r>
+    </w:p>
+    <w:p>
+      <w:pPr/>
+      <w:r>
+        <w:t>Greater Kumasi is a notable metropolitan zone situated in the Ashanti Region of Ghana. It functions as the regional capital and is distinguished by its accelerated urban development. Greater Kumasi is located approximately between latitudes 6.35 N and 6.80 N and longitudes 1.70 W and 1.30 W. It encompasses the Kumasi Metropolitan Assembly and adjoining municipalities including Asokwa Municipal, Kumasi Municipal, Kwadaso Municipal, Oforikrom Municipal, Old Tafo Municipal, and Suame Municipal. To the north it borders Afigya Kwabre South; to the east, Ejisu Municipal; to the south, Atwima Kwanwoma District; and to the west, Atwima Nwabiagya.</w:t>
+      </w:r>
+    </w:p>
+    <w:p>
+      <w:pPr/>
+      <w:r>
+        <w:t>Greater Kumasi lies within the forest zone of Ghana, characterised by semi-deciduous tree species of high ecological importance. The rainy season normally extends from March to November, with a major peak in May-June, a slight decrease in July, a second peak in August-September, and tapering in November. Annual rainfall ranges between 1,400 mm and 1,700 mm. The December-February period is hot, dry, and dusty, with the harmattan wind dominating. Average annual temperature ranges from 25 degrees Celsius to 30 degrees Celsius with limited seasonal variation.</w:t>
+      </w:r>
+    </w:p>
+    <w:p>
+      <w:pPr/>
+      <w:r>
+        <w:t>The 2021 Population and Housing Census records a Greater Kumasi population of approximately 1,730,249 (36.2 percent of the Ashanti Region's 4,780,830) on a land area of 214.3 square kilometres (0.9 percent of the regional land area), yielding a population density of approximately 4,132 persons per square kilometre. The sex composition is 48.37 percent male and 51.63 percent female. Approximately 71.4 percent of the population aged 15 and above is economically active, with an urban unemployment rate of about 16 percent. Population growth has driven demand for housing, transport, and services and promoted conversion of forest and farmland to settlement (Ghana Statistical Service, 2021).</w:t>
+      </w:r>
+    </w:p>
+    <w:p>
+      <w:pPr>
+        <w:pStyle w:val="Heading2"/>
+      </w:pPr>
+      <w:r>
+        <w:t>3.2 Data Sources</w:t>
+      </w:r>
+    </w:p>
+    <w:p>
+      <w:pPr/>
+      <w:r>
+        <w:t>Two primary data families were used: a multi-temporal Landsat satellite-imagery time series for LULC classification, and a road network dataset for the buffer analysis. Ancillary reference data (boundary shapefile, high-resolution basemaps, and GPS ground control points) supported validation and accuracy assessment. Table 3.1 lists the data, sources, and intended use. Figure 3.1 is the locator map of the study area; Figure 3.2 is the road network used in the buffer analysis.</w:t>
+      </w:r>
+    </w:p>
+    <w:p>
+      <w:pPr>
+        <w:pStyle w:val="Heading3"/>
+      </w:pPr>
+      <w:r>
+        <w:t>3.2.1 Landsat Imagery</w:t>
+      </w:r>
+    </w:p>
+    <w:p>
+      <w:pPr/>
+      <w:r>
+        <w:t>Cloud-free Landsat 5 Thematic Mapper (TM), Landsat 7 Enhanced Thematic Mapper Plus (ETM+), and Landsat 8 Operational Land Imager (OLI) scenes covering the study area were downloaded from the United States Geological Survey Earth Resources Observation and Science (USGS-EROS) archive. Three epochs were selected to span the 1995-2024 study period: 1995 (TM), 2005-2010 (ETM+ or TM), and 2024 (OLI). Landsat Collection 2 Level 2 science products were used where available, providing surface reflectance and pre-applied geometric correction. Scenes with cloud cover exceeding 10 percent over the study area were excluded. Path 194, row 055 was the primary WRS-2 tile, supplemented by adjacent tiles where partial scene coverage was required.</w:t>
+      </w:r>
+    </w:p>
+    <w:p>
+      <w:pPr>
+        <w:pStyle w:val="Heading3"/>
+      </w:pPr>
+      <w:r>
+        <w:t>3.2.2 Road Network</w:t>
+      </w:r>
+    </w:p>
+    <w:p>
+      <w:pPr/>
+      <w:r>
+        <w:t>Open Street Map (OSM) road polylines were obtained via the Geofabrik Ghana download and filtered to the four trunk highways that constitute Greater Kumasi's external and primary internal road network: the N6 (Accra-Kumasi Highway), N8 (Kumasi-Techiman-Tamale Highway), N10 (Kumasi-Obuasi-Takoradi Route), and N12 (Kumasi-Sunyani Highway). The OSM road layer was checked against the 2021 Ghana Statistical Service digital administrative map for completeness of the trunk network. Other infrastructure types (the Kumasi International Airport, Boankra Inland Port, and Kejetia Market) are noted in Chapter 2 for context but are outside the analytic scope of this study.</w:t>
+      </w:r>
+    </w:p>
+    <w:p>
+      <w:pPr>
+        <w:pStyle w:val="Heading3"/>
+      </w:pPr>
+      <w:r>
+        <w:t>3.2.3 Ancillary Reference Data</w:t>
+      </w:r>
+    </w:p>
+    <w:p>
+      <w:pPr/>
+      <w:r>
+        <w:t>A Greater Kumasi administrative boundary shapefile was sourced from the Ghana Statistical Service and verified against recent OSM boundaries. Garmin GPS-extracted ground control points (GCPs) and Google Earth Pro historical imagery served as the reference dataset for training site selection and accuracy assessment.</w:t>
+      </w:r>
+    </w:p>
+    <w:p>
+      <w:pPr>
+        <w:pStyle w:val="Heading2"/>
+      </w:pPr>
+      <w:r>
+        <w:t>3.3 Image Pre-processing</w:t>
+      </w:r>
+    </w:p>
+    <w:p>
+      <w:pPr/>
+      <w:r>
+        <w:t>Each Landsat scene underwent three pre-processing steps prior to classification. First, radiometric and atmospheric corrections were applied via the Semi-Automatic Classification Plugin (SCP) in QGIS; for Collection 2 Level 2 products the atmospheric correction was verified but not re-applied. Second, surface reflectance bands were stacked into a per-epoch multi-band composite, with band combinations 5-4-3 (Landsat 5 and 7) and 6-5-4 (Landsat 8) used for visual interpretation. Third, the study-area boundary was used to clip the multi-band composites, yielding the study-area subsets used in classification. The corrected, cloud-masked, and geometrically aligned image stacks served as the input for supervised classification.</w:t>
+      </w:r>
+    </w:p>
+    <w:p>
+      <w:pPr>
+        <w:pStyle w:val="Heading2"/>
+      </w:pPr>
+      <w:r>
+        <w:t>3.4 LULC Classification Scheme</w:t>
+      </w:r>
+    </w:p>
+    <w:p>
+      <w:pPr/>
+      <w:r>
+        <w:t>A four-class LULC scheme was adopted to address the research objectives while remaining within the spectral separability of Landsat surface reflectance at 30 m ground sample distance. The four classes are Forest, Settlement, Water, and Farmland. Class definitions, indicative spectral characteristics, and minimum mapping units are presented in Table 3.2.</w:t>
+      </w:r>
+    </w:p>
+    <w:p>
+      <w:pPr/>
+      <w:r>
+        <w:t>3.4.1 Class Definitions</w:t>
+      </w:r>
+    </w:p>
+    <w:p>
+      <w:pPr/>
+      <w:r>
+        <w:rPr>
+          <w:b w:val="0"/>
           <w:i w:val="0"/>
-          <w:iCs w:val="0"/>
-          <w:sz w:val="24"/>
-          <w:szCs w:val="24"/>
-        </w:rPr>
-        <w:t xml:space="preserve">Housing </w:t>
-      </w:r>
-      <w:r>
-        <w:rPr>
-          <w:rStyle w:val="Emphasis"/>
-          <w:rFonts w:ascii="Times New Roman" w:hAnsi="Times New Roman"/>
+        </w:rPr>
+        <w:t>Forest: areas with closed or partially closed canopy dominated by woody Forest, including secondary forest fragments, mature tree plantations (e.g., teak), and recognised forest reserves. Minimum mapping unit: 0.09 ha (one Landsat pixel).</w:t>
+      </w:r>
+    </w:p>
+    <w:p>
+      <w:pPr/>
+      <w:r>
+        <w:rPr>
+          <w:b w:val="0"/>
           <w:i w:val="0"/>
-          <w:iCs w:val="0"/>
-          <w:sz w:val="24"/>
-          <w:szCs w:val="24"/>
-        </w:rPr>
-        <w:t>Censu</w:t>
-      </w:r>
-      <w:r>
-        <w:rPr>
-          <w:rStyle w:val="Emphasis"/>
-          <w:rFonts w:ascii="Times New Roman" w:hAnsi="Times New Roman"/>
+        </w:rPr>
+        <w:t>Settlement: Settlement surfaces including residential, commercial, industrial, and mixed-use areas. Roads of classifiable width are included where they exceed the minimum mapping unit. Bare ground in transitional fallow adjacent to Settlement areas is classified as Settlement where its spectral signature matches impervious surface. Minimum mapping unit: 0.09 ha (one Landsat pixel).</w:t>
+      </w:r>
+    </w:p>
+    <w:p>
+      <w:pPr/>
+      <w:r>
+        <w:rPr>
+          <w:b w:val="0"/>
           <w:i w:val="0"/>
-          <w:iCs w:val="0"/>
-          <w:sz w:val="24"/>
-          <w:szCs w:val="24"/>
-        </w:rPr>
-        <w:t>s.</w:t>
-      </w:r>
-      <w:r>
-        <w:rPr>
-          <w:rFonts w:ascii="Times New Roman" w:eastAsia="Times New Roman" w:hAnsi="Times New Roman"/>
-          <w:sz w:val="24"/>
-          <w:szCs w:val="24"/>
-          <w:lang w:val="en-US"/>
-        </w:rPr>
-        <w:t xml:space="preserve"> </w:t>
-      </w:r>
-      <w:r>
-        <w:rPr>
-          <w:rFonts w:ascii="Times New Roman" w:eastAsia="Times New Roman" w:hAnsi="Times New Roman"/>
-          <w:sz w:val="24"/>
-          <w:szCs w:val="24"/>
-          <w:lang w:val="en-US"/>
-        </w:rPr>
-        <w:t xml:space="preserve">About 71.4% of people in the Kumasi Metropolis who are 15 years of age or older are employed, while the urban unemployment rate is 16%. </w:t>
-      </w:r>
-    </w:p>
-    <w:p>
-      <w:pPr>
-        <w:spacing w:after="0" w:line="360" w:lineRule="auto"/>
-        <w:rPr>
-          <w:rFonts w:ascii="Times New Roman" w:eastAsia="Times New Roman" w:hAnsi="Times New Roman"/>
-          <w:sz w:val="24"/>
-          <w:szCs w:val="24"/>
-          <w:lang w:val="en-US"/>
-        </w:rPr>
-      </w:pPr>
-      <w:r>
-        <w:rPr>
-          <w:rFonts w:ascii="Times New Roman" w:eastAsia="Times New Roman" w:hAnsi="Times New Roman"/>
-          <w:sz w:val="24"/>
-          <w:szCs w:val="24"/>
-          <w:lang w:val="en-US"/>
-        </w:rPr>
-        <w:t>The</w:t>
-      </w:r>
-      <w:r>
-        <w:rPr>
-          <w:rFonts w:ascii="Times New Roman" w:eastAsia="Times New Roman" w:hAnsi="Times New Roman"/>
-          <w:sz w:val="24"/>
-          <w:szCs w:val="24"/>
-          <w:lang w:val="en-US"/>
-        </w:rPr>
-        <w:t xml:space="preserve"> majority of the population</w:t>
-      </w:r>
-      <w:r>
-        <w:rPr>
-          <w:rFonts w:ascii="Times New Roman" w:eastAsia="Times New Roman" w:hAnsi="Times New Roman"/>
-          <w:sz w:val="24"/>
-          <w:szCs w:val="24"/>
-          <w:lang w:val="en-US"/>
-        </w:rPr>
-        <w:t xml:space="preserve"> in the Ashanti Region </w:t>
-      </w:r>
-      <w:r>
-        <w:rPr>
-          <w:rFonts w:ascii="Times New Roman" w:eastAsia="Times New Roman" w:hAnsi="Times New Roman"/>
-          <w:sz w:val="24"/>
-          <w:szCs w:val="24"/>
-          <w:lang w:val="en-US"/>
-        </w:rPr>
-        <w:t xml:space="preserve">is concentrated in the Kumasi metropolis, which is home to around one-third of the region's </w:t>
-      </w:r>
-      <w:r>
-        <w:rPr>
-          <w:rFonts w:ascii="Times New Roman" w:eastAsia="Times New Roman" w:hAnsi="Times New Roman"/>
-          <w:sz w:val="24"/>
-          <w:szCs w:val="24"/>
-          <w:lang w:val="en-US"/>
-        </w:rPr>
-        <w:t>population.</w:t>
-      </w:r>
-      <w:r>
-        <w:rPr>
-          <w:rFonts w:ascii="Times New Roman" w:eastAsia="Times New Roman" w:hAnsi="Times New Roman"/>
-          <w:sz w:val="24"/>
-          <w:szCs w:val="24"/>
-          <w:lang w:val="en-US"/>
-        </w:rPr>
-        <w:t xml:space="preserve"> </w:t>
-      </w:r>
-      <w:r>
-        <w:rPr>
-          <w:rFonts w:ascii="Times New Roman" w:eastAsia="Times New Roman" w:hAnsi="Times New Roman"/>
-          <w:sz w:val="24"/>
-          <w:szCs w:val="24"/>
-          <w:lang w:val="en-US"/>
-        </w:rPr>
-        <w:t xml:space="preserve">This is the main cause of the high degree of urbanization in the area. </w:t>
-      </w:r>
-    </w:p>
-    <w:p>
-      <w:pPr>
-        <w:spacing w:after="0" w:line="360" w:lineRule="auto"/>
-        <w:rPr>
-          <w:rFonts w:ascii="Times New Roman" w:eastAsia="Times New Roman" w:hAnsi="Times New Roman"/>
-          <w:sz w:val="24"/>
-          <w:szCs w:val="24"/>
-          <w:lang w:val="en-US"/>
-        </w:rPr>
-      </w:pPr>
-      <w:r>
-        <w:rPr>
-          <w:rFonts w:ascii="Times New Roman" w:eastAsia="Times New Roman" w:hAnsi="Times New Roman"/>
-          <w:sz w:val="24"/>
-          <w:szCs w:val="24"/>
-          <w:lang w:val="en-US"/>
-        </w:rPr>
-        <w:t xml:space="preserve"> </w:t>
-      </w:r>
-      <w:r>
-        <w:rPr>
-          <w:rFonts w:ascii="Times New Roman" w:eastAsia="Times New Roman" w:hAnsi="Times New Roman"/>
-          <w:sz w:val="24"/>
-          <w:szCs w:val="24"/>
-          <w:lang w:val="en-US"/>
-        </w:rPr>
-        <w:t xml:space="preserve">Population increase in the Greater Kumasi Metropolitan Area has significantly influenced social and economic infrastructure development. The growing urban population has driven up demand for housing, transportation, healthcare, education, and commercial services. As a result, there has been a significant increase in residential developments, road networks, schools, and other services. This population-induced demand has had a direct impact on spatial patterns of land use, promoting the conversion of natural vegetation and agricultural fields into built-up </w:t>
-      </w:r>
-      <w:r>
-        <w:rPr>
-          <w:rFonts w:ascii="Times New Roman" w:eastAsia="Times New Roman" w:hAnsi="Times New Roman"/>
-          <w:sz w:val="24"/>
-          <w:szCs w:val="24"/>
-          <w:lang w:val="en-US"/>
-        </w:rPr>
-        <w:t>areas.</w:t>
-      </w:r>
-      <w:r>
-        <w:rPr>
-          <w:rFonts w:ascii="Times New Roman" w:eastAsia="Times New Roman" w:hAnsi="Times New Roman"/>
-          <w:sz w:val="24"/>
-          <w:szCs w:val="24"/>
-          <w:lang w:val="en-US"/>
-        </w:rPr>
-        <w:t xml:space="preserve"> Infrastructure</w:t>
-      </w:r>
-      <w:r>
-        <w:rPr>
-          <w:rFonts w:ascii="Times New Roman" w:eastAsia="Times New Roman" w:hAnsi="Times New Roman"/>
-          <w:sz w:val="24"/>
-          <w:szCs w:val="24"/>
-          <w:lang w:val="en-US"/>
-        </w:rPr>
-        <w:t xml:space="preserve"> is a collection of fundamental amenities needed for economic activity to run smoothly. Population has a significant impact on both social and economic infrastructure. </w:t>
-      </w:r>
-      <w:r>
-        <w:rPr>
-          <w:rFonts w:ascii="Times New Roman" w:eastAsia="Times New Roman" w:hAnsi="Times New Roman"/>
-          <w:sz w:val="24"/>
-          <w:szCs w:val="24"/>
-          <w:lang w:val="en-US"/>
-        </w:rPr>
-        <w:t>Large tracts of agricultural and vegetated land have been turned into built-up zones as a result of the growth of housing estates, road networks, and commercial facilities brought about by this population boom.</w:t>
-      </w:r>
-    </w:p>
-    <w:p>
-      <w:pPr>
-        <w:spacing w:after="0" w:line="360" w:lineRule="auto"/>
-        <w:rPr>
-          <w:rFonts w:ascii="Times New Roman" w:eastAsia="Times New Roman" w:hAnsi="Times New Roman"/>
-          <w:sz w:val="24"/>
-          <w:szCs w:val="24"/>
-          <w:lang w:val="en-US"/>
-        </w:rPr>
-      </w:pPr>
-      <w:r>
-        <w:rPr>
-          <w:rFonts w:ascii="Times New Roman" w:eastAsia="Times New Roman" w:hAnsi="Times New Roman"/>
-          <w:sz w:val="24"/>
-          <w:szCs w:val="24"/>
-          <w:lang w:val="en-US"/>
-        </w:rPr>
-        <w:t>Understanding these population dynamics provides critical context for interpreting the spatial patterns of land cover change observed in this study.</w:t>
-      </w:r>
-    </w:p>
-    <w:p>
-      <w:pPr>
-        <w:spacing w:after="0" w:line="360" w:lineRule="auto"/>
-        <w:rPr>
-          <w:rFonts w:ascii="Times New Roman" w:eastAsia="Times New Roman" w:hAnsi="Times New Roman"/>
-          <w:sz w:val="24"/>
-          <w:szCs w:val="24"/>
-          <w:lang w:val="en-US"/>
-        </w:rPr>
-      </w:pPr>
-      <w:r>
-        <w:rPr>
-          <w:rFonts w:ascii="Times New Roman" w:eastAsia="Times New Roman" w:hAnsi="Times New Roman"/>
-          <w:sz w:val="24"/>
-          <w:szCs w:val="24"/>
-          <w:lang w:val="en-US"/>
-        </w:rPr>
-        <w:t>The research applied GIS and R</w:t>
-      </w:r>
-      <w:r>
-        <w:rPr>
-          <w:rFonts w:ascii="Times New Roman" w:eastAsia="Times New Roman" w:hAnsi="Times New Roman"/>
-          <w:sz w:val="24"/>
-          <w:szCs w:val="24"/>
-          <w:lang w:val="en-US"/>
-        </w:rPr>
-        <w:t xml:space="preserve">emote </w:t>
-      </w:r>
-      <w:r>
-        <w:rPr>
-          <w:rFonts w:ascii="Times New Roman" w:eastAsia="Times New Roman" w:hAnsi="Times New Roman"/>
-          <w:sz w:val="24"/>
-          <w:szCs w:val="24"/>
-          <w:lang w:val="en-US"/>
-        </w:rPr>
-        <w:t xml:space="preserve">sensing </w:t>
-      </w:r>
-      <w:r>
-        <w:rPr>
-          <w:rFonts w:ascii="Times New Roman" w:eastAsia="Times New Roman" w:hAnsi="Times New Roman"/>
-          <w:sz w:val="24"/>
-          <w:szCs w:val="24"/>
-          <w:lang w:val="en-US"/>
-        </w:rPr>
-        <w:t>technologies</w:t>
-      </w:r>
-      <w:r>
-        <w:rPr>
-          <w:rFonts w:ascii="Times New Roman" w:eastAsia="Times New Roman" w:hAnsi="Times New Roman"/>
-          <w:sz w:val="24"/>
-          <w:szCs w:val="24"/>
-          <w:lang w:val="en-US"/>
-        </w:rPr>
-        <w:t xml:space="preserve"> in assessing the impact of </w:t>
-      </w:r>
-      <w:proofErr w:type="gramStart"/>
-      <w:r>
-        <w:rPr>
-          <w:rFonts w:ascii="Times New Roman" w:eastAsia="Times New Roman" w:hAnsi="Times New Roman"/>
-          <w:sz w:val="24"/>
-          <w:szCs w:val="24"/>
-          <w:lang w:val="en-US"/>
-        </w:rPr>
-        <w:t>these infrastructure development</w:t>
-      </w:r>
-      <w:proofErr w:type="gramEnd"/>
-      <w:r>
-        <w:rPr>
-          <w:rFonts w:ascii="Times New Roman" w:eastAsia="Times New Roman" w:hAnsi="Times New Roman"/>
-          <w:sz w:val="24"/>
-          <w:szCs w:val="24"/>
-          <w:lang w:val="en-US"/>
-        </w:rPr>
-        <w:t xml:space="preserve"> on LULC </w:t>
-      </w:r>
-      <w:r>
-        <w:rPr>
-          <w:rFonts w:ascii="Times New Roman" w:eastAsia="Times New Roman" w:hAnsi="Times New Roman"/>
-          <w:sz w:val="24"/>
-          <w:szCs w:val="24"/>
-          <w:lang w:val="en-US"/>
-        </w:rPr>
-        <w:t>in</w:t>
-      </w:r>
-      <w:r>
-        <w:rPr>
-          <w:rFonts w:ascii="Times New Roman" w:eastAsia="Times New Roman" w:hAnsi="Times New Roman"/>
-          <w:sz w:val="24"/>
-          <w:szCs w:val="24"/>
-          <w:lang w:val="en-US"/>
-        </w:rPr>
-        <w:t xml:space="preserve"> Greater Kumasi.</w:t>
-      </w:r>
-    </w:p>
-    <w:p>
-      <w:pPr>
-        <w:spacing w:after="0" w:line="360" w:lineRule="auto"/>
-        <w:rPr>
-          <w:rFonts w:ascii="Times New Roman" w:eastAsia="Times New Roman" w:hAnsi="Times New Roman"/>
-          <w:sz w:val="24"/>
-          <w:szCs w:val="24"/>
-          <w:lang w:val="en-US"/>
-        </w:rPr>
-      </w:pPr>
-    </w:p>
-    <w:p>
-      <w:pPr>
-        <w:pStyle w:val="ListParagraph"/>
-        <w:numPr>
-          <w:ilvl w:val="1"/>
-          <w:numId w:val="31"/>
-        </w:numPr>
-        <w:spacing w:after="0" w:line="360" w:lineRule="auto"/>
-        <w:rPr>
-          <w:rFonts w:ascii="Times New Roman" w:eastAsia="Times New Roman" w:hAnsi="Times New Roman"/>
-          <w:b/>
-          <w:bCs/>
-          <w:sz w:val="24"/>
-          <w:szCs w:val="24"/>
-          <w:lang w:val="en-US"/>
-        </w:rPr>
-      </w:pPr>
-      <w:r>
-        <w:rPr>
-          <w:rFonts w:ascii="Times New Roman" w:eastAsia="Times New Roman" w:hAnsi="Times New Roman"/>
-          <w:b/>
-          <w:bCs/>
-          <w:sz w:val="24"/>
-          <w:szCs w:val="24"/>
-          <w:lang w:val="en-US"/>
-        </w:rPr>
-        <w:t xml:space="preserve">Road Network </w:t>
-      </w:r>
-      <w:r>
-        <w:rPr>
-          <w:rFonts w:ascii="Times New Roman" w:eastAsia="Times New Roman" w:hAnsi="Times New Roman"/>
-          <w:b/>
-          <w:bCs/>
-          <w:sz w:val="24"/>
-          <w:szCs w:val="24"/>
-          <w:lang w:val="en-US"/>
-        </w:rPr>
-        <w:t>in</w:t>
-      </w:r>
-      <w:r>
-        <w:rPr>
-          <w:rFonts w:ascii="Times New Roman" w:eastAsia="Times New Roman" w:hAnsi="Times New Roman"/>
-          <w:b/>
-          <w:bCs/>
-          <w:sz w:val="24"/>
-          <w:szCs w:val="24"/>
-          <w:lang w:val="en-US"/>
-        </w:rPr>
-        <w:t xml:space="preserve"> Greater Kumasi</w:t>
-      </w:r>
-    </w:p>
-    <w:p>
-      <w:pPr>
-        <w:spacing w:after="0" w:line="360" w:lineRule="auto"/>
-        <w:rPr>
-          <w:rFonts w:ascii="Times New Roman" w:eastAsia="Times New Roman" w:hAnsi="Times New Roman"/>
-          <w:sz w:val="24"/>
-          <w:szCs w:val="24"/>
-          <w:lang w:val="en-US"/>
-        </w:rPr>
-      </w:pPr>
-      <w:r>
-        <w:rPr>
-          <w:rFonts w:ascii="Times New Roman" w:eastAsia="Times New Roman" w:hAnsi="Times New Roman"/>
-          <w:sz w:val="24"/>
-          <w:szCs w:val="24"/>
-          <w:lang w:val="en-US"/>
-        </w:rPr>
-        <w:t xml:space="preserve">Ghana Statistical Service (2014) reports that the Kumasi Metropolitan Area relies heavily on road transport. </w:t>
-      </w:r>
-      <w:r>
-        <w:rPr>
-          <w:rFonts w:ascii="Times New Roman" w:eastAsia="Times New Roman" w:hAnsi="Times New Roman"/>
-          <w:sz w:val="24"/>
-          <w:szCs w:val="24"/>
-          <w:lang w:val="en-US"/>
-        </w:rPr>
-        <w:t>Kumasi's road network includ</w:t>
-      </w:r>
-      <w:r>
-        <w:rPr>
-          <w:rFonts w:ascii="Times New Roman" w:eastAsia="Times New Roman" w:hAnsi="Times New Roman"/>
-          <w:sz w:val="24"/>
-          <w:szCs w:val="24"/>
-          <w:lang w:val="en-US"/>
-        </w:rPr>
-        <w:t xml:space="preserve">es </w:t>
-      </w:r>
-      <w:r>
-        <w:rPr>
-          <w:rFonts w:ascii="Times New Roman" w:eastAsia="Times New Roman" w:hAnsi="Times New Roman"/>
-          <w:sz w:val="24"/>
-          <w:szCs w:val="24"/>
-          <w:lang w:val="en-US"/>
-        </w:rPr>
-        <w:t xml:space="preserve">trunk highways, arterial roads, collector roads, and local (feeder) roads. Trunk highways connect Kumasi to Ghana's major cities, </w:t>
-      </w:r>
-      <w:r>
-        <w:rPr>
-          <w:rFonts w:ascii="Times New Roman" w:eastAsia="Times New Roman" w:hAnsi="Times New Roman"/>
-          <w:sz w:val="24"/>
-          <w:szCs w:val="24"/>
-          <w:lang w:val="en-US"/>
-        </w:rPr>
-        <w:t>s</w:t>
-      </w:r>
-      <w:r>
-        <w:rPr>
-          <w:rFonts w:ascii="Times New Roman" w:eastAsia="Times New Roman" w:hAnsi="Times New Roman"/>
-          <w:sz w:val="24"/>
-          <w:szCs w:val="24"/>
-          <w:lang w:val="en-US"/>
-        </w:rPr>
-        <w:t xml:space="preserve">uch as Accra, Sunyani, Obuasi, and Tamale. </w:t>
-      </w:r>
-      <w:r>
-        <w:rPr>
-          <w:rFonts w:ascii="Times New Roman" w:eastAsia="Times New Roman" w:hAnsi="Times New Roman"/>
-          <w:sz w:val="24"/>
-          <w:szCs w:val="24"/>
-        </w:rPr>
-        <w:t>These</w:t>
-      </w:r>
-      <w:r>
-        <w:rPr>
-          <w:rFonts w:ascii="Times New Roman" w:eastAsia="Times New Roman" w:hAnsi="Times New Roman"/>
-          <w:sz w:val="24"/>
-          <w:szCs w:val="24"/>
-        </w:rPr>
-        <w:t xml:space="preserve"> roads </w:t>
-      </w:r>
-      <w:r>
-        <w:rPr>
-          <w:rFonts w:ascii="Times New Roman" w:eastAsia="Times New Roman" w:hAnsi="Times New Roman"/>
-          <w:sz w:val="24"/>
-          <w:szCs w:val="24"/>
-        </w:rPr>
-        <w:t>include the N6 (Accra–Kumasi Highway), N8 (Kumasi–Techiman–Tamale Highway), N10 (Kumasi–Obuasi–Takoradi Route), and N12 (Kumasi–Sunyani Highway).</w:t>
-      </w:r>
-    </w:p>
-    <w:p>
-      <w:pPr>
-        <w:spacing w:after="0" w:line="360" w:lineRule="auto"/>
-        <w:rPr>
-          <w:rFonts w:ascii="Times New Roman" w:eastAsia="Times New Roman" w:hAnsi="Times New Roman"/>
-          <w:sz w:val="24"/>
-          <w:szCs w:val="24"/>
-          <w:lang w:val="en-US"/>
-        </w:rPr>
-      </w:pPr>
-      <w:r>
-        <w:rPr>
-          <w:rFonts w:ascii="Times New Roman" w:eastAsia="Times New Roman" w:hAnsi="Times New Roman"/>
-          <w:sz w:val="24"/>
-          <w:szCs w:val="24"/>
-          <w:lang w:val="en-US"/>
-        </w:rPr>
-        <w:t xml:space="preserve">while arterial and collector roads allow for intra-city transportation and connect various </w:t>
-      </w:r>
-      <w:r>
-        <w:rPr>
-          <w:rFonts w:ascii="Times New Roman" w:eastAsia="Times New Roman" w:hAnsi="Times New Roman"/>
-          <w:sz w:val="24"/>
-          <w:szCs w:val="24"/>
-          <w:lang w:val="en-US"/>
-        </w:rPr>
-        <w:t>neighborhoods.</w:t>
-      </w:r>
-      <w:r>
-        <w:t xml:space="preserve"> </w:t>
-      </w:r>
-    </w:p>
-    <w:p>
-      <w:pPr>
-        <w:spacing w:after="0" w:line="360" w:lineRule="auto"/>
-        <w:rPr>
-          <w:rFonts w:ascii="Times New Roman" w:eastAsia="Times New Roman" w:hAnsi="Times New Roman"/>
-          <w:sz w:val="24"/>
-          <w:szCs w:val="24"/>
-        </w:rPr>
-      </w:pPr>
-      <w:r>
-        <w:rPr>
-          <w:rFonts w:ascii="Times New Roman" w:eastAsia="Times New Roman" w:hAnsi="Times New Roman"/>
-          <w:sz w:val="24"/>
-          <w:szCs w:val="24"/>
-        </w:rPr>
-        <w:t>This study focuses specifically on the major trunk roads (N6, N8, N10, and N12) as the primary drivers of spatial development within the Greater Kumasi Area</w:t>
-      </w:r>
-    </w:p>
-    <w:p>
-      <w:pPr>
-        <w:spacing w:after="0" w:line="360" w:lineRule="auto"/>
-        <w:rPr>
-          <w:rFonts w:ascii="Times New Roman" w:eastAsia="Times New Roman" w:hAnsi="Times New Roman"/>
-          <w:sz w:val="24"/>
-          <w:szCs w:val="24"/>
-          <w:lang w:val="en-US"/>
-        </w:rPr>
-      </w:pPr>
-      <w:r>
-        <w:rPr>
-          <w:rFonts w:ascii="Times New Roman" w:eastAsia="Times New Roman" w:hAnsi="Times New Roman"/>
-          <w:sz w:val="24"/>
-          <w:szCs w:val="24"/>
-          <w:lang w:val="en-US"/>
-        </w:rPr>
-        <w:lastRenderedPageBreak/>
-        <w:t>The study investigates land use and land cover changes within buffer zones constructed around these roadways to determine their impact on urban expansion and landscape transformation. The study's goal is to evaluate how much road infrastructure contributes to land use conversion and the spatial pattern of growth in the study area by examining changes at different distances from these roadways.</w:t>
-      </w:r>
-    </w:p>
-    <w:p>
-      <w:pPr>
-        <w:spacing w:after="0" w:line="360" w:lineRule="auto"/>
-        <w:rPr>
-          <w:rFonts w:ascii="Times New Roman" w:eastAsia="Times New Roman" w:hAnsi="Times New Roman"/>
-          <w:sz w:val="24"/>
-          <w:szCs w:val="24"/>
-          <w:lang w:val="en-US"/>
-        </w:rPr>
-      </w:pPr>
-    </w:p>
-    <w:p>
-      <w:pPr>
-        <w:spacing w:after="0" w:line="360" w:lineRule="auto"/>
-        <w:rPr>
-          <w:rFonts w:ascii="Times New Roman" w:eastAsia="Times New Roman" w:hAnsi="Times New Roman"/>
-          <w:b/>
-          <w:bCs/>
-          <w:sz w:val="24"/>
-          <w:szCs w:val="24"/>
-          <w:lang w:val="en-US"/>
-        </w:rPr>
-      </w:pPr>
-    </w:p>
-    <w:p>
-      <w:pPr>
-        <w:pStyle w:val="ListParagraph"/>
-        <w:spacing w:after="0" w:line="360" w:lineRule="auto"/>
-        <w:ind w:left="1004"/>
-        <w:rPr>
-          <w:rFonts w:ascii="Times New Roman" w:eastAsia="Times New Roman" w:hAnsi="Times New Roman"/>
-          <w:b/>
-          <w:bCs/>
-          <w:sz w:val="24"/>
-          <w:szCs w:val="24"/>
-          <w:lang w:val="en-US"/>
-        </w:rPr>
-      </w:pPr>
-    </w:p>
-    <w:p>
-      <w:pPr>
-        <w:pStyle w:val="ListParagraph"/>
-        <w:numPr>
-          <w:ilvl w:val="1"/>
-          <w:numId w:val="31"/>
-        </w:numPr>
-        <w:spacing w:after="0" w:line="360" w:lineRule="auto"/>
-        <w:rPr>
-          <w:rFonts w:ascii="Times New Roman" w:eastAsia="Times New Roman" w:hAnsi="Times New Roman"/>
-          <w:b/>
-          <w:bCs/>
-          <w:sz w:val="24"/>
-          <w:szCs w:val="24"/>
-          <w:lang w:val="en-US"/>
-        </w:rPr>
-      </w:pPr>
-      <w:r>
-        <w:rPr>
-          <w:rFonts w:ascii="Times New Roman" w:eastAsia="Times New Roman" w:hAnsi="Times New Roman"/>
-          <w:b/>
-          <w:bCs/>
-          <w:sz w:val="24"/>
-          <w:szCs w:val="24"/>
-          <w:lang w:val="en-US"/>
-        </w:rPr>
-        <w:t>Research Data Used</w:t>
-      </w:r>
-    </w:p>
-    <w:p>
-      <w:pPr>
-        <w:pStyle w:val="ListParagraph"/>
-        <w:spacing w:line="360" w:lineRule="auto"/>
-        <w:ind w:left="644"/>
-        <w:rPr>
-          <w:rFonts w:ascii="Times New Roman" w:eastAsia="Times New Roman" w:hAnsi="Times New Roman"/>
-          <w:sz w:val="24"/>
-          <w:szCs w:val="24"/>
-          <w:lang w:val="en-US"/>
-        </w:rPr>
-      </w:pPr>
-      <w:r>
-        <w:rPr>
-          <w:rFonts w:ascii="Times New Roman" w:eastAsia="Times New Roman" w:hAnsi="Times New Roman"/>
-          <w:sz w:val="24"/>
-          <w:szCs w:val="24"/>
-          <w:lang w:val="en-US"/>
-        </w:rPr>
-        <w:t>The research used remote sensing and GIS techniques to determine the impact of infrastructure Development on LULC IN Greater Kumasi</w:t>
-      </w:r>
-      <w:r>
-        <w:rPr>
-          <w:rFonts w:ascii="Times New Roman" w:eastAsia="Times New Roman" w:hAnsi="Times New Roman"/>
-          <w:sz w:val="24"/>
-          <w:szCs w:val="24"/>
-          <w:lang w:val="en-US"/>
-        </w:rPr>
-        <w:t>.</w:t>
-      </w:r>
-      <w:r>
-        <w:rPr>
-          <w:rFonts w:ascii="Times New Roman" w:eastAsia="Times New Roman" w:hAnsi="Times New Roman"/>
-          <w:sz w:val="24"/>
-          <w:szCs w:val="24"/>
-          <w:lang w:val="en-US"/>
-        </w:rPr>
-        <w:t xml:space="preserve"> The data and resources required to finish this research project are summarized in Table 3.1 below, and a methodological flowchart summarizing the research techniques is presented in Figure 3.2</w:t>
-      </w:r>
-      <w:r>
-        <w:rPr>
-          <w:rFonts w:ascii="Times New Roman" w:eastAsia="Times New Roman" w:hAnsi="Times New Roman"/>
-          <w:sz w:val="24"/>
-          <w:szCs w:val="24"/>
-          <w:lang w:val="en-US"/>
-        </w:rPr>
-        <w:t xml:space="preserve"> below.</w:t>
-      </w:r>
-    </w:p>
-    <w:p>
-      <w:pPr>
-        <w:pStyle w:val="ListParagraph"/>
-        <w:spacing w:after="0" w:line="360" w:lineRule="auto"/>
-        <w:ind w:left="644"/>
-        <w:rPr>
-          <w:rFonts w:ascii="Times New Roman" w:eastAsia="Times New Roman" w:hAnsi="Times New Roman"/>
-          <w:sz w:val="24"/>
-          <w:szCs w:val="24"/>
-          <w:lang w:val="en-US"/>
-        </w:rPr>
-      </w:pPr>
-    </w:p>
-    <w:tbl>
-      <w:tblPr>
-        <w:tblStyle w:val="TableGrid"/>
-        <w:tblW w:w="0" w:type="auto"/>
-        <w:tblLook w:val="04A0" w:firstRow="1" w:lastRow="0" w:firstColumn="1" w:lastColumn="0" w:noHBand="0" w:noVBand="1"/>
-      </w:tblPr>
-      <w:tblGrid>
-        <w:gridCol w:w="2254"/>
-        <w:gridCol w:w="2254"/>
-        <w:gridCol w:w="2254"/>
-        <w:gridCol w:w="2254"/>
-      </w:tblGrid>
-      <w:tr>
-        <w:tc>
-          <w:tcPr>
-            <w:tcW w:w="2254" w:type="dxa"/>
-          </w:tcPr>
-          <w:p>
-            <w:pPr>
-              <w:spacing w:after="0" w:line="360" w:lineRule="auto"/>
-              <w:rPr>
-                <w:rFonts w:ascii="Times New Roman" w:eastAsia="Times New Roman" w:hAnsi="Times New Roman"/>
-                <w:sz w:val="24"/>
-                <w:szCs w:val="24"/>
-                <w:lang w:val="en-US"/>
-              </w:rPr>
-            </w:pPr>
-            <w:r>
-              <w:rPr>
-                <w:rFonts w:ascii="Times New Roman" w:eastAsia="Times New Roman" w:hAnsi="Times New Roman"/>
-                <w:sz w:val="24"/>
-                <w:szCs w:val="24"/>
-                <w:lang w:val="en-US"/>
-              </w:rPr>
-              <w:t>Data Used</w:t>
-            </w:r>
-          </w:p>
-        </w:tc>
-        <w:tc>
-          <w:tcPr>
-            <w:tcW w:w="2254" w:type="dxa"/>
-          </w:tcPr>
-          <w:p>
-            <w:pPr>
-              <w:spacing w:after="0" w:line="360" w:lineRule="auto"/>
-              <w:rPr>
-                <w:rFonts w:ascii="Times New Roman" w:eastAsia="Times New Roman" w:hAnsi="Times New Roman"/>
-                <w:sz w:val="24"/>
-                <w:szCs w:val="24"/>
-                <w:lang w:val="en-US"/>
-              </w:rPr>
-            </w:pPr>
-            <w:r>
-              <w:rPr>
-                <w:rFonts w:ascii="Times New Roman" w:eastAsia="Times New Roman" w:hAnsi="Times New Roman"/>
-                <w:sz w:val="24"/>
-                <w:szCs w:val="24"/>
-                <w:lang w:val="en-US"/>
-              </w:rPr>
-              <w:t>Acquisition Date</w:t>
-            </w:r>
-          </w:p>
-        </w:tc>
-        <w:tc>
-          <w:tcPr>
-            <w:tcW w:w="2254" w:type="dxa"/>
-          </w:tcPr>
-          <w:p>
-            <w:pPr>
-              <w:spacing w:after="0" w:line="360" w:lineRule="auto"/>
-              <w:rPr>
-                <w:rFonts w:ascii="Times New Roman" w:eastAsia="Times New Roman" w:hAnsi="Times New Roman"/>
-                <w:sz w:val="24"/>
-                <w:szCs w:val="24"/>
-                <w:lang w:val="en-US"/>
-              </w:rPr>
-            </w:pPr>
-            <w:r>
-              <w:rPr>
-                <w:rFonts w:ascii="Times New Roman" w:eastAsia="Times New Roman" w:hAnsi="Times New Roman"/>
-                <w:sz w:val="24"/>
-                <w:szCs w:val="24"/>
-                <w:lang w:val="en-US"/>
-              </w:rPr>
-              <w:t xml:space="preserve">Resolution </w:t>
-            </w:r>
-          </w:p>
-        </w:tc>
-        <w:tc>
-          <w:tcPr>
-            <w:tcW w:w="2254" w:type="dxa"/>
-          </w:tcPr>
-          <w:p>
-            <w:pPr>
-              <w:spacing w:after="0" w:line="360" w:lineRule="auto"/>
-              <w:rPr>
-                <w:rFonts w:ascii="Times New Roman" w:eastAsia="Times New Roman" w:hAnsi="Times New Roman"/>
-                <w:sz w:val="24"/>
-                <w:szCs w:val="24"/>
-                <w:lang w:val="en-US"/>
-              </w:rPr>
-            </w:pPr>
-            <w:r>
-              <w:rPr>
-                <w:rFonts w:ascii="Times New Roman" w:eastAsia="Times New Roman" w:hAnsi="Times New Roman"/>
-                <w:sz w:val="24"/>
-                <w:szCs w:val="24"/>
-                <w:lang w:val="en-US"/>
-              </w:rPr>
-              <w:t xml:space="preserve">Sources </w:t>
-            </w:r>
-          </w:p>
-        </w:tc>
-      </w:tr>
-      <w:tr>
-        <w:tc>
-          <w:tcPr>
-            <w:tcW w:w="2254" w:type="dxa"/>
-          </w:tcPr>
-          <w:p>
-            <w:pPr>
-              <w:spacing w:after="0" w:line="360" w:lineRule="auto"/>
-              <w:rPr>
-                <w:rFonts w:ascii="Times New Roman" w:eastAsia="Times New Roman" w:hAnsi="Times New Roman"/>
-                <w:sz w:val="24"/>
-                <w:szCs w:val="24"/>
-                <w:lang w:val="en-US"/>
-              </w:rPr>
-            </w:pPr>
-          </w:p>
-        </w:tc>
-        <w:tc>
-          <w:tcPr>
-            <w:tcW w:w="2254" w:type="dxa"/>
-          </w:tcPr>
-          <w:p>
-            <w:pPr>
-              <w:spacing w:after="0" w:line="360" w:lineRule="auto"/>
-              <w:rPr>
-                <w:rFonts w:ascii="Times New Roman" w:eastAsia="Times New Roman" w:hAnsi="Times New Roman"/>
-                <w:sz w:val="24"/>
-                <w:szCs w:val="24"/>
-                <w:lang w:val="en-US"/>
-              </w:rPr>
-            </w:pPr>
-          </w:p>
-        </w:tc>
-        <w:tc>
-          <w:tcPr>
-            <w:tcW w:w="2254" w:type="dxa"/>
-          </w:tcPr>
-          <w:p>
-            <w:pPr>
-              <w:spacing w:after="0" w:line="360" w:lineRule="auto"/>
-              <w:rPr>
-                <w:rFonts w:ascii="Times New Roman" w:eastAsia="Times New Roman" w:hAnsi="Times New Roman"/>
-                <w:sz w:val="24"/>
-                <w:szCs w:val="24"/>
-                <w:lang w:val="en-US"/>
-              </w:rPr>
-            </w:pPr>
-          </w:p>
-        </w:tc>
-        <w:tc>
-          <w:tcPr>
-            <w:tcW w:w="2254" w:type="dxa"/>
-          </w:tcPr>
-          <w:p>
-            <w:pPr>
-              <w:spacing w:after="0" w:line="360" w:lineRule="auto"/>
-              <w:rPr>
-                <w:rFonts w:ascii="Times New Roman" w:eastAsia="Times New Roman" w:hAnsi="Times New Roman"/>
-                <w:sz w:val="24"/>
-                <w:szCs w:val="24"/>
-                <w:lang w:val="en-US"/>
-              </w:rPr>
-            </w:pPr>
-          </w:p>
-        </w:tc>
-      </w:tr>
-      <w:tr>
-        <w:tc>
-          <w:tcPr>
-            <w:tcW w:w="2254" w:type="dxa"/>
-          </w:tcPr>
-          <w:p>
-            <w:pPr>
-              <w:spacing w:after="0" w:line="360" w:lineRule="auto"/>
-              <w:rPr>
-                <w:rFonts w:ascii="Times New Roman" w:eastAsia="Times New Roman" w:hAnsi="Times New Roman"/>
-                <w:sz w:val="24"/>
-                <w:szCs w:val="24"/>
-                <w:lang w:val="en-US"/>
-              </w:rPr>
-            </w:pPr>
-          </w:p>
-        </w:tc>
-        <w:tc>
-          <w:tcPr>
-            <w:tcW w:w="2254" w:type="dxa"/>
-          </w:tcPr>
-          <w:p>
-            <w:pPr>
-              <w:spacing w:after="0" w:line="360" w:lineRule="auto"/>
-              <w:rPr>
-                <w:rFonts w:ascii="Times New Roman" w:eastAsia="Times New Roman" w:hAnsi="Times New Roman"/>
-                <w:sz w:val="24"/>
-                <w:szCs w:val="24"/>
-                <w:lang w:val="en-US"/>
-              </w:rPr>
-            </w:pPr>
-          </w:p>
-        </w:tc>
-        <w:tc>
-          <w:tcPr>
-            <w:tcW w:w="2254" w:type="dxa"/>
-          </w:tcPr>
-          <w:p>
-            <w:pPr>
-              <w:spacing w:after="0" w:line="360" w:lineRule="auto"/>
-              <w:rPr>
-                <w:rFonts w:ascii="Times New Roman" w:eastAsia="Times New Roman" w:hAnsi="Times New Roman"/>
-                <w:sz w:val="24"/>
-                <w:szCs w:val="24"/>
-                <w:lang w:val="en-US"/>
-              </w:rPr>
-            </w:pPr>
-          </w:p>
-        </w:tc>
-        <w:tc>
-          <w:tcPr>
-            <w:tcW w:w="2254" w:type="dxa"/>
-          </w:tcPr>
-          <w:p>
-            <w:pPr>
-              <w:spacing w:after="0" w:line="360" w:lineRule="auto"/>
-              <w:rPr>
-                <w:rFonts w:ascii="Times New Roman" w:eastAsia="Times New Roman" w:hAnsi="Times New Roman"/>
-                <w:sz w:val="24"/>
-                <w:szCs w:val="24"/>
-                <w:lang w:val="en-US"/>
-              </w:rPr>
-            </w:pPr>
-          </w:p>
-        </w:tc>
-      </w:tr>
-      <w:tr>
-        <w:tc>
-          <w:tcPr>
-            <w:tcW w:w="2254" w:type="dxa"/>
-          </w:tcPr>
-          <w:p>
-            <w:pPr>
-              <w:spacing w:after="0" w:line="360" w:lineRule="auto"/>
-              <w:rPr>
-                <w:rFonts w:ascii="Times New Roman" w:eastAsia="Times New Roman" w:hAnsi="Times New Roman"/>
-                <w:sz w:val="24"/>
-                <w:szCs w:val="24"/>
-                <w:lang w:val="en-US"/>
-              </w:rPr>
-            </w:pPr>
-          </w:p>
-        </w:tc>
-        <w:tc>
-          <w:tcPr>
-            <w:tcW w:w="2254" w:type="dxa"/>
-          </w:tcPr>
-          <w:p>
-            <w:pPr>
-              <w:spacing w:after="0" w:line="360" w:lineRule="auto"/>
-              <w:rPr>
-                <w:rFonts w:ascii="Times New Roman" w:eastAsia="Times New Roman" w:hAnsi="Times New Roman"/>
-                <w:sz w:val="24"/>
-                <w:szCs w:val="24"/>
-                <w:lang w:val="en-US"/>
-              </w:rPr>
-            </w:pPr>
-          </w:p>
-        </w:tc>
-        <w:tc>
-          <w:tcPr>
-            <w:tcW w:w="2254" w:type="dxa"/>
-          </w:tcPr>
-          <w:p>
-            <w:pPr>
-              <w:spacing w:after="0" w:line="360" w:lineRule="auto"/>
-              <w:rPr>
-                <w:rFonts w:ascii="Times New Roman" w:eastAsia="Times New Roman" w:hAnsi="Times New Roman"/>
-                <w:sz w:val="24"/>
-                <w:szCs w:val="24"/>
-                <w:lang w:val="en-US"/>
-              </w:rPr>
-            </w:pPr>
-          </w:p>
-        </w:tc>
-        <w:tc>
-          <w:tcPr>
-            <w:tcW w:w="2254" w:type="dxa"/>
-          </w:tcPr>
-          <w:p>
-            <w:pPr>
-              <w:spacing w:after="0" w:line="360" w:lineRule="auto"/>
-              <w:rPr>
-                <w:rFonts w:ascii="Times New Roman" w:eastAsia="Times New Roman" w:hAnsi="Times New Roman"/>
-                <w:sz w:val="24"/>
-                <w:szCs w:val="24"/>
-                <w:lang w:val="en-US"/>
-              </w:rPr>
-            </w:pPr>
-          </w:p>
-        </w:tc>
-      </w:tr>
-      <w:tr>
-        <w:tc>
-          <w:tcPr>
-            <w:tcW w:w="2254" w:type="dxa"/>
-          </w:tcPr>
-          <w:p>
-            <w:pPr>
-              <w:spacing w:after="0" w:line="360" w:lineRule="auto"/>
-              <w:rPr>
-                <w:rFonts w:ascii="Times New Roman" w:eastAsia="Times New Roman" w:hAnsi="Times New Roman"/>
-                <w:sz w:val="24"/>
-                <w:szCs w:val="24"/>
-                <w:lang w:val="en-US"/>
-              </w:rPr>
-            </w:pPr>
-          </w:p>
-        </w:tc>
-        <w:tc>
-          <w:tcPr>
-            <w:tcW w:w="2254" w:type="dxa"/>
-          </w:tcPr>
-          <w:p>
-            <w:pPr>
-              <w:spacing w:after="0" w:line="360" w:lineRule="auto"/>
-              <w:rPr>
-                <w:rFonts w:ascii="Times New Roman" w:eastAsia="Times New Roman" w:hAnsi="Times New Roman"/>
-                <w:sz w:val="24"/>
-                <w:szCs w:val="24"/>
-                <w:lang w:val="en-US"/>
-              </w:rPr>
-            </w:pPr>
-          </w:p>
-        </w:tc>
-        <w:tc>
-          <w:tcPr>
-            <w:tcW w:w="2254" w:type="dxa"/>
-          </w:tcPr>
-          <w:p>
-            <w:pPr>
-              <w:spacing w:after="0" w:line="360" w:lineRule="auto"/>
-              <w:rPr>
-                <w:rFonts w:ascii="Times New Roman" w:eastAsia="Times New Roman" w:hAnsi="Times New Roman"/>
-                <w:sz w:val="24"/>
-                <w:szCs w:val="24"/>
-                <w:lang w:val="en-US"/>
-              </w:rPr>
-            </w:pPr>
-          </w:p>
-        </w:tc>
-        <w:tc>
-          <w:tcPr>
-            <w:tcW w:w="2254" w:type="dxa"/>
-          </w:tcPr>
-          <w:p>
-            <w:pPr>
-              <w:spacing w:after="0" w:line="360" w:lineRule="auto"/>
-              <w:rPr>
-                <w:rFonts w:ascii="Times New Roman" w:eastAsia="Times New Roman" w:hAnsi="Times New Roman"/>
-                <w:sz w:val="24"/>
-                <w:szCs w:val="24"/>
-                <w:lang w:val="en-US"/>
-              </w:rPr>
-            </w:pPr>
-          </w:p>
-        </w:tc>
-      </w:tr>
-      <w:tr>
-        <w:tc>
-          <w:tcPr>
-            <w:tcW w:w="2254" w:type="dxa"/>
-          </w:tcPr>
-          <w:p>
-            <w:pPr>
-              <w:spacing w:after="0" w:line="360" w:lineRule="auto"/>
-              <w:rPr>
-                <w:rFonts w:ascii="Times New Roman" w:eastAsia="Times New Roman" w:hAnsi="Times New Roman"/>
-                <w:sz w:val="24"/>
-                <w:szCs w:val="24"/>
-                <w:lang w:val="en-US"/>
-              </w:rPr>
-            </w:pPr>
-          </w:p>
-        </w:tc>
-        <w:tc>
-          <w:tcPr>
-            <w:tcW w:w="2254" w:type="dxa"/>
-          </w:tcPr>
-          <w:p>
-            <w:pPr>
-              <w:spacing w:after="0" w:line="360" w:lineRule="auto"/>
-              <w:rPr>
-                <w:rFonts w:ascii="Times New Roman" w:eastAsia="Times New Roman" w:hAnsi="Times New Roman"/>
-                <w:sz w:val="24"/>
-                <w:szCs w:val="24"/>
-                <w:lang w:val="en-US"/>
-              </w:rPr>
-            </w:pPr>
-          </w:p>
-        </w:tc>
-        <w:tc>
-          <w:tcPr>
-            <w:tcW w:w="2254" w:type="dxa"/>
-          </w:tcPr>
-          <w:p>
-            <w:pPr>
-              <w:spacing w:after="0" w:line="360" w:lineRule="auto"/>
-              <w:rPr>
-                <w:rFonts w:ascii="Times New Roman" w:eastAsia="Times New Roman" w:hAnsi="Times New Roman"/>
-                <w:sz w:val="24"/>
-                <w:szCs w:val="24"/>
-                <w:lang w:val="en-US"/>
-              </w:rPr>
-            </w:pPr>
-          </w:p>
-        </w:tc>
-        <w:tc>
-          <w:tcPr>
-            <w:tcW w:w="2254" w:type="dxa"/>
-          </w:tcPr>
-          <w:p>
-            <w:pPr>
-              <w:spacing w:after="0" w:line="360" w:lineRule="auto"/>
-              <w:rPr>
-                <w:rFonts w:ascii="Times New Roman" w:eastAsia="Times New Roman" w:hAnsi="Times New Roman"/>
-                <w:sz w:val="24"/>
-                <w:szCs w:val="24"/>
-                <w:lang w:val="en-US"/>
-              </w:rPr>
-            </w:pPr>
-          </w:p>
-        </w:tc>
-      </w:tr>
-    </w:tbl>
-    <w:p>
-      <w:pPr>
-        <w:spacing w:after="0" w:line="360" w:lineRule="auto"/>
-        <w:rPr>
-          <w:rFonts w:ascii="Times New Roman" w:eastAsia="Times New Roman" w:hAnsi="Times New Roman"/>
-          <w:sz w:val="24"/>
-          <w:szCs w:val="24"/>
-          <w:lang w:val="en-US"/>
-        </w:rPr>
-      </w:pPr>
-    </w:p>
-    <w:p>
-      <w:pPr>
-        <w:spacing w:after="0" w:line="360" w:lineRule="auto"/>
-        <w:rPr>
-          <w:rFonts w:ascii="Times New Roman" w:eastAsia="Times New Roman" w:hAnsi="Times New Roman"/>
-          <w:sz w:val="24"/>
-          <w:szCs w:val="24"/>
-          <w:lang w:val="en-US"/>
-        </w:rPr>
-      </w:pPr>
-      <w:r>
-        <w:rPr>
-          <w:rFonts w:ascii="Times New Roman" w:eastAsia="Times New Roman" w:hAnsi="Times New Roman"/>
-          <w:sz w:val="24"/>
-          <w:szCs w:val="24"/>
-          <w:lang w:val="en-US"/>
-        </w:rPr>
-        <w:t xml:space="preserve">3.5.1 </w:t>
-      </w:r>
-      <w:r>
-        <w:rPr>
-          <w:rFonts w:ascii="Times New Roman" w:eastAsia="Times New Roman" w:hAnsi="Times New Roman"/>
-          <w:b/>
-          <w:bCs/>
-          <w:sz w:val="24"/>
-          <w:szCs w:val="24"/>
-          <w:lang w:val="en-US"/>
-        </w:rPr>
-        <w:t>Data for Reference</w:t>
-      </w:r>
-    </w:p>
-    <w:p>
-      <w:pPr>
-        <w:spacing w:after="0" w:line="360" w:lineRule="auto"/>
-        <w:rPr>
-          <w:rFonts w:ascii="Times New Roman" w:eastAsia="Times New Roman" w:hAnsi="Times New Roman"/>
-          <w:sz w:val="24"/>
-          <w:szCs w:val="24"/>
-          <w:lang w:val="en-US"/>
-        </w:rPr>
-      </w:pPr>
-      <w:r>
-        <w:rPr>
-          <w:rFonts w:ascii="Times New Roman" w:eastAsia="Times New Roman" w:hAnsi="Times New Roman"/>
-          <w:sz w:val="24"/>
-          <w:szCs w:val="24"/>
-          <w:lang w:val="en-US"/>
-        </w:rPr>
-        <w:t xml:space="preserve">Garmin </w:t>
-      </w:r>
-      <w:r>
-        <w:rPr>
-          <w:rFonts w:ascii="Times New Roman" w:eastAsia="Times New Roman" w:hAnsi="Times New Roman"/>
-          <w:sz w:val="24"/>
-          <w:szCs w:val="24"/>
-          <w:lang w:val="en-US"/>
-        </w:rPr>
-        <w:t>GPS was utilized to collect Ground Control Points (GCPs) in the Greater Kumasi Area to help check the accuracy of the classified land use and land cover (LULC) maps. The GPS device was used to capture the precise geographic coordinates of selected places representing various land cover classes, including built-up regions, vegetation, and bare ground.</w:t>
-      </w:r>
-      <w:r>
-        <w:rPr>
-          <w:rFonts w:ascii="Times New Roman" w:eastAsia="Times New Roman" w:hAnsi="Times New Roman"/>
-          <w:sz w:val="24"/>
-          <w:szCs w:val="24"/>
-          <w:lang w:val="en-US"/>
-        </w:rPr>
-        <w:t xml:space="preserve"> Google earth pro was also used to</w:t>
-      </w:r>
-      <w:r>
-        <w:rPr>
-          <w:rFonts w:ascii="Times New Roman" w:eastAsia="Times New Roman" w:hAnsi="Times New Roman"/>
-          <w:sz w:val="24"/>
-          <w:szCs w:val="24"/>
-          <w:lang w:val="en-US"/>
-        </w:rPr>
-        <w:t xml:space="preserve"> verify accurate </w:t>
-      </w:r>
-      <w:r>
-        <w:rPr>
-          <w:rFonts w:ascii="Times New Roman" w:eastAsia="Times New Roman" w:hAnsi="Times New Roman"/>
-          <w:sz w:val="24"/>
-          <w:szCs w:val="24"/>
-          <w:lang w:val="en-US"/>
-        </w:rPr>
-        <w:t>classes.</w:t>
-      </w:r>
-    </w:p>
-    <w:p>
-      <w:pPr>
-        <w:spacing w:after="0" w:line="360" w:lineRule="auto"/>
-        <w:rPr>
-          <w:rFonts w:ascii="Times New Roman" w:eastAsia="Times New Roman" w:hAnsi="Times New Roman"/>
-          <w:sz w:val="24"/>
-          <w:szCs w:val="24"/>
-          <w:lang w:val="en-US"/>
-        </w:rPr>
-      </w:pPr>
-    </w:p>
-    <w:p>
-      <w:pPr>
-        <w:spacing w:after="0" w:line="360" w:lineRule="auto"/>
-        <w:rPr>
-          <w:rFonts w:ascii="Times New Roman" w:eastAsia="Times New Roman" w:hAnsi="Times New Roman"/>
-          <w:sz w:val="24"/>
-          <w:szCs w:val="24"/>
-          <w:lang w:val="en-US"/>
-        </w:rPr>
-      </w:pPr>
-    </w:p>
-    <w:p>
-      <w:pPr>
-        <w:spacing w:after="0" w:line="360" w:lineRule="auto"/>
-        <w:rPr>
-          <w:rFonts w:ascii="Times New Roman" w:eastAsia="Times New Roman" w:hAnsi="Times New Roman"/>
-          <w:sz w:val="24"/>
-          <w:szCs w:val="24"/>
-          <w:lang w:val="en-US"/>
-        </w:rPr>
-      </w:pPr>
-    </w:p>
-    <w:p>
-      <w:pPr>
-        <w:spacing w:after="0" w:line="360" w:lineRule="auto"/>
-        <w:rPr>
-          <w:rFonts w:ascii="Times New Roman" w:eastAsia="Times New Roman" w:hAnsi="Times New Roman"/>
-          <w:sz w:val="24"/>
-          <w:szCs w:val="24"/>
-          <w:lang w:val="en-US"/>
-        </w:rPr>
-      </w:pPr>
-    </w:p>
-    <w:p>
-      <w:pPr>
-        <w:spacing w:after="0" w:line="360" w:lineRule="auto"/>
-        <w:rPr>
-          <w:rFonts w:ascii="Times New Roman" w:eastAsia="Times New Roman" w:hAnsi="Times New Roman"/>
-          <w:sz w:val="24"/>
-          <w:szCs w:val="24"/>
-          <w:lang w:val="en-US"/>
-        </w:rPr>
-      </w:pPr>
-    </w:p>
-    <w:p>
-      <w:pPr>
-        <w:pStyle w:val="ListParagraph"/>
-        <w:numPr>
-          <w:ilvl w:val="1"/>
-          <w:numId w:val="31"/>
-        </w:numPr>
-        <w:spacing w:after="0" w:line="360" w:lineRule="auto"/>
-        <w:rPr>
-          <w:rFonts w:ascii="Times New Roman" w:eastAsia="Times New Roman" w:hAnsi="Times New Roman"/>
-          <w:b/>
-          <w:bCs/>
-          <w:sz w:val="24"/>
-          <w:szCs w:val="24"/>
-        </w:rPr>
-      </w:pPr>
-      <w:r>
-        <w:rPr>
-          <w:rFonts w:ascii="Times New Roman" w:eastAsia="Times New Roman" w:hAnsi="Times New Roman"/>
-          <w:b/>
-          <w:bCs/>
-          <w:sz w:val="24"/>
-          <w:szCs w:val="24"/>
-        </w:rPr>
-        <w:lastRenderedPageBreak/>
-        <w:t>Software and Tools for Data Analysis</w:t>
-      </w:r>
-    </w:p>
-    <w:p>
-      <w:pPr>
-        <w:pStyle w:val="ListParagraph"/>
-        <w:spacing w:after="0" w:line="360" w:lineRule="auto"/>
-        <w:ind w:left="1004"/>
-        <w:rPr>
-          <w:rFonts w:ascii="Times New Roman" w:eastAsia="Times New Roman" w:hAnsi="Times New Roman"/>
-          <w:sz w:val="24"/>
-          <w:szCs w:val="24"/>
-        </w:rPr>
-      </w:pPr>
-      <w:r>
-        <w:rPr>
-          <w:rFonts w:ascii="Times New Roman" w:eastAsia="Times New Roman" w:hAnsi="Times New Roman"/>
-          <w:sz w:val="24"/>
-          <w:szCs w:val="24"/>
-          <w:lang w:val="en-US"/>
-        </w:rPr>
-        <w:t>The</w:t>
-      </w:r>
-      <w:r>
-        <w:rPr>
-          <w:rFonts w:ascii="Times New Roman" w:eastAsia="Times New Roman" w:hAnsi="Times New Roman"/>
-          <w:b/>
-          <w:bCs/>
-          <w:sz w:val="24"/>
-          <w:szCs w:val="24"/>
-          <w:lang w:val="en-US"/>
-        </w:rPr>
-        <w:t xml:space="preserve"> </w:t>
-      </w:r>
-      <w:r>
-        <w:rPr>
-          <w:rFonts w:ascii="Times New Roman" w:eastAsia="Times New Roman" w:hAnsi="Times New Roman"/>
-          <w:sz w:val="24"/>
-          <w:szCs w:val="24"/>
-          <w:lang w:val="en-US"/>
-        </w:rPr>
-        <w:t xml:space="preserve">objective of this study was achieved using both GIS and Remote Sensing Software. It used QGIS for image enhancement that is image preprocessing which includes radiometric correction and atmospheric corrections, supervised classification (maximum likelihood) </w:t>
-      </w:r>
-      <w:r>
-        <w:rPr>
-          <w:rFonts w:ascii="Times New Roman" w:eastAsia="Times New Roman" w:hAnsi="Times New Roman"/>
-          <w:sz w:val="24"/>
-          <w:szCs w:val="24"/>
-          <w:lang w:val="en-US"/>
-        </w:rPr>
-        <w:t>was</w:t>
-      </w:r>
-      <w:r>
-        <w:rPr>
-          <w:rFonts w:ascii="Times New Roman" w:eastAsia="Times New Roman" w:hAnsi="Times New Roman"/>
-          <w:sz w:val="24"/>
-          <w:szCs w:val="24"/>
-          <w:lang w:val="en-US"/>
-        </w:rPr>
-        <w:t xml:space="preserve"> carried out with both QGIS ArcGIS </w:t>
-      </w:r>
-      <w:r>
-        <w:rPr>
-          <w:rFonts w:ascii="Times New Roman" w:eastAsia="Times New Roman" w:hAnsi="Times New Roman"/>
-          <w:sz w:val="24"/>
-          <w:szCs w:val="24"/>
-          <w:lang w:val="en-US"/>
-        </w:rPr>
-        <w:t xml:space="preserve">software. ArcGIS was used for buffer analysis, overlay analysis and map production </w:t>
-      </w:r>
-      <w:r>
-        <w:rPr>
-          <w:rFonts w:ascii="Times New Roman" w:eastAsia="Times New Roman" w:hAnsi="Times New Roman"/>
-          <w:sz w:val="24"/>
-          <w:szCs w:val="24"/>
-        </w:rPr>
-        <w:t>change detection, was conducted using ArcGIS.</w:t>
-      </w:r>
-    </w:p>
-    <w:p>
-      <w:pPr>
-        <w:pStyle w:val="ListParagraph"/>
-        <w:spacing w:after="0" w:line="360" w:lineRule="auto"/>
-        <w:ind w:left="1004"/>
-        <w:rPr>
-          <w:rFonts w:ascii="Times New Roman" w:eastAsia="Times New Roman" w:hAnsi="Times New Roman"/>
-          <w:sz w:val="24"/>
-          <w:szCs w:val="24"/>
-        </w:rPr>
-      </w:pPr>
-    </w:p>
-    <w:p>
-      <w:pPr>
-        <w:pStyle w:val="ListParagraph"/>
-        <w:numPr>
-          <w:ilvl w:val="2"/>
-          <w:numId w:val="33"/>
-        </w:numPr>
-        <w:spacing w:after="0" w:line="360" w:lineRule="auto"/>
-        <w:rPr>
-          <w:rFonts w:ascii="Times New Roman" w:eastAsia="Times New Roman" w:hAnsi="Times New Roman"/>
-          <w:b/>
-          <w:bCs/>
-          <w:sz w:val="24"/>
-          <w:szCs w:val="24"/>
-          <w:lang w:val="en-US"/>
-        </w:rPr>
-      </w:pPr>
-      <w:r>
-        <w:rPr>
-          <w:rFonts w:ascii="Times New Roman" w:eastAsia="Times New Roman" w:hAnsi="Times New Roman"/>
-          <w:b/>
-          <w:bCs/>
-          <w:sz w:val="24"/>
-          <w:szCs w:val="24"/>
-          <w:lang w:val="en-US"/>
-        </w:rPr>
-        <w:t>Data preprocessing</w:t>
-      </w:r>
-    </w:p>
-    <w:p>
-      <w:pPr>
-        <w:pStyle w:val="ListParagraph"/>
-        <w:spacing w:after="0" w:line="360" w:lineRule="auto"/>
-        <w:ind w:left="1004"/>
-        <w:rPr>
-          <w:rFonts w:ascii="Times New Roman" w:eastAsia="Times New Roman" w:hAnsi="Times New Roman"/>
-          <w:sz w:val="24"/>
-          <w:szCs w:val="24"/>
-          <w:lang w:val="en-US"/>
-        </w:rPr>
-      </w:pPr>
-      <w:r>
-        <w:rPr>
-          <w:rFonts w:ascii="Times New Roman" w:eastAsia="Times New Roman" w:hAnsi="Times New Roman"/>
-          <w:sz w:val="24"/>
-          <w:szCs w:val="24"/>
-          <w:lang w:val="en-US"/>
-        </w:rPr>
-        <w:t xml:space="preserve">The Data was preprocessed using semiautomatic </w:t>
-      </w:r>
-      <w:r>
-        <w:rPr>
-          <w:rFonts w:ascii="Times New Roman" w:eastAsia="Times New Roman" w:hAnsi="Times New Roman"/>
-          <w:sz w:val="24"/>
-          <w:szCs w:val="24"/>
-          <w:lang w:val="en-US"/>
-        </w:rPr>
-        <w:t>plugin (</w:t>
-      </w:r>
-      <w:r>
-        <w:rPr>
-          <w:rFonts w:ascii="Times New Roman" w:eastAsia="Times New Roman" w:hAnsi="Times New Roman"/>
-          <w:sz w:val="24"/>
-          <w:szCs w:val="24"/>
-          <w:lang w:val="en-US"/>
-        </w:rPr>
-        <w:t xml:space="preserve">SCP) in QGIS for both radiometric and atmospheric </w:t>
-      </w:r>
-      <w:r>
-        <w:rPr>
-          <w:rFonts w:ascii="Times New Roman" w:eastAsia="Times New Roman" w:hAnsi="Times New Roman"/>
-          <w:sz w:val="24"/>
-          <w:szCs w:val="24"/>
-          <w:lang w:val="en-US"/>
-        </w:rPr>
-        <w:t>corrections,</w:t>
-      </w:r>
-      <w:r>
-        <w:rPr>
-          <w:rFonts w:ascii="Times New Roman" w:eastAsia="Times New Roman" w:hAnsi="Times New Roman"/>
-          <w:sz w:val="24"/>
-          <w:szCs w:val="24"/>
-          <w:lang w:val="en-US"/>
-        </w:rPr>
-        <w:t xml:space="preserve"> all the </w:t>
-      </w:r>
-      <w:r>
-        <w:rPr>
-          <w:rFonts w:ascii="Times New Roman" w:eastAsia="Times New Roman" w:hAnsi="Times New Roman"/>
-          <w:sz w:val="24"/>
-          <w:szCs w:val="24"/>
-          <w:lang w:val="en-US"/>
-        </w:rPr>
-        <w:t>Landsat</w:t>
-      </w:r>
-      <w:r>
-        <w:rPr>
-          <w:rFonts w:ascii="Times New Roman" w:eastAsia="Times New Roman" w:hAnsi="Times New Roman"/>
-          <w:sz w:val="24"/>
-          <w:szCs w:val="24"/>
-          <w:lang w:val="en-US"/>
-        </w:rPr>
-        <w:t xml:space="preserve"> images used was </w:t>
-      </w:r>
-      <w:r>
-        <w:rPr>
-          <w:rFonts w:ascii="Times New Roman" w:eastAsia="Times New Roman" w:hAnsi="Times New Roman"/>
-          <w:sz w:val="24"/>
-          <w:szCs w:val="24"/>
-          <w:lang w:val="en-US"/>
-        </w:rPr>
-        <w:t xml:space="preserve">Geometrically corrected since level 2 collection 1 data was </w:t>
-      </w:r>
-      <w:r>
-        <w:rPr>
-          <w:rFonts w:ascii="Times New Roman" w:eastAsia="Times New Roman" w:hAnsi="Times New Roman"/>
-          <w:sz w:val="24"/>
-          <w:szCs w:val="24"/>
-          <w:lang w:val="en-US"/>
-        </w:rPr>
-        <w:t xml:space="preserve">used. </w:t>
-      </w:r>
-      <w:r>
-        <w:rPr>
-          <w:rFonts w:ascii="Times New Roman" w:eastAsia="Times New Roman" w:hAnsi="Times New Roman"/>
-          <w:sz w:val="24"/>
-          <w:szCs w:val="24"/>
-        </w:rPr>
-        <w:t>The Semi-Automatic Classification Plugin (SCP) of QGIS was used for radiometric and atmospheric correction of Landsat imagery. Band combination and site selection for training were done in QGIS using the Raster processing tool. Random sampling from reference data were combined with ground truth points collected in the field to develop the training dataset. In order to have a clear view of land use/land cover classes for classification, band combinations 5, 4, 3 and 6, 5, 4 were used for Landsat 5 &amp; 7 and Landsat 8 respectively.</w:t>
-      </w:r>
-      <w:r>
-        <w:t xml:space="preserve"> </w:t>
-      </w:r>
-      <w:r>
-        <w:rPr>
-          <w:rFonts w:ascii="Times New Roman" w:eastAsia="Times New Roman" w:hAnsi="Times New Roman"/>
-          <w:sz w:val="24"/>
-          <w:szCs w:val="24"/>
-        </w:rPr>
-        <w:t xml:space="preserve">The sub-setting of the study area was done using the clip function in </w:t>
-      </w:r>
-      <w:r>
-        <w:rPr>
-          <w:rFonts w:ascii="Times New Roman" w:eastAsia="Times New Roman" w:hAnsi="Times New Roman"/>
-          <w:sz w:val="24"/>
-          <w:szCs w:val="24"/>
-        </w:rPr>
-        <w:t>ArcMap</w:t>
-      </w:r>
-      <w:r>
-        <w:rPr>
-          <w:rFonts w:ascii="Times New Roman" w:eastAsia="Times New Roman" w:hAnsi="Times New Roman"/>
-          <w:sz w:val="24"/>
-          <w:szCs w:val="24"/>
-        </w:rPr>
-        <w:t xml:space="preserve"> to extract</w:t>
-      </w:r>
-      <w:r>
-        <w:rPr>
-          <w:rFonts w:ascii="Times New Roman" w:eastAsia="Times New Roman" w:hAnsi="Times New Roman"/>
-          <w:sz w:val="24"/>
-          <w:szCs w:val="24"/>
-        </w:rPr>
-        <w:t xml:space="preserve"> only greater Kumasi before classification.</w:t>
-      </w:r>
-      <w:r>
-        <w:rPr>
-          <w:rFonts w:eastAsiaTheme="minorEastAsia" w:cstheme="minorBidi"/>
-          <w:sz w:val="24"/>
-          <w:lang w:val="en-US"/>
-        </w:rPr>
-        <w:t xml:space="preserve"> </w:t>
-      </w:r>
-      <w:r>
-        <w:rPr>
-          <w:rFonts w:ascii="Times New Roman" w:eastAsia="Times New Roman" w:hAnsi="Times New Roman"/>
-          <w:sz w:val="24"/>
-          <w:szCs w:val="24"/>
-          <w:lang w:val="en-US"/>
-        </w:rPr>
-        <w:t>The corrected, cloud-free, and geometrically aligned image stacks served as input for supervised image classification.</w:t>
-      </w:r>
-    </w:p>
-    <w:p>
-      <w:pPr>
-        <w:pStyle w:val="ListParagraph"/>
-        <w:spacing w:after="0" w:line="360" w:lineRule="auto"/>
-        <w:ind w:left="1004"/>
-        <w:rPr>
-          <w:rFonts w:ascii="Times New Roman" w:eastAsia="Times New Roman" w:hAnsi="Times New Roman"/>
-          <w:sz w:val="24"/>
-          <w:szCs w:val="24"/>
-        </w:rPr>
-      </w:pPr>
-    </w:p>
-    <w:p>
-      <w:pPr>
-        <w:pStyle w:val="ListParagraph"/>
-        <w:spacing w:after="0" w:line="360" w:lineRule="auto"/>
-        <w:ind w:left="1004"/>
-        <w:rPr>
-          <w:rFonts w:ascii="Times New Roman" w:eastAsia="Times New Roman" w:hAnsi="Times New Roman"/>
-          <w:sz w:val="24"/>
-          <w:szCs w:val="24"/>
-          <w:lang w:val="en-US"/>
-        </w:rPr>
-      </w:pPr>
-    </w:p>
-    <w:p>
-      <w:pPr>
-        <w:pStyle w:val="ListParagraph"/>
-        <w:spacing w:after="0" w:line="360" w:lineRule="auto"/>
-        <w:ind w:left="1004"/>
-        <w:rPr>
-          <w:rFonts w:ascii="Times New Roman" w:eastAsia="Times New Roman" w:hAnsi="Times New Roman"/>
-          <w:b/>
-          <w:bCs/>
-          <w:sz w:val="24"/>
-          <w:szCs w:val="24"/>
-        </w:rPr>
-      </w:pPr>
-      <w:r>
-        <w:rPr>
-          <w:rFonts w:ascii="Times New Roman" w:eastAsia="Times New Roman" w:hAnsi="Times New Roman"/>
-          <w:b/>
-          <w:bCs/>
-          <w:sz w:val="24"/>
-          <w:szCs w:val="24"/>
-        </w:rPr>
-        <w:t>3.7.2 Image classification</w:t>
-      </w:r>
-    </w:p>
-    <w:p>
-      <w:pPr>
-        <w:pStyle w:val="ListParagraph"/>
-        <w:spacing w:after="0" w:line="360" w:lineRule="auto"/>
-        <w:ind w:left="1004"/>
-        <w:rPr>
-          <w:rFonts w:ascii="Times New Roman" w:eastAsia="Times New Roman" w:hAnsi="Times New Roman"/>
-          <w:sz w:val="24"/>
-          <w:szCs w:val="24"/>
-        </w:rPr>
-      </w:pPr>
-      <w:r>
-        <w:rPr>
-          <w:rFonts w:ascii="Times New Roman" w:eastAsia="Times New Roman" w:hAnsi="Times New Roman"/>
-          <w:sz w:val="24"/>
-          <w:szCs w:val="24"/>
-        </w:rPr>
-        <w:t xml:space="preserve"> Maximum Likelihood Classification was used for supervised image classification of the pre-processed Landsat imagery in QGIS using the Semi-Automatic Classification Plugin (SCP). Training samples were collected through visual interpretation of the pre-processed multispectral bands, field observations, and high-resolution reference imagery (Google Earth). A minimum of 50 training samples per land cover class were selected to ensure adequate representation of spectral variability. Five land use/land cover classes were defined based on the visual and spectral characteristics of the study area built-</w:t>
-      </w:r>
-      <w:r>
-        <w:rPr>
-          <w:rFonts w:ascii="Times New Roman" w:eastAsia="Times New Roman" w:hAnsi="Times New Roman"/>
-          <w:sz w:val="24"/>
-          <w:szCs w:val="24"/>
-        </w:rPr>
-        <w:t>up,</w:t>
-      </w:r>
-      <w:r>
-        <w:rPr>
-          <w:rFonts w:ascii="Times New Roman" w:eastAsia="Times New Roman" w:hAnsi="Times New Roman"/>
-          <w:sz w:val="24"/>
-          <w:szCs w:val="24"/>
-        </w:rPr>
-        <w:t xml:space="preserve"> </w:t>
-      </w:r>
-      <w:r>
-        <w:rPr>
-          <w:rFonts w:ascii="Times New Roman" w:eastAsia="Times New Roman" w:hAnsi="Times New Roman"/>
-          <w:sz w:val="24"/>
-          <w:szCs w:val="24"/>
-        </w:rPr>
-        <w:t>vegetation,</w:t>
-      </w:r>
-      <w:r>
-        <w:rPr>
-          <w:rFonts w:ascii="Times New Roman" w:eastAsia="Times New Roman" w:hAnsi="Times New Roman"/>
-          <w:sz w:val="24"/>
-          <w:szCs w:val="24"/>
-        </w:rPr>
-        <w:t xml:space="preserve"> water </w:t>
-      </w:r>
-      <w:r>
-        <w:rPr>
-          <w:rFonts w:ascii="Times New Roman" w:eastAsia="Times New Roman" w:hAnsi="Times New Roman"/>
-          <w:sz w:val="24"/>
-          <w:szCs w:val="24"/>
-        </w:rPr>
-        <w:lastRenderedPageBreak/>
-        <w:t>bodies</w:t>
-      </w:r>
-      <w:r>
-        <w:rPr>
-          <w:rFonts w:ascii="Times New Roman" w:eastAsia="Times New Roman" w:hAnsi="Times New Roman"/>
-          <w:sz w:val="24"/>
-          <w:szCs w:val="24"/>
-        </w:rPr>
-        <w:t xml:space="preserve"> </w:t>
-      </w:r>
-      <w:r>
-        <w:rPr>
-          <w:rFonts w:ascii="Times New Roman" w:eastAsia="Times New Roman" w:hAnsi="Times New Roman"/>
-          <w:sz w:val="24"/>
-          <w:szCs w:val="24"/>
-        </w:rPr>
-        <w:t xml:space="preserve">and bare land. The training samples were randomly distributed across the study area to ensure spatial representativeness and minimize classification bias. </w:t>
-      </w:r>
-    </w:p>
-    <w:p>
-      <w:pPr>
-        <w:pStyle w:val="ListParagraph"/>
-        <w:spacing w:after="0" w:line="360" w:lineRule="auto"/>
-        <w:ind w:left="1004"/>
-        <w:rPr>
-          <w:rFonts w:ascii="Times New Roman" w:eastAsia="Times New Roman" w:hAnsi="Times New Roman"/>
-          <w:sz w:val="24"/>
-          <w:szCs w:val="24"/>
-        </w:rPr>
-      </w:pPr>
-    </w:p>
-    <w:p>
-      <w:pPr>
-        <w:pStyle w:val="ListParagraph"/>
-        <w:spacing w:after="0" w:line="360" w:lineRule="auto"/>
-        <w:ind w:left="1004"/>
-        <w:rPr>
-          <w:rFonts w:ascii="Times New Roman" w:eastAsia="Times New Roman" w:hAnsi="Times New Roman"/>
-          <w:sz w:val="24"/>
-          <w:szCs w:val="24"/>
-          <w:lang w:val="en-US"/>
-        </w:rPr>
-      </w:pPr>
-      <w:r>
-        <w:rPr>
-          <w:rFonts w:ascii="Times New Roman" w:eastAsia="Times New Roman" w:hAnsi="Times New Roman"/>
-          <w:sz w:val="24"/>
-          <w:szCs w:val="24"/>
-        </w:rPr>
-        <w:t>3.7.3 Accuracy Assessment</w:t>
-      </w:r>
-    </w:p>
-    <w:p>
-      <w:pPr>
-        <w:spacing w:after="0" w:line="360" w:lineRule="auto"/>
-        <w:rPr>
-          <w:rFonts w:ascii="Times New Roman" w:eastAsia="Times New Roman" w:hAnsi="Times New Roman"/>
-          <w:sz w:val="24"/>
-          <w:szCs w:val="24"/>
-          <w:lang w:val="en-US"/>
-        </w:rPr>
-      </w:pPr>
-    </w:p>
-    <w:p>
-      <w:pPr>
-        <w:spacing w:after="0" w:line="360" w:lineRule="auto"/>
-        <w:rPr>
-          <w:rFonts w:ascii="Times New Roman" w:eastAsia="Times New Roman" w:hAnsi="Times New Roman"/>
-          <w:sz w:val="24"/>
-          <w:szCs w:val="24"/>
-          <w:lang w:val="en-US"/>
-        </w:rPr>
-      </w:pPr>
-    </w:p>
-    <w:p>
-      <w:pPr>
-        <w:pStyle w:val="ListParagraph"/>
-        <w:spacing w:line="360" w:lineRule="auto"/>
-        <w:ind w:left="360"/>
-        <w:jc w:val="both"/>
-        <w:rPr>
-          <w:rFonts w:ascii="Times New Roman" w:hAnsi="Times New Roman"/>
-          <w:b/>
-          <w:bCs/>
-          <w:sz w:val="24"/>
-          <w:szCs w:val="24"/>
-        </w:rPr>
-      </w:pPr>
-    </w:p>
-    <w:p>
-      <w:pPr>
-        <w:pStyle w:val="ListParagraph"/>
-        <w:spacing w:line="360" w:lineRule="auto"/>
-        <w:ind w:left="360"/>
-        <w:jc w:val="both"/>
-        <w:rPr>
-          <w:rFonts w:ascii="Times New Roman" w:hAnsi="Times New Roman"/>
-          <w:b/>
-          <w:bCs/>
-          <w:sz w:val="24"/>
-          <w:szCs w:val="24"/>
-        </w:rPr>
-      </w:pPr>
-    </w:p>
-    <w:p>
-      <w:pPr>
-        <w:pStyle w:val="ListParagraph"/>
-        <w:spacing w:line="360" w:lineRule="auto"/>
-        <w:ind w:left="360"/>
-        <w:jc w:val="both"/>
-        <w:rPr>
-          <w:rFonts w:ascii="Times New Roman" w:hAnsi="Times New Roman"/>
-          <w:b/>
-          <w:bCs/>
-          <w:sz w:val="24"/>
-          <w:szCs w:val="24"/>
-        </w:rPr>
-      </w:pPr>
-    </w:p>
-    <w:p>
-      <w:pPr>
-        <w:pStyle w:val="ListParagraph"/>
-        <w:spacing w:line="360" w:lineRule="auto"/>
-        <w:ind w:left="360"/>
-        <w:jc w:val="both"/>
-        <w:rPr>
-          <w:rFonts w:ascii="Times New Roman" w:hAnsi="Times New Roman"/>
-          <w:b/>
-          <w:bCs/>
-          <w:sz w:val="24"/>
-          <w:szCs w:val="24"/>
-        </w:rPr>
-      </w:pPr>
-    </w:p>
-    <w:p>
-      <w:pPr>
-        <w:pStyle w:val="ListParagraph"/>
-        <w:spacing w:line="360" w:lineRule="auto"/>
-        <w:ind w:left="360"/>
-        <w:jc w:val="both"/>
-        <w:rPr>
-          <w:rFonts w:ascii="Times New Roman" w:hAnsi="Times New Roman"/>
-          <w:b/>
-          <w:bCs/>
-          <w:sz w:val="24"/>
-          <w:szCs w:val="24"/>
-        </w:rPr>
-      </w:pPr>
-    </w:p>
-    <w:p>
-      <w:pPr>
-        <w:pStyle w:val="ListParagraph"/>
-        <w:spacing w:line="360" w:lineRule="auto"/>
-        <w:ind w:left="360"/>
-        <w:jc w:val="both"/>
-        <w:rPr>
-          <w:rFonts w:ascii="Times New Roman" w:hAnsi="Times New Roman"/>
-          <w:b/>
-          <w:bCs/>
-          <w:sz w:val="24"/>
-          <w:szCs w:val="24"/>
-        </w:rPr>
-      </w:pPr>
-    </w:p>
-    <w:p>
-      <w:pPr>
-        <w:pStyle w:val="ListParagraph"/>
-        <w:spacing w:line="360" w:lineRule="auto"/>
-        <w:ind w:left="360"/>
-        <w:jc w:val="both"/>
-        <w:rPr>
-          <w:rFonts w:ascii="Times New Roman" w:hAnsi="Times New Roman"/>
-          <w:b/>
-          <w:bCs/>
-          <w:sz w:val="24"/>
-          <w:szCs w:val="24"/>
-        </w:rPr>
-      </w:pPr>
-    </w:p>
-    <w:p>
-      <w:pPr>
-        <w:pStyle w:val="ListParagraph"/>
-        <w:spacing w:line="360" w:lineRule="auto"/>
-        <w:ind w:left="360"/>
-        <w:jc w:val="both"/>
-        <w:rPr>
-          <w:rFonts w:ascii="Times New Roman" w:hAnsi="Times New Roman"/>
-          <w:b/>
-          <w:bCs/>
-          <w:sz w:val="24"/>
-          <w:szCs w:val="24"/>
-        </w:rPr>
-      </w:pPr>
-    </w:p>
-    <w:p>
-      <w:pPr>
-        <w:pStyle w:val="ListParagraph"/>
-        <w:spacing w:line="360" w:lineRule="auto"/>
-        <w:ind w:left="360"/>
-        <w:jc w:val="both"/>
-        <w:rPr>
-          <w:rFonts w:ascii="Times New Roman" w:hAnsi="Times New Roman"/>
-          <w:b/>
-          <w:bCs/>
-          <w:sz w:val="24"/>
-          <w:szCs w:val="24"/>
-        </w:rPr>
-      </w:pPr>
-    </w:p>
-    <w:p>
-      <w:pPr>
-        <w:pStyle w:val="ListParagraph"/>
-        <w:spacing w:line="360" w:lineRule="auto"/>
-        <w:ind w:left="360"/>
-        <w:jc w:val="both"/>
-        <w:rPr>
-          <w:rFonts w:ascii="Times New Roman" w:hAnsi="Times New Roman"/>
-          <w:b/>
-          <w:bCs/>
-          <w:sz w:val="24"/>
-          <w:szCs w:val="24"/>
-        </w:rPr>
-      </w:pPr>
-    </w:p>
-    <w:p>
-      <w:pPr>
-        <w:pStyle w:val="ListParagraph"/>
-        <w:spacing w:line="360" w:lineRule="auto"/>
-        <w:ind w:left="360"/>
-        <w:jc w:val="both"/>
-        <w:rPr>
-          <w:rFonts w:ascii="Times New Roman" w:hAnsi="Times New Roman"/>
-          <w:b/>
-          <w:bCs/>
-          <w:sz w:val="24"/>
-          <w:szCs w:val="24"/>
-        </w:rPr>
-      </w:pPr>
-    </w:p>
-    <w:p>
-      <w:pPr>
-        <w:pStyle w:val="ListParagraph"/>
-        <w:spacing w:line="360" w:lineRule="auto"/>
-        <w:ind w:left="360"/>
-        <w:jc w:val="both"/>
-        <w:rPr>
-          <w:rFonts w:ascii="Times New Roman" w:hAnsi="Times New Roman"/>
-          <w:b/>
-          <w:bCs/>
-          <w:sz w:val="24"/>
-          <w:szCs w:val="24"/>
-        </w:rPr>
-      </w:pPr>
-    </w:p>
-    <w:p>
-      <w:pPr>
-        <w:pStyle w:val="ListParagraph"/>
-        <w:spacing w:line="360" w:lineRule="auto"/>
-        <w:ind w:left="360"/>
-        <w:jc w:val="both"/>
-        <w:rPr>
-          <w:rFonts w:ascii="Times New Roman" w:hAnsi="Times New Roman"/>
-          <w:b/>
-          <w:bCs/>
-          <w:sz w:val="24"/>
-          <w:szCs w:val="24"/>
-        </w:rPr>
-      </w:pPr>
-    </w:p>
-    <w:p>
-      <w:pPr>
-        <w:pStyle w:val="ListParagraph"/>
-        <w:spacing w:line="360" w:lineRule="auto"/>
-        <w:ind w:left="360"/>
-        <w:jc w:val="both"/>
-        <w:rPr>
-          <w:rFonts w:ascii="Times New Roman" w:hAnsi="Times New Roman"/>
-          <w:b/>
-          <w:bCs/>
-          <w:sz w:val="24"/>
-          <w:szCs w:val="24"/>
-        </w:rPr>
-      </w:pPr>
-    </w:p>
-    <w:p>
-      <w:pPr>
-        <w:pStyle w:val="ListParagraph"/>
-        <w:spacing w:line="360" w:lineRule="auto"/>
-        <w:ind w:left="360"/>
-        <w:jc w:val="both"/>
-        <w:rPr>
-          <w:rFonts w:ascii="Times New Roman" w:hAnsi="Times New Roman"/>
-          <w:b/>
-          <w:bCs/>
-          <w:sz w:val="24"/>
-          <w:szCs w:val="24"/>
-        </w:rPr>
-      </w:pPr>
-    </w:p>
-    <w:p>
-      <w:pPr>
-        <w:pStyle w:val="ListParagraph"/>
-        <w:spacing w:line="360" w:lineRule="auto"/>
-        <w:ind w:left="360"/>
-        <w:jc w:val="both"/>
-        <w:rPr>
-          <w:rFonts w:ascii="Times New Roman" w:hAnsi="Times New Roman"/>
-          <w:b/>
-          <w:bCs/>
-          <w:sz w:val="24"/>
-          <w:szCs w:val="24"/>
-        </w:rPr>
-      </w:pPr>
-    </w:p>
-    <w:p>
-      <w:pPr>
-        <w:pStyle w:val="ListParagraph"/>
-        <w:spacing w:line="360" w:lineRule="auto"/>
-        <w:ind w:left="360"/>
-        <w:jc w:val="both"/>
-        <w:rPr>
-          <w:rFonts w:ascii="Times New Roman" w:hAnsi="Times New Roman"/>
-          <w:b/>
-          <w:bCs/>
-          <w:sz w:val="24"/>
-          <w:szCs w:val="24"/>
-        </w:rPr>
-      </w:pPr>
-    </w:p>
-    <w:p>
-      <w:pPr>
-        <w:pStyle w:val="ListParagraph"/>
-        <w:spacing w:line="360" w:lineRule="auto"/>
-        <w:ind w:left="360"/>
-        <w:jc w:val="both"/>
-        <w:rPr>
-          <w:rFonts w:ascii="Times New Roman" w:hAnsi="Times New Roman"/>
-          <w:b/>
-          <w:bCs/>
-          <w:sz w:val="24"/>
-          <w:szCs w:val="24"/>
-        </w:rPr>
-      </w:pPr>
-    </w:p>
-    <w:p>
-      <w:pPr>
-        <w:pStyle w:val="ListParagraph"/>
-        <w:spacing w:line="360" w:lineRule="auto"/>
-        <w:ind w:left="360"/>
-        <w:jc w:val="both"/>
-        <w:rPr>
-          <w:rFonts w:ascii="Times New Roman" w:hAnsi="Times New Roman"/>
-          <w:b/>
-          <w:bCs/>
-          <w:sz w:val="24"/>
-          <w:szCs w:val="24"/>
-        </w:rPr>
-      </w:pPr>
-    </w:p>
-    <w:p>
-      <w:pPr>
-        <w:pStyle w:val="ListParagraph"/>
-        <w:spacing w:line="360" w:lineRule="auto"/>
-        <w:ind w:left="360"/>
-        <w:jc w:val="both"/>
-        <w:rPr>
-          <w:rFonts w:ascii="Times New Roman" w:hAnsi="Times New Roman"/>
-          <w:b/>
-          <w:bCs/>
-          <w:sz w:val="24"/>
-          <w:szCs w:val="24"/>
-        </w:rPr>
-      </w:pPr>
-    </w:p>
-    <w:p>
-      <w:pPr>
-        <w:pStyle w:val="ListParagraph"/>
-        <w:spacing w:line="360" w:lineRule="auto"/>
-        <w:ind w:left="360"/>
-        <w:jc w:val="both"/>
-        <w:rPr>
-          <w:rFonts w:ascii="Times New Roman" w:hAnsi="Times New Roman"/>
-          <w:b/>
-          <w:bCs/>
-          <w:sz w:val="24"/>
-          <w:szCs w:val="24"/>
-        </w:rPr>
-      </w:pPr>
-    </w:p>
-    <w:p>
-      <w:pPr>
-        <w:pStyle w:val="ListParagraph"/>
-        <w:spacing w:line="360" w:lineRule="auto"/>
-        <w:ind w:left="360"/>
-        <w:jc w:val="both"/>
-        <w:rPr>
-          <w:rFonts w:ascii="Times New Roman" w:hAnsi="Times New Roman"/>
-          <w:b/>
-          <w:bCs/>
-          <w:sz w:val="24"/>
-          <w:szCs w:val="24"/>
-        </w:rPr>
-      </w:pPr>
-    </w:p>
-    <w:p>
-      <w:pPr>
-        <w:pStyle w:val="ListParagraph"/>
-        <w:spacing w:line="360" w:lineRule="auto"/>
-        <w:ind w:left="360"/>
-        <w:jc w:val="both"/>
-        <w:rPr>
-          <w:rFonts w:ascii="Times New Roman" w:hAnsi="Times New Roman"/>
-          <w:b/>
-          <w:bCs/>
-          <w:sz w:val="24"/>
-          <w:szCs w:val="24"/>
-        </w:rPr>
-      </w:pPr>
-    </w:p>
-    <w:p>
-      <w:pPr>
-        <w:pStyle w:val="ListParagraph"/>
-        <w:spacing w:line="360" w:lineRule="auto"/>
-        <w:ind w:left="360"/>
-        <w:jc w:val="both"/>
-        <w:rPr>
-          <w:rFonts w:ascii="Times New Roman" w:hAnsi="Times New Roman"/>
-          <w:b/>
-          <w:bCs/>
-          <w:sz w:val="24"/>
-          <w:szCs w:val="24"/>
-        </w:rPr>
-      </w:pPr>
-    </w:p>
-    <w:p>
-      <w:pPr>
-        <w:pStyle w:val="ListParagraph"/>
-        <w:spacing w:line="360" w:lineRule="auto"/>
-        <w:ind w:left="360"/>
-        <w:jc w:val="both"/>
-        <w:rPr>
-          <w:rFonts w:ascii="Times New Roman" w:hAnsi="Times New Roman"/>
-          <w:b/>
-          <w:bCs/>
-          <w:sz w:val="24"/>
-          <w:szCs w:val="24"/>
-        </w:rPr>
-      </w:pPr>
-    </w:p>
-    <w:p>
-      <w:pPr>
-        <w:pStyle w:val="ListParagraph"/>
-        <w:spacing w:line="360" w:lineRule="auto"/>
-        <w:ind w:left="360"/>
-        <w:jc w:val="both"/>
-        <w:rPr>
-          <w:rFonts w:ascii="Times New Roman" w:hAnsi="Times New Roman"/>
-          <w:b/>
-          <w:bCs/>
-          <w:sz w:val="24"/>
-          <w:szCs w:val="24"/>
-        </w:rPr>
-      </w:pPr>
-    </w:p>
-    <w:p>
-      <w:pPr>
-        <w:pStyle w:val="ListParagraph"/>
-        <w:spacing w:line="360" w:lineRule="auto"/>
-        <w:ind w:left="360"/>
-        <w:jc w:val="both"/>
-        <w:rPr>
-          <w:rFonts w:ascii="Times New Roman" w:hAnsi="Times New Roman"/>
-          <w:b/>
-          <w:bCs/>
-          <w:sz w:val="24"/>
-          <w:szCs w:val="24"/>
-        </w:rPr>
-      </w:pPr>
-    </w:p>
-    <w:p>
-      <w:pPr>
-        <w:pStyle w:val="ListParagraph"/>
-        <w:spacing w:line="360" w:lineRule="auto"/>
-        <w:ind w:left="360"/>
-        <w:jc w:val="both"/>
-        <w:rPr>
-          <w:rFonts w:ascii="Times New Roman" w:hAnsi="Times New Roman"/>
-          <w:b/>
-          <w:bCs/>
-          <w:sz w:val="24"/>
-          <w:szCs w:val="24"/>
-        </w:rPr>
-      </w:pPr>
-      <w:r>
-        <w:rPr>
-          <w:rFonts w:ascii="Times New Roman" w:hAnsi="Times New Roman"/>
-          <w:b/>
-          <w:bCs/>
-          <w:sz w:val="24"/>
-          <w:szCs w:val="24"/>
-        </w:rPr>
-        <w:t>3.4</w:t>
-      </w:r>
-    </w:p>
-    <w:p>
-      <w:pPr>
-        <w:pStyle w:val="ListParagraph"/>
-        <w:spacing w:line="360" w:lineRule="auto"/>
-        <w:ind w:left="360"/>
-        <w:jc w:val="both"/>
-        <w:rPr>
-          <w:rFonts w:ascii="Times New Roman" w:hAnsi="Times New Roman"/>
-          <w:b/>
-          <w:bCs/>
-          <w:sz w:val="24"/>
-          <w:szCs w:val="24"/>
-        </w:rPr>
-      </w:pPr>
-    </w:p>
-    <w:p>
-      <w:pPr>
-        <w:pStyle w:val="ListParagraph"/>
-        <w:spacing w:line="360" w:lineRule="auto"/>
-        <w:ind w:left="360"/>
-        <w:jc w:val="both"/>
-        <w:rPr>
-          <w:rFonts w:ascii="Times New Roman" w:hAnsi="Times New Roman"/>
-          <w:b/>
-          <w:bCs/>
-          <w:sz w:val="24"/>
-          <w:szCs w:val="24"/>
-        </w:rPr>
-      </w:pPr>
-    </w:p>
-    <w:p>
-      <w:pPr>
-        <w:pStyle w:val="ListParagraph"/>
-        <w:spacing w:line="360" w:lineRule="auto"/>
-        <w:ind w:left="360"/>
-        <w:jc w:val="both"/>
-        <w:rPr>
-          <w:rFonts w:ascii="Times New Roman" w:hAnsi="Times New Roman"/>
-          <w:b/>
-          <w:bCs/>
-          <w:sz w:val="24"/>
-          <w:szCs w:val="24"/>
-        </w:rPr>
-      </w:pPr>
-    </w:p>
-    <w:p>
-      <w:pPr>
-        <w:pStyle w:val="ListParagraph"/>
-        <w:spacing w:line="360" w:lineRule="auto"/>
-        <w:ind w:left="360"/>
-        <w:jc w:val="both"/>
-        <w:rPr>
-          <w:rFonts w:ascii="Times New Roman" w:hAnsi="Times New Roman"/>
-          <w:b/>
-          <w:bCs/>
-          <w:sz w:val="24"/>
-          <w:szCs w:val="24"/>
-        </w:rPr>
-      </w:pPr>
-    </w:p>
-    <w:p>
-      <w:pPr>
-        <w:pStyle w:val="ListParagraph"/>
-        <w:spacing w:line="360" w:lineRule="auto"/>
-        <w:ind w:left="360"/>
-        <w:jc w:val="both"/>
-        <w:rPr>
-          <w:rFonts w:ascii="Times New Roman" w:hAnsi="Times New Roman"/>
-          <w:b/>
-          <w:bCs/>
-          <w:sz w:val="24"/>
-          <w:szCs w:val="24"/>
-        </w:rPr>
-      </w:pPr>
-    </w:p>
-    <w:p>
-      <w:pPr>
-        <w:pStyle w:val="ListParagraph"/>
-        <w:spacing w:line="360" w:lineRule="auto"/>
-        <w:ind w:left="360"/>
-        <w:jc w:val="both"/>
-        <w:rPr>
-          <w:rFonts w:ascii="Times New Roman" w:hAnsi="Times New Roman"/>
-          <w:b/>
-          <w:bCs/>
-          <w:sz w:val="24"/>
-          <w:szCs w:val="24"/>
-        </w:rPr>
-      </w:pPr>
-    </w:p>
-    <w:p>
-      <w:pPr>
-        <w:pStyle w:val="ListParagraph"/>
-        <w:spacing w:line="360" w:lineRule="auto"/>
-        <w:ind w:left="360"/>
-        <w:jc w:val="both"/>
-        <w:rPr>
-          <w:rFonts w:ascii="Times New Roman" w:hAnsi="Times New Roman"/>
-          <w:b/>
-          <w:bCs/>
-          <w:sz w:val="24"/>
-          <w:szCs w:val="24"/>
-        </w:rPr>
-      </w:pPr>
-    </w:p>
-    <w:p>
-      <w:pPr>
-        <w:pStyle w:val="ListParagraph"/>
-        <w:spacing w:line="360" w:lineRule="auto"/>
-        <w:ind w:left="360"/>
-        <w:jc w:val="both"/>
-        <w:rPr>
-          <w:rFonts w:ascii="Times New Roman" w:hAnsi="Times New Roman"/>
-          <w:b/>
-          <w:bCs/>
-          <w:sz w:val="24"/>
-          <w:szCs w:val="24"/>
-        </w:rPr>
-      </w:pPr>
-    </w:p>
-    <w:p>
-      <w:pPr>
-        <w:pStyle w:val="ListParagraph"/>
-        <w:spacing w:line="360" w:lineRule="auto"/>
-        <w:ind w:left="360"/>
-        <w:jc w:val="both"/>
-        <w:rPr>
-          <w:rFonts w:ascii="Times New Roman" w:hAnsi="Times New Roman"/>
-          <w:b/>
-          <w:bCs/>
-          <w:sz w:val="24"/>
-          <w:szCs w:val="24"/>
-        </w:rPr>
-      </w:pPr>
-    </w:p>
-    <w:p>
-      <w:pPr>
-        <w:pStyle w:val="ListParagraph"/>
-        <w:spacing w:line="360" w:lineRule="auto"/>
-        <w:ind w:left="360"/>
-        <w:jc w:val="both"/>
-        <w:rPr>
-          <w:rFonts w:ascii="Times New Roman" w:hAnsi="Times New Roman"/>
-          <w:b/>
-          <w:bCs/>
-          <w:sz w:val="24"/>
-          <w:szCs w:val="24"/>
-        </w:rPr>
-      </w:pPr>
-    </w:p>
-    <w:p>
-      <w:pPr>
-        <w:pStyle w:val="ListParagraph"/>
-        <w:spacing w:line="360" w:lineRule="auto"/>
-        <w:ind w:left="360"/>
-        <w:jc w:val="both"/>
-        <w:rPr>
-          <w:rFonts w:ascii="Times New Roman" w:hAnsi="Times New Roman"/>
-          <w:b/>
-          <w:bCs/>
-          <w:sz w:val="24"/>
-          <w:szCs w:val="24"/>
-        </w:rPr>
-      </w:pPr>
-    </w:p>
-    <w:p>
-      <w:pPr>
-        <w:pStyle w:val="ListParagraph"/>
-        <w:spacing w:line="360" w:lineRule="auto"/>
-        <w:ind w:left="360"/>
-        <w:jc w:val="both"/>
-        <w:rPr>
-          <w:rFonts w:ascii="Times New Roman" w:hAnsi="Times New Roman"/>
-          <w:b/>
-          <w:bCs/>
-          <w:sz w:val="24"/>
-          <w:szCs w:val="24"/>
-        </w:rPr>
-      </w:pPr>
-    </w:p>
-    <w:p>
-      <w:pPr>
-        <w:pStyle w:val="ListParagraph"/>
-        <w:spacing w:line="360" w:lineRule="auto"/>
-        <w:ind w:left="360"/>
-        <w:jc w:val="both"/>
-        <w:rPr>
-          <w:rFonts w:ascii="Times New Roman" w:hAnsi="Times New Roman"/>
-          <w:b/>
-          <w:bCs/>
-          <w:sz w:val="24"/>
-          <w:szCs w:val="24"/>
-        </w:rPr>
-      </w:pPr>
-    </w:p>
-    <w:p>
-      <w:pPr>
-        <w:pStyle w:val="ListParagraph"/>
-        <w:spacing w:line="360" w:lineRule="auto"/>
-        <w:ind w:left="360"/>
-        <w:jc w:val="both"/>
-        <w:rPr>
-          <w:rFonts w:ascii="Times New Roman" w:hAnsi="Times New Roman"/>
-          <w:b/>
-          <w:bCs/>
-          <w:sz w:val="24"/>
-          <w:szCs w:val="24"/>
-        </w:rPr>
-      </w:pPr>
-    </w:p>
-    <w:p>
-      <w:pPr>
-        <w:pStyle w:val="ListParagraph"/>
-        <w:spacing w:line="360" w:lineRule="auto"/>
-        <w:ind w:left="360"/>
-        <w:jc w:val="both"/>
-        <w:rPr>
-          <w:rFonts w:ascii="Times New Roman" w:hAnsi="Times New Roman"/>
-          <w:b/>
-          <w:bCs/>
-          <w:sz w:val="24"/>
-          <w:szCs w:val="24"/>
-        </w:rPr>
-      </w:pPr>
-    </w:p>
-    <w:p>
-      <w:pPr>
-        <w:pStyle w:val="ListParagraph"/>
-        <w:spacing w:line="360" w:lineRule="auto"/>
-        <w:ind w:left="360"/>
-        <w:jc w:val="both"/>
-        <w:rPr>
-          <w:rFonts w:ascii="Times New Roman" w:hAnsi="Times New Roman"/>
-          <w:b/>
-          <w:bCs/>
-          <w:sz w:val="24"/>
-          <w:szCs w:val="24"/>
-        </w:rPr>
-      </w:pPr>
-    </w:p>
-    <w:p>
-      <w:pPr>
-        <w:pStyle w:val="ListParagraph"/>
-        <w:spacing w:line="360" w:lineRule="auto"/>
-        <w:ind w:left="360"/>
-        <w:jc w:val="both"/>
-        <w:rPr>
-          <w:rFonts w:ascii="Times New Roman" w:hAnsi="Times New Roman"/>
-          <w:b/>
-          <w:bCs/>
-          <w:sz w:val="24"/>
-          <w:szCs w:val="24"/>
-        </w:rPr>
-      </w:pPr>
-    </w:p>
-    <w:p>
-      <w:pPr>
-        <w:pStyle w:val="ListParagraph"/>
-        <w:spacing w:line="360" w:lineRule="auto"/>
-        <w:ind w:left="360"/>
-        <w:jc w:val="both"/>
-        <w:rPr>
-          <w:rFonts w:ascii="Times New Roman" w:hAnsi="Times New Roman"/>
-          <w:b/>
-          <w:bCs/>
-          <w:sz w:val="24"/>
-          <w:szCs w:val="24"/>
-        </w:rPr>
-      </w:pPr>
-    </w:p>
-    <w:p>
-      <w:pPr>
-        <w:pStyle w:val="ListParagraph"/>
-        <w:spacing w:line="360" w:lineRule="auto"/>
-        <w:ind w:left="360"/>
-        <w:jc w:val="both"/>
-        <w:rPr>
-          <w:rFonts w:ascii="Times New Roman" w:hAnsi="Times New Roman"/>
-          <w:b/>
-          <w:bCs/>
-          <w:sz w:val="24"/>
-          <w:szCs w:val="24"/>
-        </w:rPr>
-      </w:pPr>
-    </w:p>
-    <w:p>
-      <w:pPr>
-        <w:pStyle w:val="ListParagraph"/>
-        <w:spacing w:line="360" w:lineRule="auto"/>
-        <w:ind w:left="360"/>
-        <w:jc w:val="both"/>
-        <w:rPr>
-          <w:rFonts w:ascii="Times New Roman" w:hAnsi="Times New Roman"/>
-          <w:b/>
-          <w:bCs/>
-          <w:sz w:val="24"/>
-          <w:szCs w:val="24"/>
-        </w:rPr>
-      </w:pPr>
-    </w:p>
-    <w:p>
-      <w:pPr>
-        <w:pStyle w:val="ListParagraph"/>
-        <w:spacing w:line="360" w:lineRule="auto"/>
-        <w:ind w:left="360"/>
-        <w:jc w:val="both"/>
-        <w:rPr>
-          <w:rFonts w:ascii="Times New Roman" w:hAnsi="Times New Roman"/>
-          <w:b/>
-          <w:bCs/>
-          <w:sz w:val="24"/>
-          <w:szCs w:val="24"/>
-        </w:rPr>
-      </w:pPr>
-    </w:p>
-    <w:p>
-      <w:pPr>
-        <w:pStyle w:val="ListParagraph"/>
-        <w:spacing w:line="360" w:lineRule="auto"/>
-        <w:ind w:left="360"/>
-        <w:jc w:val="both"/>
-        <w:rPr>
-          <w:rFonts w:ascii="Times New Roman" w:hAnsi="Times New Roman"/>
-          <w:b/>
-          <w:bCs/>
-          <w:sz w:val="24"/>
-          <w:szCs w:val="24"/>
-        </w:rPr>
-      </w:pPr>
-    </w:p>
-    <w:p>
-      <w:pPr>
-        <w:pStyle w:val="ListParagraph"/>
-        <w:spacing w:line="360" w:lineRule="auto"/>
-        <w:ind w:left="360"/>
-        <w:jc w:val="both"/>
-        <w:rPr>
-          <w:rFonts w:ascii="Times New Roman" w:hAnsi="Times New Roman"/>
-          <w:b/>
-          <w:bCs/>
-          <w:sz w:val="24"/>
-          <w:szCs w:val="24"/>
-        </w:rPr>
-      </w:pPr>
-    </w:p>
-    <w:p>
-      <w:pPr>
-        <w:pStyle w:val="ListParagraph"/>
-        <w:spacing w:line="360" w:lineRule="auto"/>
-        <w:ind w:left="360"/>
-        <w:jc w:val="both"/>
-        <w:rPr>
-          <w:rFonts w:ascii="Times New Roman" w:hAnsi="Times New Roman"/>
-          <w:b/>
-          <w:bCs/>
-          <w:sz w:val="24"/>
-          <w:szCs w:val="24"/>
-        </w:rPr>
-      </w:pPr>
-    </w:p>
-    <w:p>
-      <w:pPr>
-        <w:pStyle w:val="ListParagraph"/>
-        <w:spacing w:line="360" w:lineRule="auto"/>
-        <w:ind w:left="360"/>
-        <w:jc w:val="both"/>
-        <w:rPr>
-          <w:rFonts w:ascii="Times New Roman" w:hAnsi="Times New Roman"/>
-          <w:b/>
-          <w:bCs/>
-          <w:sz w:val="24"/>
-          <w:szCs w:val="24"/>
-        </w:rPr>
-      </w:pPr>
-    </w:p>
-    <w:p>
-      <w:pPr>
-        <w:pStyle w:val="ListParagraph"/>
-        <w:spacing w:line="360" w:lineRule="auto"/>
-        <w:ind w:left="360"/>
-        <w:jc w:val="both"/>
-        <w:rPr>
-          <w:rFonts w:ascii="Times New Roman" w:hAnsi="Times New Roman"/>
-          <w:b/>
-          <w:bCs/>
-          <w:sz w:val="24"/>
-          <w:szCs w:val="24"/>
-        </w:rPr>
-      </w:pPr>
-    </w:p>
-    <w:p>
-      <w:pPr>
-        <w:pStyle w:val="ListParagraph"/>
-        <w:spacing w:line="360" w:lineRule="auto"/>
-        <w:ind w:left="360"/>
-        <w:jc w:val="both"/>
-        <w:rPr>
-          <w:rFonts w:ascii="Times New Roman" w:hAnsi="Times New Roman"/>
-          <w:b/>
-          <w:bCs/>
-          <w:sz w:val="24"/>
-          <w:szCs w:val="24"/>
-        </w:rPr>
-      </w:pPr>
-    </w:p>
-    <w:p>
-      <w:pPr>
-        <w:pStyle w:val="ListParagraph"/>
-        <w:spacing w:line="360" w:lineRule="auto"/>
-        <w:ind w:left="360"/>
-        <w:jc w:val="both"/>
-        <w:rPr>
-          <w:rFonts w:ascii="Times New Roman" w:hAnsi="Times New Roman"/>
-          <w:b/>
-          <w:bCs/>
-          <w:sz w:val="24"/>
-          <w:szCs w:val="24"/>
-        </w:rPr>
-      </w:pPr>
-    </w:p>
-    <w:p>
-      <w:pPr>
-        <w:pStyle w:val="ListParagraph"/>
-        <w:spacing w:line="360" w:lineRule="auto"/>
-        <w:ind w:left="360"/>
-        <w:jc w:val="both"/>
-        <w:rPr>
-          <w:rFonts w:ascii="Times New Roman" w:hAnsi="Times New Roman"/>
-          <w:b/>
-          <w:bCs/>
-          <w:sz w:val="24"/>
-          <w:szCs w:val="24"/>
-        </w:rPr>
-      </w:pPr>
-    </w:p>
-    <w:p>
-      <w:pPr>
-        <w:pStyle w:val="ListParagraph"/>
-        <w:spacing w:line="360" w:lineRule="auto"/>
-        <w:ind w:left="360"/>
-        <w:jc w:val="both"/>
-        <w:rPr>
-          <w:rFonts w:ascii="Times New Roman" w:hAnsi="Times New Roman"/>
-          <w:b/>
-          <w:bCs/>
-          <w:sz w:val="24"/>
-          <w:szCs w:val="24"/>
-        </w:rPr>
-      </w:pPr>
-    </w:p>
-    <w:p>
-      <w:pPr>
-        <w:pStyle w:val="ListParagraph"/>
-        <w:spacing w:line="360" w:lineRule="auto"/>
-        <w:ind w:left="360"/>
-        <w:jc w:val="both"/>
-        <w:rPr>
-          <w:rFonts w:ascii="Times New Roman" w:hAnsi="Times New Roman"/>
-          <w:b/>
-          <w:bCs/>
-          <w:sz w:val="24"/>
-          <w:szCs w:val="24"/>
-        </w:rPr>
-      </w:pPr>
-    </w:p>
-    <w:p>
-      <w:pPr>
-        <w:pStyle w:val="ListParagraph"/>
-        <w:spacing w:line="360" w:lineRule="auto"/>
-        <w:ind w:left="360"/>
-        <w:jc w:val="both"/>
-        <w:rPr>
-          <w:rFonts w:ascii="Times New Roman" w:hAnsi="Times New Roman"/>
-          <w:b/>
-          <w:bCs/>
-          <w:sz w:val="24"/>
-          <w:szCs w:val="24"/>
-        </w:rPr>
-      </w:pPr>
-    </w:p>
-    <w:p>
-      <w:pPr>
-        <w:pStyle w:val="ListParagraph"/>
-        <w:spacing w:line="360" w:lineRule="auto"/>
-        <w:ind w:left="360"/>
-        <w:jc w:val="both"/>
-        <w:rPr>
-          <w:rFonts w:ascii="Times New Roman" w:hAnsi="Times New Roman"/>
-          <w:b/>
-          <w:bCs/>
-          <w:sz w:val="24"/>
-          <w:szCs w:val="24"/>
-        </w:rPr>
-      </w:pPr>
+        </w:rPr>
+        <w:t>Water: open Water including rivers, reservoirs, lakes, and large ponds. Minimum mapping unit: 0.09 ha (one Landsat pixel).</w:t>
+      </w:r>
+    </w:p>
+    <w:p>
+      <w:pPr/>
+      <w:r>
+        <w:t>Farmland: cultivated land, open fields, herbaceous cropland, and fallow agricultural land. Bare soil actively in rotation is included. Minimum mapping unit: 0.09 ha (one Landsat pixel).</w:t>
+      </w:r>
+    </w:p>
+    <w:p>
+      <w:pPr/>
+      <w:r>
+        <w:t>3.4.2 Maximum Likelihood Classification</w:t>
+      </w:r>
+    </w:p>
+    <w:p>
+      <w:pPr/>
+      <w:r>
+        <w:t>Supervised Maximum Likelihood classification was performed on each epoch within the SCP plugin of QGIS. Training samples were collected through a combination of visual interpretation of false-colour composites, the spectral profile of known reference pixels from Google Earth Pro, and GPS-captured ground control points. A minimum of 50 training pixels per class per epoch were selected, distributed randomly across the study area to ensure spatial representativeness. The Jeffries-Matusita distance transformed-divergence statistic was calculated between every pair of classes; pairs with separability below 1.5 prompted additional training samples or class merging before classification proceeded.</w:t>
+      </w:r>
+    </w:p>
+    <w:p>
+      <w:pPr>
+        <w:pStyle w:val="Heading2"/>
+      </w:pPr>
+      <w:r>
+        <w:t>3.5 Change Detection</w:t>
+      </w:r>
+    </w:p>
+    <w:p>
+      <w:pPr/>
+      <w:r>
+        <w:t>Change detection was performed using post-classification comparison. The three classified epoch maps (1995, mid-decade, and 2024) were cross-tabulated to produce a per-pixel transition matrix and an areal statistics table. The output captures both the gross change between epochs and the per-class gain-loss pattern. A minimum mapping unit threshold of three contiguous pixels was applied to filter salt-and-pepper noise and prevent single-pixel changes from falsely appearing as transitions.</w:t>
+      </w:r>
+    </w:p>
+    <w:p>
+      <w:pPr/>
+      <w:r>
+        <w:t>The transition matrix output includes: (i) the area that remained in the same class between epochs (persistence); (ii) the area that converted from class A to class B (transition); and (iii) the percentage of class A in epoch 1 that converted to class B in epoch 2. The same outputs are stratified by road-buffer ring in Section 3.6.</w:t>
+      </w:r>
+    </w:p>
+    <w:p>
+      <w:pPr>
+        <w:pStyle w:val="Heading2"/>
+      </w:pPr>
+      <w:r>
+        <w:t>3.6 Buffer Zone Analysis</w:t>
+      </w:r>
+    </w:p>
+    <w:p>
+      <w:pPr/>
+      <w:r>
+        <w:t>The four trunk highways (N6, N8, N10, N12) were combined into a single polyline feature class and segmented into 250 m tiles to manage processing. Four concentric buffer rings were constructed around this combined corridor: 0-500 m, 500 m to 1 km, 1 km to 2 km, and 2 km to 5 km. The 0-500 m ring captures direct frontage development; the 500 m-1 km ring captures walkable commercial catchment; the 1-2 km ring captures secondary residential expansion; and the 2-5 km ring captures the broader peri-urban transition.</w:t>
+      </w:r>
+    </w:p>
+    <w:p>
+      <w:pPr/>
+      <w:r>
+        <w:t>For each epoch and each ring, the area of each LULC class within the ring was extracted via zonal statistics. The areal statistics were then aggregated across epochs to compute the percentage change per class per ring between 1995 and 2024. A chi-square test was performed to test whether LULC composition differs significantly between the inner ring (0-1 km) and the outer ring (2-5 km); the result quantifies the corridor effect.</w:t>
+      </w:r>
+    </w:p>
+    <w:p>
+      <w:pPr>
+        <w:pStyle w:val="Heading2"/>
+      </w:pPr>
+      <w:r>
+        <w:t>3.7 Accuracy Assessment</w:t>
+      </w:r>
+    </w:p>
+    <w:p>
+      <w:pPr/>
+      <w:r>
+        <w:t>Accuracy assessment quantifies the agreement between classified pixels and reference land cover. For each epoch, validation points were generated by stratified random sampling using the equalised stratified random method of Olofsson et al. (2014): the number of points allocated to each class was proportional to the square root of the class area, with a minimum of 50 points per class and a total of approximately 250 points per epoch.</w:t>
+      </w:r>
+    </w:p>
+    <w:p>
+      <w:pPr/>
+      <w:r>
+        <w:t>Reference labels were assigned independently for each point using Google Earth Pro historical imagery (matched to the year of the epoch), supplemented by the ground control points captured in the field where available. Reference classes followed the four-class scheme in Section 3.4.</w:t>
+      </w:r>
+    </w:p>
+    <w:p>
+      <w:pPr/>
+      <w:r>
+        <w:t>For each epoch, an error (confusion) matrix was constructed. From the matrix, Overall Accuracy (proportion of correctly classified validation points), Producer's Accuracy (per class), User's Accuracy (per class), and Cohen's Kappa coefficient were computed. The Kappa coefficient was calculated as:</w:t>
+      </w:r>
+    </w:p>
+    <w:p>
+      <w:pPr/>
+      <w:r>
+        <w:t>K = (N times sum of x_ii - sum of (x_i+ times x_+i)) / (N squared - sum of (x_i+ times x_+i))</w:t>
+      </w:r>
+    </w:p>
+    <w:p>
+      <w:pPr/>
+      <w:r>
+        <w:t>where N is the total number of validation points, x_ii is the count in cell (i, i), x_i+ is the row total for class i, and x_+i is the column total for class i. The acceptance threshold for classification to be retained was set at Overall Accuracy greater than or equal to 85 percent and Kappa greater than or equal to 0.80, consistent with Anderson (1976) and subsequent remote-sensing literature. Where an epoch fell below threshold, additional training pixels were added and the classification repeated.</w:t>
+      </w:r>
+    </w:p>
+    <w:p>
+      <w:pPr/>
+      <w:r>
+        <w:t>Area estimates derived from the classified maps were then adjusted using the per-class Producer's Accuracy to report bias-adjusted areas following the Olofsson et al. (2014) protocol. Reported transition-matrix values in Chapter 4 are the bias-adjusted areas.</w:t>
+      </w:r>
     </w:p>
     <w:p>
       <w:pPr>
